--- a/docs/SRS_Group5_BankApp.docx
+++ b/docs/SRS_Group5_BankApp.docx
@@ -1812,6 +1812,28 @@
               <w:t>Additions to assumptions and requirements (2.5, 3.1.1, 4.1)</w:t>
             </w:r>
           </w:p>
+          <w:p>
+            <w:pPr>
+              <w:widowControl w:val="0"/>
+              <w:pBdr>
+                <w:top w:val="nil"/>
+                <w:left w:val="nil"/>
+                <w:bottom w:val="nil"/>
+                <w:right w:val="nil"/>
+                <w:between w:val="nil"/>
+              </w:pBdr>
+              <w:spacing w:before="40" w:after="40"/>
+              <w:rPr>
+                <w:color w:val="000000"/>
+              </w:rPr>
+            </w:pPr>
+            <w:r>
+              <w:rPr>
+                <w:color w:val="000000"/>
+              </w:rPr>
+              <w:t>Fixed formatting of the table of contents</w:t>
+            </w:r>
+          </w:p>
         </w:tc>
         <w:tc>
           <w:tcPr>
@@ -2688,7 +2710,12 @@
     </w:p>
     <w:sdt>
       <w:sdtPr>
-        <w:id w:val="855956716"/>
+        <w:rPr>
+          <w:b w:val="0"/>
+          <w:caps w:val="0"/>
+          <w:smallCaps/>
+        </w:rPr>
+        <w:id w:val="-582987629"/>
         <w:docPartObj>
           <w:docPartGallery w:val="Table of Contents"/>
           <w:docPartUnique/>
@@ -2697,1391 +2724,1020 @@
       <w:sdtContent>
         <w:p>
           <w:pPr>
-            <w:pBdr>
-              <w:top w:val="nil"/>
-              <w:left w:val="nil"/>
-              <w:bottom w:val="nil"/>
-              <w:right w:val="nil"/>
-              <w:between w:val="nil"/>
-            </w:pBdr>
+            <w:pStyle w:val="TOC1"/>
             <w:tabs>
-              <w:tab w:val="right" w:pos="8640"/>
               <w:tab w:val="left" w:pos="400"/>
             </w:tabs>
-            <w:spacing w:before="120" w:after="120"/>
-            <w:rPr>
-              <w:rFonts w:ascii="Calibri" w:eastAsia="Calibri" w:hAnsi="Calibri" w:cs="Calibri"/>
-              <w:color w:val="000000"/>
+            <w:rPr>
+              <w:rFonts w:ascii="Calibri" w:hAnsi="Calibri" w:cs="Calibri"/>
+              <w:b w:val="0"/>
+              <w:caps w:val="0"/>
               <w:sz w:val="24"/>
               <w:szCs w:val="24"/>
+              <w:lang w:eastAsia="en-US"/>
             </w:rPr>
           </w:pPr>
           <w:r>
             <w:fldChar w:fldCharType="begin"/>
           </w:r>
           <w:r>
-            <w:instrText xml:space="preserve"> TOC \h \u \z \t "Heading 1,1,Heading 2,2,Heading 3,3,"</w:instrText>
+            <w:rPr>
+              <w:lang w:eastAsia="en-US"/>
+            </w:rPr>
+            <w:instrText xml:space="preserve"> TOC \o "1-3" \h</w:instrText>
           </w:r>
           <w:r>
             <w:fldChar w:fldCharType="separate"/>
           </w:r>
           <w:r>
             <w:rPr>
-              <w:b/>
-              <w:bCs/>
-              <w:smallCaps/>
-              <w:color w:val="000000"/>
+              <w:lang w:eastAsia="en-US"/>
             </w:rPr>
             <w:t>1.</w:t>
           </w:r>
           <w:r>
             <w:rPr>
-              <w:rFonts w:ascii="Calibri" w:eastAsia="Calibri" w:hAnsi="Calibri" w:cs="Calibri"/>
-              <w:color w:val="000000"/>
+              <w:rFonts w:ascii="Calibri" w:hAnsi="Calibri" w:cs="Calibri"/>
+              <w:b w:val="0"/>
+              <w:caps w:val="0"/>
               <w:sz w:val="24"/>
               <w:szCs w:val="24"/>
+              <w:lang w:eastAsia="en-US"/>
             </w:rPr>
             <w:tab/>
           </w:r>
           <w:r>
             <w:rPr>
-              <w:b/>
-              <w:bCs/>
-              <w:smallCaps/>
-              <w:color w:val="000000"/>
+              <w:lang w:eastAsia="en-US"/>
             </w:rPr>
             <w:t>Purpose</w:t>
           </w:r>
           <w:r>
             <w:rPr>
-              <w:b/>
-              <w:bCs/>
-              <w:smallCaps/>
-              <w:color w:val="000000"/>
+              <w:lang w:eastAsia="en-US"/>
+            </w:rPr>
+            <w:tab/>
+          </w:r>
+          <w:hyperlink w:anchor="__RefHeading___Toc19440719">
+            <w:r>
+              <w:rPr>
+                <w:rStyle w:val="IndexLink"/>
+                <w:lang w:eastAsia="en-US"/>
+              </w:rPr>
+              <w:t>4</w:t>
+            </w:r>
+          </w:hyperlink>
+        </w:p>
+        <w:p>
+          <w:pPr>
+            <w:pStyle w:val="TOC2"/>
+            <w:tabs>
+              <w:tab w:val="left" w:pos="800"/>
+            </w:tabs>
+            <w:rPr>
+              <w:rFonts w:ascii="Calibri" w:hAnsi="Calibri" w:cs="Calibri"/>
+              <w:smallCaps w:val="0"/>
+              <w:sz w:val="24"/>
+              <w:szCs w:val="24"/>
+              <w:lang w:eastAsia="en-US"/>
+            </w:rPr>
+          </w:pPr>
+          <w:r>
+            <w:rPr>
+              <w:lang w:eastAsia="en-US"/>
+            </w:rPr>
+            <w:t>1.1.</w:t>
+          </w:r>
+          <w:r>
+            <w:rPr>
+              <w:rFonts w:ascii="Calibri" w:hAnsi="Calibri" w:cs="Calibri"/>
+              <w:smallCaps w:val="0"/>
+              <w:sz w:val="24"/>
+              <w:szCs w:val="24"/>
+              <w:lang w:eastAsia="en-US"/>
             </w:rPr>
             <w:tab/>
           </w:r>
           <w:r>
-            <w:fldChar w:fldCharType="begin"/>
+            <w:rPr>
+              <w:lang w:eastAsia="en-US"/>
+            </w:rPr>
+            <w:t>Scope</w:t>
           </w:r>
           <w:r>
-            <w:instrText xml:space="preserve"> PAGEREF _xscddfxypabm \h </w:instrText>
+            <w:rPr>
+              <w:lang w:eastAsia="en-US"/>
+            </w:rPr>
+            <w:tab/>
           </w:r>
-          <w:r>
-            <w:fldChar w:fldCharType="separate"/>
-          </w:r>
-          <w:r>
-            <w:rPr>
-              <w:b/>
-              <w:bCs/>
-              <w:smallCaps/>
-              <w:color w:val="000000"/>
-            </w:rPr>
-            <w:t>4</w:t>
-          </w:r>
-          <w:r>
-            <w:fldChar w:fldCharType="end"/>
-          </w:r>
+          <w:hyperlink w:anchor="__RefHeading___Toc19440720">
+            <w:r>
+              <w:rPr>
+                <w:rStyle w:val="IndexLink"/>
+                <w:lang w:eastAsia="en-US"/>
+              </w:rPr>
+              <w:t>4</w:t>
+            </w:r>
+          </w:hyperlink>
         </w:p>
         <w:p>
           <w:pPr>
-            <w:pBdr>
-              <w:top w:val="nil"/>
-              <w:left w:val="nil"/>
-              <w:bottom w:val="nil"/>
-              <w:right w:val="nil"/>
-              <w:between w:val="nil"/>
-            </w:pBdr>
+            <w:pStyle w:val="TOC2"/>
             <w:tabs>
-              <w:tab w:val="right" w:pos="8640"/>
               <w:tab w:val="left" w:pos="800"/>
             </w:tabs>
-            <w:ind w:left="200"/>
-            <w:rPr>
-              <w:rFonts w:ascii="Calibri" w:eastAsia="Calibri" w:hAnsi="Calibri" w:cs="Calibri"/>
-              <w:color w:val="000000"/>
+            <w:rPr>
+              <w:rFonts w:ascii="Calibri" w:hAnsi="Calibri" w:cs="Calibri"/>
+              <w:smallCaps w:val="0"/>
               <w:sz w:val="24"/>
               <w:szCs w:val="24"/>
+              <w:lang w:eastAsia="en-US"/>
             </w:rPr>
           </w:pPr>
           <w:r>
             <w:rPr>
-              <w:smallCaps/>
-              <w:color w:val="000000"/>
-            </w:rPr>
-            <w:t>1.1.</w:t>
+              <w:lang w:eastAsia="en-US"/>
+            </w:rPr>
+            <w:t>1.2.</w:t>
           </w:r>
           <w:r>
             <w:rPr>
-              <w:rFonts w:ascii="Calibri" w:eastAsia="Calibri" w:hAnsi="Calibri" w:cs="Calibri"/>
-              <w:color w:val="000000"/>
+              <w:rFonts w:ascii="Calibri" w:hAnsi="Calibri" w:cs="Calibri"/>
+              <w:smallCaps w:val="0"/>
               <w:sz w:val="24"/>
               <w:szCs w:val="24"/>
+              <w:lang w:eastAsia="en-US"/>
             </w:rPr>
             <w:tab/>
           </w:r>
           <w:r>
             <w:rPr>
-              <w:smallCaps/>
-              <w:color w:val="000000"/>
-            </w:rPr>
-            <w:t>Scope</w:t>
+              <w:lang w:eastAsia="en-US"/>
+            </w:rPr>
+            <w:t>Definitions, Acronyms, Abbreviations</w:t>
           </w:r>
           <w:r>
             <w:rPr>
-              <w:smallCaps/>
-              <w:color w:val="000000"/>
+              <w:lang w:eastAsia="en-US"/>
+            </w:rPr>
+            <w:tab/>
+          </w:r>
+          <w:hyperlink w:anchor="__RefHeading___Toc19440721">
+            <w:r>
+              <w:rPr>
+                <w:rStyle w:val="IndexLink"/>
+                <w:lang w:eastAsia="en-US"/>
+              </w:rPr>
+              <w:t>4</w:t>
+            </w:r>
+          </w:hyperlink>
+        </w:p>
+        <w:p>
+          <w:pPr>
+            <w:pStyle w:val="TOC2"/>
+            <w:tabs>
+              <w:tab w:val="left" w:pos="800"/>
+            </w:tabs>
+            <w:rPr>
+              <w:rFonts w:ascii="Calibri" w:hAnsi="Calibri" w:cs="Calibri"/>
+              <w:smallCaps w:val="0"/>
+              <w:sz w:val="24"/>
+              <w:szCs w:val="24"/>
+              <w:lang w:eastAsia="en-US"/>
+            </w:rPr>
+          </w:pPr>
+          <w:r>
+            <w:rPr>
+              <w:lang w:eastAsia="en-US"/>
+            </w:rPr>
+            <w:t>1.3.</w:t>
+          </w:r>
+          <w:r>
+            <w:rPr>
+              <w:rFonts w:ascii="Calibri" w:hAnsi="Calibri" w:cs="Calibri"/>
+              <w:smallCaps w:val="0"/>
+              <w:sz w:val="24"/>
+              <w:szCs w:val="24"/>
+              <w:lang w:eastAsia="en-US"/>
             </w:rPr>
             <w:tab/>
           </w:r>
           <w:r>
-            <w:fldChar w:fldCharType="begin"/>
+            <w:rPr>
+              <w:lang w:eastAsia="en-US"/>
+            </w:rPr>
+            <w:t>References</w:t>
           </w:r>
           <w:r>
-            <w:instrText xml:space="preserve"> PAGEREF _xg89wtez9z6d \h </w:instrText>
+            <w:rPr>
+              <w:lang w:eastAsia="en-US"/>
+            </w:rPr>
+            <w:tab/>
           </w:r>
-          <w:r>
-            <w:fldChar w:fldCharType="separate"/>
-          </w:r>
-          <w:r>
-            <w:rPr>
-              <w:smallCaps/>
-              <w:color w:val="000000"/>
-            </w:rPr>
-            <w:t>4</w:t>
-          </w:r>
-          <w:r>
-            <w:fldChar w:fldCharType="end"/>
-          </w:r>
+          <w:hyperlink w:anchor="__RefHeading___Toc19440722">
+            <w:r>
+              <w:rPr>
+                <w:rStyle w:val="IndexLink"/>
+                <w:lang w:eastAsia="en-US"/>
+              </w:rPr>
+              <w:t>4</w:t>
+            </w:r>
+          </w:hyperlink>
         </w:p>
         <w:p>
           <w:pPr>
-            <w:pBdr>
-              <w:top w:val="nil"/>
-              <w:left w:val="nil"/>
-              <w:bottom w:val="nil"/>
-              <w:right w:val="nil"/>
-              <w:between w:val="nil"/>
-            </w:pBdr>
+            <w:pStyle w:val="TOC2"/>
             <w:tabs>
-              <w:tab w:val="right" w:pos="8640"/>
               <w:tab w:val="left" w:pos="800"/>
             </w:tabs>
-            <w:ind w:left="200"/>
-            <w:rPr>
-              <w:rFonts w:ascii="Calibri" w:eastAsia="Calibri" w:hAnsi="Calibri" w:cs="Calibri"/>
-              <w:color w:val="000000"/>
+            <w:rPr>
+              <w:rFonts w:ascii="Calibri" w:hAnsi="Calibri" w:cs="Calibri"/>
+              <w:smallCaps w:val="0"/>
               <w:sz w:val="24"/>
               <w:szCs w:val="24"/>
+              <w:lang w:eastAsia="en-US"/>
             </w:rPr>
           </w:pPr>
           <w:r>
             <w:rPr>
-              <w:smallCaps/>
-              <w:color w:val="000000"/>
-            </w:rPr>
-            <w:t>1.2.</w:t>
+              <w:lang w:eastAsia="en-US"/>
+            </w:rPr>
+            <w:t>1.4.</w:t>
           </w:r>
           <w:r>
             <w:rPr>
-              <w:rFonts w:ascii="Calibri" w:eastAsia="Calibri" w:hAnsi="Calibri" w:cs="Calibri"/>
-              <w:color w:val="000000"/>
+              <w:rFonts w:ascii="Calibri" w:hAnsi="Calibri" w:cs="Calibri"/>
+              <w:smallCaps w:val="0"/>
               <w:sz w:val="24"/>
               <w:szCs w:val="24"/>
+              <w:lang w:eastAsia="en-US"/>
             </w:rPr>
             <w:tab/>
           </w:r>
           <w:r>
             <w:rPr>
-              <w:smallCaps/>
-              <w:color w:val="000000"/>
-            </w:rPr>
-            <w:t>Definitions, Acronyms, Abbreviations</w:t>
+              <w:lang w:eastAsia="en-US"/>
+            </w:rPr>
+            <w:t>Overview</w:t>
           </w:r>
           <w:r>
             <w:rPr>
-              <w:smallCaps/>
-              <w:color w:val="000000"/>
+              <w:lang w:eastAsia="en-US"/>
+            </w:rPr>
+            <w:tab/>
+          </w:r>
+          <w:hyperlink w:anchor="__RefHeading___Toc19440723">
+            <w:r>
+              <w:rPr>
+                <w:rStyle w:val="IndexLink"/>
+                <w:lang w:eastAsia="en-US"/>
+              </w:rPr>
+              <w:t>4</w:t>
+            </w:r>
+          </w:hyperlink>
+        </w:p>
+        <w:p>
+          <w:pPr>
+            <w:pStyle w:val="TOC1"/>
+            <w:tabs>
+              <w:tab w:val="left" w:pos="400"/>
+            </w:tabs>
+            <w:rPr>
+              <w:rFonts w:ascii="Calibri" w:hAnsi="Calibri" w:cs="Calibri"/>
+              <w:b w:val="0"/>
+              <w:caps w:val="0"/>
+              <w:sz w:val="24"/>
+              <w:szCs w:val="24"/>
+              <w:lang w:eastAsia="en-US"/>
+            </w:rPr>
+          </w:pPr>
+          <w:r>
+            <w:rPr>
+              <w:lang w:eastAsia="en-US"/>
+            </w:rPr>
+            <w:t>2.</w:t>
+          </w:r>
+          <w:r>
+            <w:rPr>
+              <w:rFonts w:ascii="Calibri" w:hAnsi="Calibri" w:cs="Calibri"/>
+              <w:b w:val="0"/>
+              <w:caps w:val="0"/>
+              <w:sz w:val="24"/>
+              <w:szCs w:val="24"/>
+              <w:lang w:eastAsia="en-US"/>
             </w:rPr>
             <w:tab/>
           </w:r>
           <w:r>
-            <w:fldChar w:fldCharType="begin"/>
+            <w:rPr>
+              <w:lang w:eastAsia="en-US"/>
+            </w:rPr>
+            <w:t>Overall Description</w:t>
           </w:r>
           <w:r>
-            <w:instrText xml:space="preserve"> PAGEREF _e2j11ohbklj2 \h </w:instrText>
+            <w:rPr>
+              <w:lang w:eastAsia="en-US"/>
+            </w:rPr>
+            <w:tab/>
           </w:r>
-          <w:r>
-            <w:fldChar w:fldCharType="separate"/>
-          </w:r>
-          <w:r>
-            <w:rPr>
-              <w:smallCaps/>
-              <w:color w:val="000000"/>
-            </w:rPr>
-            <w:t>4</w:t>
-          </w:r>
-          <w:r>
-            <w:fldChar w:fldCharType="end"/>
-          </w:r>
+          <w:hyperlink w:anchor="__RefHeading___Toc19440724">
+            <w:r>
+              <w:rPr>
+                <w:rStyle w:val="IndexLink"/>
+                <w:lang w:eastAsia="en-US"/>
+              </w:rPr>
+              <w:t>5</w:t>
+            </w:r>
+          </w:hyperlink>
         </w:p>
         <w:p>
           <w:pPr>
-            <w:pBdr>
-              <w:top w:val="nil"/>
-              <w:left w:val="nil"/>
-              <w:bottom w:val="nil"/>
-              <w:right w:val="nil"/>
-              <w:between w:val="nil"/>
-            </w:pBdr>
+            <w:pStyle w:val="TOC2"/>
             <w:tabs>
-              <w:tab w:val="right" w:pos="8640"/>
               <w:tab w:val="left" w:pos="800"/>
             </w:tabs>
-            <w:ind w:left="200"/>
-            <w:rPr>
-              <w:rFonts w:ascii="Calibri" w:eastAsia="Calibri" w:hAnsi="Calibri" w:cs="Calibri"/>
-              <w:color w:val="000000"/>
+            <w:rPr>
+              <w:rFonts w:ascii="Calibri" w:hAnsi="Calibri" w:cs="Calibri"/>
+              <w:smallCaps w:val="0"/>
               <w:sz w:val="24"/>
               <w:szCs w:val="24"/>
+              <w:lang w:eastAsia="en-US"/>
             </w:rPr>
           </w:pPr>
           <w:r>
             <w:rPr>
-              <w:smallCaps/>
-              <w:color w:val="000000"/>
-            </w:rPr>
-            <w:t>1.3.</w:t>
+              <w:lang w:eastAsia="en-US"/>
+            </w:rPr>
+            <w:t>2.1.</w:t>
           </w:r>
           <w:r>
             <w:rPr>
-              <w:rFonts w:ascii="Calibri" w:eastAsia="Calibri" w:hAnsi="Calibri" w:cs="Calibri"/>
-              <w:color w:val="000000"/>
+              <w:rFonts w:ascii="Calibri" w:hAnsi="Calibri" w:cs="Calibri"/>
+              <w:smallCaps w:val="0"/>
               <w:sz w:val="24"/>
               <w:szCs w:val="24"/>
+              <w:lang w:eastAsia="en-US"/>
             </w:rPr>
             <w:tab/>
           </w:r>
           <w:r>
             <w:rPr>
-              <w:smallCaps/>
-              <w:color w:val="000000"/>
-            </w:rPr>
-            <w:t>References</w:t>
+              <w:lang w:eastAsia="en-US"/>
+            </w:rPr>
+            <w:t>Product Perspective</w:t>
           </w:r>
           <w:r>
             <w:rPr>
-              <w:smallCaps/>
-              <w:color w:val="000000"/>
+              <w:lang w:eastAsia="en-US"/>
+            </w:rPr>
+            <w:tab/>
+          </w:r>
+          <w:hyperlink w:anchor="__RefHeading___Toc19440725">
+            <w:r>
+              <w:rPr>
+                <w:rStyle w:val="IndexLink"/>
+                <w:lang w:eastAsia="en-US"/>
+              </w:rPr>
+              <w:t>5</w:t>
+            </w:r>
+          </w:hyperlink>
+        </w:p>
+        <w:p>
+          <w:pPr>
+            <w:pStyle w:val="TOC2"/>
+            <w:tabs>
+              <w:tab w:val="left" w:pos="800"/>
+            </w:tabs>
+            <w:rPr>
+              <w:rFonts w:ascii="Calibri" w:hAnsi="Calibri" w:cs="Calibri"/>
+              <w:smallCaps w:val="0"/>
+              <w:sz w:val="24"/>
+              <w:szCs w:val="24"/>
+              <w:lang w:eastAsia="en-US"/>
+            </w:rPr>
+          </w:pPr>
+          <w:r>
+            <w:rPr>
+              <w:lang w:eastAsia="en-US"/>
+            </w:rPr>
+            <w:t>2.2.</w:t>
+          </w:r>
+          <w:r>
+            <w:rPr>
+              <w:rFonts w:ascii="Calibri" w:hAnsi="Calibri" w:cs="Calibri"/>
+              <w:smallCaps w:val="0"/>
+              <w:sz w:val="24"/>
+              <w:szCs w:val="24"/>
+              <w:lang w:eastAsia="en-US"/>
             </w:rPr>
             <w:tab/>
           </w:r>
           <w:r>
-            <w:fldChar w:fldCharType="begin"/>
+            <w:rPr>
+              <w:lang w:eastAsia="en-US"/>
+            </w:rPr>
+            <w:t>Product Architecture</w:t>
           </w:r>
           <w:r>
-            <w:instrText xml:space="preserve"> PAGEREF _cw5tkwj7u8xk \h </w:instrText>
+            <w:rPr>
+              <w:lang w:eastAsia="en-US"/>
+            </w:rPr>
+            <w:tab/>
           </w:r>
-          <w:r>
-            <w:fldChar w:fldCharType="separate"/>
-          </w:r>
-          <w:r>
-            <w:rPr>
-              <w:smallCaps/>
-              <w:color w:val="000000"/>
-            </w:rPr>
-            <w:t>4</w:t>
-          </w:r>
-          <w:r>
-            <w:fldChar w:fldCharType="end"/>
-          </w:r>
+          <w:hyperlink w:anchor="__RefHeading___Toc19440726">
+            <w:r>
+              <w:rPr>
+                <w:rStyle w:val="IndexLink"/>
+                <w:lang w:eastAsia="en-US"/>
+              </w:rPr>
+              <w:t>5</w:t>
+            </w:r>
+          </w:hyperlink>
         </w:p>
         <w:p>
           <w:pPr>
-            <w:pBdr>
-              <w:top w:val="nil"/>
-              <w:left w:val="nil"/>
-              <w:bottom w:val="nil"/>
-              <w:right w:val="nil"/>
-              <w:between w:val="nil"/>
-            </w:pBdr>
+            <w:pStyle w:val="TOC2"/>
             <w:tabs>
-              <w:tab w:val="right" w:pos="8640"/>
               <w:tab w:val="left" w:pos="800"/>
             </w:tabs>
-            <w:ind w:left="200"/>
-            <w:rPr>
-              <w:rFonts w:ascii="Calibri" w:eastAsia="Calibri" w:hAnsi="Calibri" w:cs="Calibri"/>
-              <w:color w:val="000000"/>
+            <w:rPr>
+              <w:rFonts w:ascii="Calibri" w:hAnsi="Calibri" w:cs="Calibri"/>
+              <w:smallCaps w:val="0"/>
               <w:sz w:val="24"/>
               <w:szCs w:val="24"/>
+              <w:lang w:eastAsia="en-US"/>
             </w:rPr>
           </w:pPr>
           <w:r>
             <w:rPr>
-              <w:smallCaps/>
-              <w:color w:val="000000"/>
-            </w:rPr>
-            <w:t>1.4.</w:t>
+              <w:lang w:eastAsia="en-US"/>
+            </w:rPr>
+            <w:t>2.3.</w:t>
           </w:r>
           <w:r>
             <w:rPr>
-              <w:rFonts w:ascii="Calibri" w:eastAsia="Calibri" w:hAnsi="Calibri" w:cs="Calibri"/>
-              <w:color w:val="000000"/>
+              <w:rFonts w:ascii="Calibri" w:hAnsi="Calibri" w:cs="Calibri"/>
+              <w:smallCaps w:val="0"/>
               <w:sz w:val="24"/>
               <w:szCs w:val="24"/>
+              <w:lang w:eastAsia="en-US"/>
             </w:rPr>
             <w:tab/>
           </w:r>
           <w:r>
             <w:rPr>
-              <w:smallCaps/>
-              <w:color w:val="000000"/>
-            </w:rPr>
-            <w:t>Overview</w:t>
+              <w:lang w:eastAsia="en-US"/>
+            </w:rPr>
+            <w:t>Product Functionality/Features</w:t>
           </w:r>
           <w:r>
             <w:rPr>
-              <w:smallCaps/>
-              <w:color w:val="000000"/>
+              <w:lang w:eastAsia="en-US"/>
+            </w:rPr>
+            <w:tab/>
+          </w:r>
+          <w:hyperlink w:anchor="__RefHeading___Toc19440727">
+            <w:r>
+              <w:rPr>
+                <w:rStyle w:val="IndexLink"/>
+                <w:lang w:eastAsia="en-US"/>
+              </w:rPr>
+              <w:t>5</w:t>
+            </w:r>
+          </w:hyperlink>
+        </w:p>
+        <w:p>
+          <w:pPr>
+            <w:pStyle w:val="TOC2"/>
+            <w:tabs>
+              <w:tab w:val="left" w:pos="800"/>
+            </w:tabs>
+            <w:rPr>
+              <w:rFonts w:ascii="Calibri" w:hAnsi="Calibri" w:cs="Calibri"/>
+              <w:smallCaps w:val="0"/>
+              <w:sz w:val="24"/>
+              <w:szCs w:val="24"/>
+              <w:lang w:eastAsia="en-US"/>
+            </w:rPr>
+          </w:pPr>
+          <w:r>
+            <w:rPr>
+              <w:lang w:eastAsia="en-US"/>
+            </w:rPr>
+            <w:t>2.4.</w:t>
+          </w:r>
+          <w:r>
+            <w:rPr>
+              <w:rFonts w:ascii="Calibri" w:hAnsi="Calibri" w:cs="Calibri"/>
+              <w:smallCaps w:val="0"/>
+              <w:sz w:val="24"/>
+              <w:szCs w:val="24"/>
+              <w:lang w:eastAsia="en-US"/>
             </w:rPr>
             <w:tab/>
           </w:r>
           <w:r>
-            <w:fldChar w:fldCharType="begin"/>
+            <w:rPr>
+              <w:lang w:eastAsia="en-US"/>
+            </w:rPr>
+            <w:t>Constraints</w:t>
           </w:r>
           <w:r>
-            <w:instrText xml:space="preserve"> PAGEREF _panter4ca8e4 \h </w:instrText>
+            <w:rPr>
+              <w:lang w:eastAsia="en-US"/>
+            </w:rPr>
+            <w:tab/>
           </w:r>
-          <w:r>
-            <w:fldChar w:fldCharType="separate"/>
-          </w:r>
-          <w:r>
-            <w:rPr>
-              <w:smallCaps/>
-              <w:color w:val="000000"/>
-            </w:rPr>
-            <w:t>4</w:t>
-          </w:r>
-          <w:r>
-            <w:fldChar w:fldCharType="end"/>
-          </w:r>
+          <w:hyperlink w:anchor="__RefHeading___Toc19440728">
+            <w:r>
+              <w:rPr>
+                <w:rStyle w:val="IndexLink"/>
+                <w:lang w:eastAsia="en-US"/>
+              </w:rPr>
+              <w:t>5</w:t>
+            </w:r>
+          </w:hyperlink>
         </w:p>
         <w:p>
           <w:pPr>
-            <w:pBdr>
-              <w:top w:val="nil"/>
-              <w:left w:val="nil"/>
-              <w:bottom w:val="nil"/>
-              <w:right w:val="nil"/>
-              <w:between w:val="nil"/>
-            </w:pBdr>
+            <w:pStyle w:val="TOC2"/>
             <w:tabs>
-              <w:tab w:val="right" w:pos="8640"/>
-              <w:tab w:val="left" w:pos="400"/>
+              <w:tab w:val="left" w:pos="800"/>
             </w:tabs>
-            <w:spacing w:before="120" w:after="120"/>
-            <w:rPr>
-              <w:rFonts w:ascii="Calibri" w:eastAsia="Calibri" w:hAnsi="Calibri" w:cs="Calibri"/>
-              <w:color w:val="000000"/>
+            <w:rPr>
+              <w:rFonts w:ascii="Calibri" w:hAnsi="Calibri" w:cs="Calibri"/>
+              <w:smallCaps w:val="0"/>
               <w:sz w:val="24"/>
               <w:szCs w:val="24"/>
+              <w:lang w:eastAsia="en-US"/>
             </w:rPr>
           </w:pPr>
           <w:r>
             <w:rPr>
-              <w:b/>
-              <w:bCs/>
-              <w:smallCaps/>
-              <w:color w:val="000000"/>
-            </w:rPr>
-            <w:t>2.</w:t>
+              <w:lang w:eastAsia="en-US"/>
+            </w:rPr>
+            <w:t>2.5.</w:t>
           </w:r>
           <w:r>
             <w:rPr>
-              <w:rFonts w:ascii="Calibri" w:eastAsia="Calibri" w:hAnsi="Calibri" w:cs="Calibri"/>
-              <w:color w:val="000000"/>
+              <w:rFonts w:ascii="Calibri" w:hAnsi="Calibri" w:cs="Calibri"/>
+              <w:smallCaps w:val="0"/>
               <w:sz w:val="24"/>
               <w:szCs w:val="24"/>
+              <w:lang w:eastAsia="en-US"/>
             </w:rPr>
             <w:tab/>
           </w:r>
           <w:r>
             <w:rPr>
-              <w:b/>
-              <w:bCs/>
-              <w:smallCaps/>
-              <w:color w:val="000000"/>
-            </w:rPr>
-            <w:t>Overall Description</w:t>
+              <w:lang w:eastAsia="en-US"/>
+            </w:rPr>
+            <w:t>Assumptions and Dependencies</w:t>
           </w:r>
           <w:r>
             <w:rPr>
-              <w:b/>
-              <w:bCs/>
-              <w:smallCaps/>
-              <w:color w:val="000000"/>
+              <w:lang w:eastAsia="en-US"/>
+            </w:rPr>
+            <w:tab/>
+          </w:r>
+          <w:hyperlink w:anchor="__RefHeading___Toc19440729">
+            <w:r>
+              <w:rPr>
+                <w:rStyle w:val="IndexLink"/>
+                <w:lang w:eastAsia="en-US"/>
+              </w:rPr>
+              <w:t>5</w:t>
+            </w:r>
+          </w:hyperlink>
+        </w:p>
+        <w:p>
+          <w:pPr>
+            <w:pStyle w:val="TOC1"/>
+            <w:tabs>
+              <w:tab w:val="left" w:pos="400"/>
+            </w:tabs>
+            <w:rPr>
+              <w:rFonts w:ascii="Calibri" w:hAnsi="Calibri" w:cs="Calibri"/>
+              <w:b w:val="0"/>
+              <w:caps w:val="0"/>
+              <w:sz w:val="24"/>
+              <w:szCs w:val="24"/>
+              <w:lang w:eastAsia="en-US"/>
+            </w:rPr>
+          </w:pPr>
+          <w:r>
+            <w:rPr>
+              <w:lang w:eastAsia="en-US"/>
+            </w:rPr>
+            <w:t>3.</w:t>
+          </w:r>
+          <w:r>
+            <w:rPr>
+              <w:rFonts w:ascii="Calibri" w:hAnsi="Calibri" w:cs="Calibri"/>
+              <w:b w:val="0"/>
+              <w:caps w:val="0"/>
+              <w:sz w:val="24"/>
+              <w:szCs w:val="24"/>
+              <w:lang w:eastAsia="en-US"/>
             </w:rPr>
             <w:tab/>
           </w:r>
           <w:r>
-            <w:fldChar w:fldCharType="begin"/>
+            <w:rPr>
+              <w:lang w:eastAsia="en-US"/>
+            </w:rPr>
+            <w:t>Specific Requirements</w:t>
           </w:r>
           <w:r>
-            <w:instrText xml:space="preserve"> PAGEREF _941n9d7e0kv2 \h </w:instrText>
+            <w:rPr>
+              <w:lang w:eastAsia="en-US"/>
+            </w:rPr>
+            <w:tab/>
           </w:r>
-          <w:r>
-            <w:fldChar w:fldCharType="separate"/>
-          </w:r>
-          <w:r>
-            <w:rPr>
-              <w:b/>
-              <w:bCs/>
-              <w:smallCaps/>
-              <w:color w:val="000000"/>
-            </w:rPr>
-            <w:t>5</w:t>
-          </w:r>
-          <w:r>
-            <w:fldChar w:fldCharType="end"/>
-          </w:r>
+          <w:hyperlink w:anchor="__RefHeading___Toc19440730">
+            <w:r>
+              <w:rPr>
+                <w:rStyle w:val="IndexLink"/>
+                <w:lang w:eastAsia="en-US"/>
+              </w:rPr>
+              <w:t>6</w:t>
+            </w:r>
+          </w:hyperlink>
         </w:p>
         <w:p>
           <w:pPr>
-            <w:pBdr>
-              <w:top w:val="nil"/>
-              <w:left w:val="nil"/>
-              <w:bottom w:val="nil"/>
-              <w:right w:val="nil"/>
-              <w:between w:val="nil"/>
-            </w:pBdr>
+            <w:pStyle w:val="TOC2"/>
             <w:tabs>
-              <w:tab w:val="right" w:pos="8640"/>
               <w:tab w:val="left" w:pos="800"/>
             </w:tabs>
-            <w:ind w:left="200"/>
-            <w:rPr>
-              <w:rFonts w:ascii="Calibri" w:eastAsia="Calibri" w:hAnsi="Calibri" w:cs="Calibri"/>
-              <w:color w:val="000000"/>
+            <w:rPr>
+              <w:rFonts w:ascii="Calibri" w:hAnsi="Calibri" w:cs="Calibri"/>
+              <w:smallCaps w:val="0"/>
               <w:sz w:val="24"/>
               <w:szCs w:val="24"/>
+              <w:lang w:eastAsia="en-US"/>
             </w:rPr>
           </w:pPr>
           <w:r>
             <w:rPr>
-              <w:smallCaps/>
-              <w:color w:val="000000"/>
-            </w:rPr>
-            <w:t>2.1.</w:t>
+              <w:lang w:eastAsia="en-US"/>
+            </w:rPr>
+            <w:t>3.1.</w:t>
           </w:r>
           <w:r>
             <w:rPr>
-              <w:rFonts w:ascii="Calibri" w:eastAsia="Calibri" w:hAnsi="Calibri" w:cs="Calibri"/>
-              <w:color w:val="000000"/>
+              <w:rFonts w:ascii="Calibri" w:hAnsi="Calibri" w:cs="Calibri"/>
+              <w:smallCaps w:val="0"/>
               <w:sz w:val="24"/>
               <w:szCs w:val="24"/>
+              <w:lang w:eastAsia="en-US"/>
             </w:rPr>
             <w:tab/>
           </w:r>
           <w:r>
             <w:rPr>
-              <w:smallCaps/>
-              <w:color w:val="000000"/>
-            </w:rPr>
-            <w:t>Product Perspective</w:t>
+              <w:lang w:eastAsia="en-US"/>
+            </w:rPr>
+            <w:t>Functional Requirements</w:t>
           </w:r>
           <w:r>
             <w:rPr>
-              <w:smallCaps/>
-              <w:color w:val="000000"/>
+              <w:lang w:eastAsia="en-US"/>
+            </w:rPr>
+            <w:tab/>
+          </w:r>
+          <w:hyperlink w:anchor="__RefHeading___Toc19440731">
+            <w:r>
+              <w:rPr>
+                <w:rStyle w:val="IndexLink"/>
+                <w:lang w:eastAsia="en-US"/>
+              </w:rPr>
+              <w:t>6</w:t>
+            </w:r>
+          </w:hyperlink>
+        </w:p>
+        <w:p>
+          <w:pPr>
+            <w:pStyle w:val="TOC2"/>
+            <w:tabs>
+              <w:tab w:val="left" w:pos="800"/>
+            </w:tabs>
+            <w:rPr>
+              <w:rFonts w:ascii="Calibri" w:hAnsi="Calibri" w:cs="Calibri"/>
+              <w:smallCaps w:val="0"/>
+              <w:sz w:val="24"/>
+              <w:szCs w:val="24"/>
+              <w:lang w:eastAsia="en-US"/>
+            </w:rPr>
+          </w:pPr>
+          <w:r>
+            <w:rPr>
+              <w:lang w:eastAsia="en-US"/>
+            </w:rPr>
+            <w:t>3.2.</w:t>
+          </w:r>
+          <w:r>
+            <w:rPr>
+              <w:rFonts w:ascii="Calibri" w:hAnsi="Calibri" w:cs="Calibri"/>
+              <w:smallCaps w:val="0"/>
+              <w:sz w:val="24"/>
+              <w:szCs w:val="24"/>
+              <w:lang w:eastAsia="en-US"/>
             </w:rPr>
             <w:tab/>
           </w:r>
           <w:r>
-            <w:fldChar w:fldCharType="begin"/>
+            <w:rPr>
+              <w:lang w:eastAsia="en-US"/>
+            </w:rPr>
+            <w:t>External Interface Requirements</w:t>
           </w:r>
           <w:r>
-            <w:instrText xml:space="preserve"> PAGEREF _9fu576j93kp \h </w:instrText>
+            <w:rPr>
+              <w:lang w:eastAsia="en-US"/>
+            </w:rPr>
+            <w:tab/>
           </w:r>
-          <w:r>
-            <w:fldChar w:fldCharType="separate"/>
-          </w:r>
-          <w:r>
-            <w:rPr>
-              <w:smallCaps/>
-              <w:color w:val="000000"/>
-            </w:rPr>
-            <w:t>5</w:t>
-          </w:r>
-          <w:r>
-            <w:fldChar w:fldCharType="end"/>
-          </w:r>
+          <w:hyperlink w:anchor="__RefHeading___Toc19440736">
+            <w:r>
+              <w:rPr>
+                <w:rStyle w:val="IndexLink"/>
+                <w:lang w:eastAsia="en-US"/>
+              </w:rPr>
+              <w:t>6</w:t>
+            </w:r>
+          </w:hyperlink>
         </w:p>
         <w:p>
           <w:pPr>
-            <w:pBdr>
-              <w:top w:val="nil"/>
-              <w:left w:val="nil"/>
-              <w:bottom w:val="nil"/>
-              <w:right w:val="nil"/>
-              <w:between w:val="nil"/>
-            </w:pBdr>
+            <w:pStyle w:val="TOC2"/>
             <w:tabs>
-              <w:tab w:val="right" w:pos="8640"/>
               <w:tab w:val="left" w:pos="800"/>
             </w:tabs>
-            <w:ind w:left="200"/>
-            <w:rPr>
-              <w:rFonts w:ascii="Calibri" w:eastAsia="Calibri" w:hAnsi="Calibri" w:cs="Calibri"/>
-              <w:color w:val="000000"/>
+            <w:rPr>
+              <w:rFonts w:ascii="Calibri" w:hAnsi="Calibri" w:cs="Calibri"/>
+              <w:smallCaps w:val="0"/>
               <w:sz w:val="24"/>
               <w:szCs w:val="24"/>
+              <w:lang w:eastAsia="en-US"/>
             </w:rPr>
           </w:pPr>
           <w:r>
             <w:rPr>
-              <w:smallCaps/>
-              <w:color w:val="000000"/>
-            </w:rPr>
-            <w:t>2.2.</w:t>
+              <w:lang w:eastAsia="en-US"/>
+            </w:rPr>
+            <w:t>3.3.</w:t>
           </w:r>
           <w:r>
             <w:rPr>
-              <w:rFonts w:ascii="Calibri" w:eastAsia="Calibri" w:hAnsi="Calibri" w:cs="Calibri"/>
-              <w:color w:val="000000"/>
+              <w:rFonts w:ascii="Calibri" w:hAnsi="Calibri" w:cs="Calibri"/>
+              <w:smallCaps w:val="0"/>
               <w:sz w:val="24"/>
               <w:szCs w:val="24"/>
+              <w:lang w:eastAsia="en-US"/>
             </w:rPr>
             <w:tab/>
           </w:r>
           <w:r>
             <w:rPr>
-              <w:smallCaps/>
-              <w:color w:val="000000"/>
-            </w:rPr>
-            <w:t>Product Architecture</w:t>
+              <w:lang w:eastAsia="en-US"/>
+            </w:rPr>
+            <w:t>Internal Interface Requirements</w:t>
           </w:r>
           <w:r>
             <w:rPr>
-              <w:smallCaps/>
-              <w:color w:val="000000"/>
+              <w:lang w:eastAsia="en-US"/>
+            </w:rPr>
+            <w:tab/>
+          </w:r>
+          <w:hyperlink w:anchor="__RefHeading___Toc19440737">
+            <w:r>
+              <w:rPr>
+                <w:rStyle w:val="IndexLink"/>
+                <w:lang w:eastAsia="en-US"/>
+              </w:rPr>
+              <w:t>7</w:t>
+            </w:r>
+          </w:hyperlink>
+        </w:p>
+        <w:p>
+          <w:pPr>
+            <w:pStyle w:val="TOC1"/>
+            <w:tabs>
+              <w:tab w:val="left" w:pos="400"/>
+            </w:tabs>
+            <w:rPr>
+              <w:rFonts w:ascii="Calibri" w:hAnsi="Calibri" w:cs="Calibri"/>
+              <w:b w:val="0"/>
+              <w:caps w:val="0"/>
+              <w:sz w:val="24"/>
+              <w:szCs w:val="24"/>
+              <w:lang w:eastAsia="en-US"/>
+            </w:rPr>
+          </w:pPr>
+          <w:r>
+            <w:rPr>
+              <w:lang w:eastAsia="en-US"/>
+            </w:rPr>
+            <w:t>4.</w:t>
+          </w:r>
+          <w:r>
+            <w:rPr>
+              <w:rFonts w:ascii="Calibri" w:hAnsi="Calibri" w:cs="Calibri"/>
+              <w:b w:val="0"/>
+              <w:caps w:val="0"/>
+              <w:sz w:val="24"/>
+              <w:szCs w:val="24"/>
+              <w:lang w:eastAsia="en-US"/>
             </w:rPr>
             <w:tab/>
           </w:r>
           <w:r>
-            <w:fldChar w:fldCharType="begin"/>
+            <w:rPr>
+              <w:lang w:eastAsia="en-US"/>
+            </w:rPr>
+            <w:t>Non-Functional Requirements</w:t>
           </w:r>
           <w:r>
-            <w:instrText xml:space="preserve"> PAGEREF _dja4hyh9oi65 \h </w:instrText>
+            <w:rPr>
+              <w:lang w:eastAsia="en-US"/>
+            </w:rPr>
+            <w:tab/>
           </w:r>
-          <w:r>
-            <w:fldChar w:fldCharType="separate"/>
-          </w:r>
-          <w:r>
-            <w:rPr>
-              <w:smallCaps/>
-              <w:color w:val="000000"/>
-            </w:rPr>
-            <w:t>5</w:t>
-          </w:r>
-          <w:r>
-            <w:fldChar w:fldCharType="end"/>
-          </w:r>
+          <w:hyperlink w:anchor="__RefHeading___Toc19440738">
+            <w:r>
+              <w:rPr>
+                <w:rStyle w:val="IndexLink"/>
+                <w:lang w:eastAsia="en-US"/>
+              </w:rPr>
+              <w:t>8</w:t>
+            </w:r>
+          </w:hyperlink>
         </w:p>
         <w:p>
           <w:pPr>
-            <w:pBdr>
-              <w:top w:val="nil"/>
-              <w:left w:val="nil"/>
-              <w:bottom w:val="nil"/>
-              <w:right w:val="nil"/>
-              <w:between w:val="nil"/>
-            </w:pBdr>
+            <w:pStyle w:val="TOC2"/>
             <w:tabs>
-              <w:tab w:val="right" w:pos="8640"/>
               <w:tab w:val="left" w:pos="800"/>
             </w:tabs>
-            <w:ind w:left="200"/>
-            <w:rPr>
-              <w:rFonts w:ascii="Calibri" w:eastAsia="Calibri" w:hAnsi="Calibri" w:cs="Calibri"/>
-              <w:color w:val="000000"/>
+            <w:rPr>
+              <w:rFonts w:ascii="Calibri" w:hAnsi="Calibri" w:cs="Calibri"/>
+              <w:smallCaps w:val="0"/>
               <w:sz w:val="24"/>
               <w:szCs w:val="24"/>
+              <w:lang w:eastAsia="en-US"/>
             </w:rPr>
           </w:pPr>
           <w:r>
             <w:rPr>
-              <w:smallCaps/>
-              <w:color w:val="000000"/>
-            </w:rPr>
-            <w:t>2.3.</w:t>
+              <w:lang w:eastAsia="en-US"/>
+            </w:rPr>
+            <w:t>4.1.</w:t>
           </w:r>
           <w:r>
             <w:rPr>
-              <w:rFonts w:ascii="Calibri" w:eastAsia="Calibri" w:hAnsi="Calibri" w:cs="Calibri"/>
-              <w:color w:val="000000"/>
+              <w:rFonts w:ascii="Calibri" w:hAnsi="Calibri" w:cs="Calibri"/>
+              <w:smallCaps w:val="0"/>
               <w:sz w:val="24"/>
               <w:szCs w:val="24"/>
+              <w:lang w:eastAsia="en-US"/>
             </w:rPr>
             <w:tab/>
           </w:r>
           <w:r>
             <w:rPr>
-              <w:smallCaps/>
-              <w:color w:val="000000"/>
-            </w:rPr>
-            <w:t>Product Functionality/Features</w:t>
+              <w:lang w:eastAsia="en-US"/>
+            </w:rPr>
+            <w:t>Security and Privacy Requirements</w:t>
           </w:r>
           <w:r>
             <w:rPr>
-              <w:smallCaps/>
-              <w:color w:val="000000"/>
+              <w:lang w:eastAsia="en-US"/>
+            </w:rPr>
+            <w:tab/>
+          </w:r>
+          <w:hyperlink w:anchor="__RefHeading___Toc19440739">
+            <w:r>
+              <w:rPr>
+                <w:rStyle w:val="IndexLink"/>
+                <w:lang w:eastAsia="en-US"/>
+              </w:rPr>
+              <w:t>8</w:t>
+            </w:r>
+          </w:hyperlink>
+        </w:p>
+        <w:p>
+          <w:pPr>
+            <w:pStyle w:val="TOC2"/>
+            <w:tabs>
+              <w:tab w:val="left" w:pos="800"/>
+            </w:tabs>
+            <w:rPr>
+              <w:rFonts w:ascii="Calibri" w:hAnsi="Calibri" w:cs="Calibri"/>
+              <w:smallCaps w:val="0"/>
+              <w:sz w:val="24"/>
+              <w:szCs w:val="24"/>
+              <w:lang w:eastAsia="en-US"/>
+            </w:rPr>
+          </w:pPr>
+          <w:r>
+            <w:rPr>
+              <w:lang w:eastAsia="en-US"/>
+            </w:rPr>
+            <w:t>4.2.</w:t>
+          </w:r>
+          <w:r>
+            <w:rPr>
+              <w:rFonts w:ascii="Calibri" w:hAnsi="Calibri" w:cs="Calibri"/>
+              <w:smallCaps w:val="0"/>
+              <w:sz w:val="24"/>
+              <w:szCs w:val="24"/>
+              <w:lang w:eastAsia="en-US"/>
             </w:rPr>
             <w:tab/>
           </w:r>
           <w:r>
-            <w:fldChar w:fldCharType="begin"/>
+            <w:rPr>
+              <w:lang w:eastAsia="en-US"/>
+            </w:rPr>
+            <w:t>Environmental Requirements</w:t>
           </w:r>
           <w:r>
-            <w:instrText xml:space="preserve"> PAGEREF _gnu7ndftc93x \h </w:instrText>
+            <w:rPr>
+              <w:lang w:eastAsia="en-US"/>
+            </w:rPr>
+            <w:tab/>
           </w:r>
-          <w:r>
-            <w:fldChar w:fldCharType="separate"/>
-          </w:r>
-          <w:r>
-            <w:rPr>
-              <w:smallCaps/>
-              <w:color w:val="000000"/>
-            </w:rPr>
-            <w:t>5</w:t>
-          </w:r>
-          <w:r>
-            <w:fldChar w:fldCharType="end"/>
-          </w:r>
+          <w:hyperlink w:anchor="__RefHeading___Toc19440740">
+            <w:r>
+              <w:rPr>
+                <w:rStyle w:val="IndexLink"/>
+                <w:lang w:eastAsia="en-US"/>
+              </w:rPr>
+              <w:t>8</w:t>
+            </w:r>
+          </w:hyperlink>
         </w:p>
         <w:p>
           <w:pPr>
-            <w:pBdr>
-              <w:top w:val="nil"/>
-              <w:left w:val="nil"/>
-              <w:bottom w:val="nil"/>
-              <w:right w:val="nil"/>
-              <w:between w:val="nil"/>
-            </w:pBdr>
+            <w:pStyle w:val="TOC2"/>
             <w:tabs>
-              <w:tab w:val="right" w:pos="8640"/>
               <w:tab w:val="left" w:pos="800"/>
             </w:tabs>
-            <w:ind w:left="200"/>
-            <w:rPr>
-              <w:rFonts w:ascii="Calibri" w:eastAsia="Calibri" w:hAnsi="Calibri" w:cs="Calibri"/>
-              <w:color w:val="000000"/>
+            <w:rPr>
+              <w:rFonts w:ascii="Calibri" w:hAnsi="Calibri" w:cs="Calibri"/>
               <w:sz w:val="24"/>
               <w:szCs w:val="24"/>
+              <w:lang w:eastAsia="en-US"/>
             </w:rPr>
           </w:pPr>
           <w:r>
             <w:rPr>
-              <w:smallCaps/>
-              <w:color w:val="000000"/>
-            </w:rPr>
-            <w:t>2.4.</w:t>
+              <w:smallCaps w:val="0"/>
+              <w:lang w:eastAsia="en-US"/>
+            </w:rPr>
+            <w:t>4.3.</w:t>
           </w:r>
           <w:r>
             <w:rPr>
-              <w:rFonts w:ascii="Calibri" w:eastAsia="Calibri" w:hAnsi="Calibri" w:cs="Calibri"/>
-              <w:color w:val="000000"/>
+              <w:rFonts w:ascii="Calibri" w:hAnsi="Calibri" w:cs="Calibri"/>
+              <w:smallCaps w:val="0"/>
               <w:sz w:val="24"/>
               <w:szCs w:val="24"/>
+              <w:lang w:eastAsia="en-US"/>
             </w:rPr>
             <w:tab/>
           </w:r>
           <w:r>
             <w:rPr>
-              <w:smallCaps/>
-              <w:color w:val="000000"/>
-            </w:rPr>
-            <w:t>Constraints</w:t>
-          </w:r>
-          <w:r>
-            <w:rPr>
-              <w:smallCaps/>
-              <w:color w:val="000000"/>
-            </w:rPr>
-            <w:tab/>
-          </w:r>
-          <w:r>
-            <w:fldChar w:fldCharType="begin"/>
-          </w:r>
-          <w:r>
-            <w:instrText xml:space="preserve"> PAGEREF _6rux9st09idb \h </w:instrText>
-          </w:r>
-          <w:r>
-            <w:fldChar w:fldCharType="separate"/>
-          </w:r>
-          <w:r>
-            <w:rPr>
-              <w:smallCaps/>
-              <w:color w:val="000000"/>
-            </w:rPr>
-            <w:t>5</w:t>
-          </w:r>
-          <w:r>
-            <w:fldChar w:fldCharType="end"/>
-          </w:r>
-        </w:p>
-        <w:p>
-          <w:pPr>
-            <w:pBdr>
-              <w:top w:val="nil"/>
-              <w:left w:val="nil"/>
-              <w:bottom w:val="nil"/>
-              <w:right w:val="nil"/>
-              <w:between w:val="nil"/>
-            </w:pBdr>
-            <w:tabs>
-              <w:tab w:val="right" w:pos="8640"/>
-              <w:tab w:val="left" w:pos="800"/>
-            </w:tabs>
-            <w:ind w:left="200"/>
-            <w:rPr>
-              <w:rFonts w:ascii="Calibri" w:eastAsia="Calibri" w:hAnsi="Calibri" w:cs="Calibri"/>
-              <w:color w:val="000000"/>
-              <w:sz w:val="24"/>
-              <w:szCs w:val="24"/>
-            </w:rPr>
-          </w:pPr>
-          <w:r>
-            <w:rPr>
-              <w:smallCaps/>
-              <w:color w:val="000000"/>
-            </w:rPr>
-            <w:t>2.5.</w:t>
-          </w:r>
-          <w:r>
-            <w:rPr>
-              <w:rFonts w:ascii="Calibri" w:eastAsia="Calibri" w:hAnsi="Calibri" w:cs="Calibri"/>
-              <w:color w:val="000000"/>
-              <w:sz w:val="24"/>
-              <w:szCs w:val="24"/>
-            </w:rPr>
-            <w:tab/>
-          </w:r>
-          <w:r>
-            <w:rPr>
-              <w:smallCaps/>
-              <w:color w:val="000000"/>
-            </w:rPr>
-            <w:t>Assumptions and Dependencies</w:t>
-          </w:r>
-          <w:r>
-            <w:rPr>
-              <w:smallCaps/>
-              <w:color w:val="000000"/>
-            </w:rPr>
-            <w:tab/>
-          </w:r>
-          <w:r>
-            <w:fldChar w:fldCharType="begin"/>
-          </w:r>
-          <w:r>
-            <w:instrText xml:space="preserve"> PAGEREF _ri7svai5govh \h </w:instrText>
-          </w:r>
-          <w:r>
-            <w:fldChar w:fldCharType="separate"/>
-          </w:r>
-          <w:r>
-            <w:rPr>
-              <w:smallCaps/>
-              <w:color w:val="000000"/>
-            </w:rPr>
-            <w:t>5</w:t>
-          </w:r>
-          <w:r>
-            <w:fldChar w:fldCharType="end"/>
-          </w:r>
-        </w:p>
-        <w:p>
-          <w:pPr>
-            <w:pBdr>
-              <w:top w:val="nil"/>
-              <w:left w:val="nil"/>
-              <w:bottom w:val="nil"/>
-              <w:right w:val="nil"/>
-              <w:between w:val="nil"/>
-            </w:pBdr>
-            <w:tabs>
-              <w:tab w:val="right" w:pos="8640"/>
-              <w:tab w:val="left" w:pos="400"/>
-            </w:tabs>
-            <w:spacing w:before="120" w:after="120"/>
-            <w:rPr>
-              <w:rFonts w:ascii="Calibri" w:eastAsia="Calibri" w:hAnsi="Calibri" w:cs="Calibri"/>
-              <w:color w:val="000000"/>
-              <w:sz w:val="24"/>
-              <w:szCs w:val="24"/>
-            </w:rPr>
-          </w:pPr>
-          <w:r>
-            <w:rPr>
-              <w:b/>
-              <w:bCs/>
-              <w:smallCaps/>
-              <w:color w:val="000000"/>
-            </w:rPr>
-            <w:t>3.</w:t>
-          </w:r>
-          <w:r>
-            <w:rPr>
-              <w:rFonts w:ascii="Calibri" w:eastAsia="Calibri" w:hAnsi="Calibri" w:cs="Calibri"/>
-              <w:color w:val="000000"/>
-              <w:sz w:val="24"/>
-              <w:szCs w:val="24"/>
-            </w:rPr>
-            <w:tab/>
-          </w:r>
-          <w:r>
-            <w:rPr>
-              <w:b/>
-              <w:bCs/>
-              <w:smallCaps/>
-              <w:color w:val="000000"/>
-            </w:rPr>
-            <w:t>Specific Requirements</w:t>
-          </w:r>
-          <w:r>
-            <w:rPr>
-              <w:b/>
-              <w:bCs/>
-              <w:smallCaps/>
-              <w:color w:val="000000"/>
-            </w:rPr>
-            <w:tab/>
-          </w:r>
-          <w:r>
-            <w:fldChar w:fldCharType="begin"/>
-          </w:r>
-          <w:r>
-            <w:instrText xml:space="preserve"> PAGEREF _3medcpjs4pdd \h </w:instrText>
-          </w:r>
-          <w:r>
-            <w:fldChar w:fldCharType="separate"/>
-          </w:r>
-          <w:r>
-            <w:rPr>
-              <w:b/>
-              <w:bCs/>
-              <w:smallCaps/>
-              <w:color w:val="000000"/>
-            </w:rPr>
-            <w:t>6</w:t>
-          </w:r>
-          <w:r>
-            <w:fldChar w:fldCharType="end"/>
-          </w:r>
-        </w:p>
-        <w:p>
-          <w:pPr>
-            <w:pBdr>
-              <w:top w:val="nil"/>
-              <w:left w:val="nil"/>
-              <w:bottom w:val="nil"/>
-              <w:right w:val="nil"/>
-              <w:between w:val="nil"/>
-            </w:pBdr>
-            <w:tabs>
-              <w:tab w:val="right" w:pos="8640"/>
-              <w:tab w:val="left" w:pos="800"/>
-            </w:tabs>
-            <w:ind w:left="200"/>
-            <w:rPr>
-              <w:rFonts w:ascii="Calibri" w:eastAsia="Calibri" w:hAnsi="Calibri" w:cs="Calibri"/>
-              <w:color w:val="000000"/>
-              <w:sz w:val="24"/>
-              <w:szCs w:val="24"/>
-            </w:rPr>
-          </w:pPr>
-          <w:r>
-            <w:rPr>
-              <w:smallCaps/>
-              <w:color w:val="000000"/>
-            </w:rPr>
-            <w:t>3.1.</w:t>
-          </w:r>
-          <w:r>
-            <w:rPr>
-              <w:rFonts w:ascii="Calibri" w:eastAsia="Calibri" w:hAnsi="Calibri" w:cs="Calibri"/>
-              <w:color w:val="000000"/>
-              <w:sz w:val="24"/>
-              <w:szCs w:val="24"/>
-            </w:rPr>
-            <w:tab/>
-          </w:r>
-          <w:r>
-            <w:rPr>
-              <w:smallCaps/>
-              <w:color w:val="000000"/>
-            </w:rPr>
-            <w:t>Functional Requirements</w:t>
-          </w:r>
-          <w:r>
-            <w:rPr>
-              <w:smallCaps/>
-              <w:color w:val="000000"/>
-            </w:rPr>
-            <w:tab/>
-          </w:r>
-          <w:r>
-            <w:fldChar w:fldCharType="begin"/>
-          </w:r>
-          <w:r>
-            <w:instrText xml:space="preserve"> PAGEREF _ks9pk0c68i7m \h </w:instrText>
-          </w:r>
-          <w:r>
-            <w:fldChar w:fldCharType="separate"/>
-          </w:r>
-          <w:r>
-            <w:rPr>
-              <w:smallCaps/>
-              <w:color w:val="000000"/>
-            </w:rPr>
-            <w:t>6</w:t>
-          </w:r>
-          <w:r>
-            <w:fldChar w:fldCharType="end"/>
-          </w:r>
-        </w:p>
-        <w:p>
-          <w:pPr>
-            <w:pBdr>
-              <w:top w:val="nil"/>
-              <w:left w:val="nil"/>
-              <w:bottom w:val="nil"/>
-              <w:right w:val="nil"/>
-              <w:between w:val="nil"/>
-            </w:pBdr>
-            <w:tabs>
-              <w:tab w:val="right" w:pos="8640"/>
-              <w:tab w:val="left" w:pos="800"/>
-            </w:tabs>
-            <w:ind w:left="200"/>
-            <w:rPr>
-              <w:rFonts w:ascii="Calibri" w:eastAsia="Calibri" w:hAnsi="Calibri" w:cs="Calibri"/>
-              <w:color w:val="000000"/>
-              <w:sz w:val="24"/>
-              <w:szCs w:val="24"/>
-            </w:rPr>
-          </w:pPr>
-          <w:r>
-            <w:rPr>
-              <w:smallCaps/>
-              <w:color w:val="000000"/>
-            </w:rPr>
-            <w:t>3.2.</w:t>
-          </w:r>
-          <w:r>
-            <w:rPr>
-              <w:rFonts w:ascii="Calibri" w:eastAsia="Calibri" w:hAnsi="Calibri" w:cs="Calibri"/>
-              <w:color w:val="000000"/>
-              <w:sz w:val="24"/>
-              <w:szCs w:val="24"/>
-            </w:rPr>
-            <w:tab/>
-          </w:r>
-          <w:r>
-            <w:rPr>
-              <w:smallCaps/>
-              <w:color w:val="000000"/>
-            </w:rPr>
-            <w:t>External Interface Requirements</w:t>
-          </w:r>
-          <w:r>
-            <w:rPr>
-              <w:smallCaps/>
-              <w:color w:val="000000"/>
-            </w:rPr>
-            <w:tab/>
-          </w:r>
-          <w:r>
-            <w:fldChar w:fldCharType="begin"/>
-          </w:r>
-          <w:r>
-            <w:instrText xml:space="preserve"> PAGEREF _pd21vexxkw67 \h </w:instrText>
-          </w:r>
-          <w:r>
-            <w:fldChar w:fldCharType="separate"/>
-          </w:r>
-          <w:r>
-            <w:rPr>
-              <w:smallCaps/>
-              <w:color w:val="000000"/>
-            </w:rPr>
-            <w:t>6</w:t>
-          </w:r>
-          <w:r>
-            <w:fldChar w:fldCharType="end"/>
-          </w:r>
-        </w:p>
-        <w:p>
-          <w:pPr>
-            <w:pBdr>
-              <w:top w:val="nil"/>
-              <w:left w:val="nil"/>
-              <w:bottom w:val="nil"/>
-              <w:right w:val="nil"/>
-              <w:between w:val="nil"/>
-            </w:pBdr>
-            <w:tabs>
-              <w:tab w:val="right" w:pos="8640"/>
-              <w:tab w:val="left" w:pos="800"/>
-            </w:tabs>
-            <w:ind w:left="200"/>
-            <w:rPr>
-              <w:rFonts w:ascii="Calibri" w:eastAsia="Calibri" w:hAnsi="Calibri" w:cs="Calibri"/>
-              <w:color w:val="000000"/>
-              <w:sz w:val="24"/>
-              <w:szCs w:val="24"/>
-            </w:rPr>
-          </w:pPr>
-          <w:r>
-            <w:rPr>
-              <w:smallCaps/>
-              <w:color w:val="000000"/>
-            </w:rPr>
-            <w:t>3.3.</w:t>
-          </w:r>
-          <w:r>
-            <w:rPr>
-              <w:rFonts w:ascii="Calibri" w:eastAsia="Calibri" w:hAnsi="Calibri" w:cs="Calibri"/>
-              <w:color w:val="000000"/>
-              <w:sz w:val="24"/>
-              <w:szCs w:val="24"/>
-            </w:rPr>
-            <w:tab/>
-          </w:r>
-          <w:r>
-            <w:rPr>
-              <w:smallCaps/>
-              <w:color w:val="000000"/>
-            </w:rPr>
-            <w:t>Internal Interface Requirements</w:t>
-          </w:r>
-          <w:r>
-            <w:rPr>
-              <w:smallCaps/>
-              <w:color w:val="000000"/>
-            </w:rPr>
-            <w:tab/>
-          </w:r>
-          <w:r>
-            <w:fldChar w:fldCharType="begin"/>
-          </w:r>
-          <w:r>
-            <w:instrText xml:space="preserve"> PAGEREF _4o1twdrkc4we \h </w:instrText>
-          </w:r>
-          <w:r>
-            <w:fldChar w:fldCharType="separate"/>
-          </w:r>
-          <w:r>
-            <w:rPr>
-              <w:smallCaps/>
-              <w:color w:val="000000"/>
-            </w:rPr>
-            <w:t>7</w:t>
-          </w:r>
-          <w:r>
-            <w:fldChar w:fldCharType="end"/>
-          </w:r>
-        </w:p>
-        <w:p>
-          <w:pPr>
-            <w:pBdr>
-              <w:top w:val="nil"/>
-              <w:left w:val="nil"/>
-              <w:bottom w:val="nil"/>
-              <w:right w:val="nil"/>
-              <w:between w:val="nil"/>
-            </w:pBdr>
-            <w:tabs>
-              <w:tab w:val="right" w:pos="8640"/>
-              <w:tab w:val="left" w:pos="400"/>
-            </w:tabs>
-            <w:spacing w:before="120" w:after="120"/>
-            <w:rPr>
-              <w:rFonts w:ascii="Calibri" w:eastAsia="Calibri" w:hAnsi="Calibri" w:cs="Calibri"/>
-              <w:color w:val="000000"/>
-              <w:sz w:val="24"/>
-              <w:szCs w:val="24"/>
-            </w:rPr>
-          </w:pPr>
-          <w:r>
-            <w:rPr>
-              <w:b/>
-              <w:bCs/>
-              <w:smallCaps/>
-              <w:color w:val="000000"/>
-            </w:rPr>
-            <w:t>4.</w:t>
-          </w:r>
-          <w:r>
-            <w:rPr>
-              <w:rFonts w:ascii="Calibri" w:eastAsia="Calibri" w:hAnsi="Calibri" w:cs="Calibri"/>
-              <w:color w:val="000000"/>
-              <w:sz w:val="24"/>
-              <w:szCs w:val="24"/>
-            </w:rPr>
-            <w:tab/>
-          </w:r>
-          <w:r>
-            <w:rPr>
-              <w:b/>
-              <w:bCs/>
-              <w:smallCaps/>
-              <w:color w:val="000000"/>
-            </w:rPr>
-            <w:t>Non-Functional Requirements</w:t>
-          </w:r>
-          <w:r>
-            <w:rPr>
-              <w:b/>
-              <w:bCs/>
-              <w:smallCaps/>
-              <w:color w:val="000000"/>
-            </w:rPr>
-            <w:tab/>
-          </w:r>
-          <w:r>
-            <w:fldChar w:fldCharType="begin"/>
-          </w:r>
-          <w:r>
-            <w:instrText xml:space="preserve"> PAGEREF _qgih6kiz98ej \h </w:instrText>
-          </w:r>
-          <w:r>
-            <w:fldChar w:fldCharType="separate"/>
-          </w:r>
-          <w:r>
-            <w:rPr>
-              <w:b/>
-              <w:bCs/>
-              <w:smallCaps/>
-              <w:color w:val="000000"/>
-            </w:rPr>
-            <w:t>8</w:t>
-          </w:r>
-          <w:r>
-            <w:fldChar w:fldCharType="end"/>
-          </w:r>
-        </w:p>
-        <w:p>
-          <w:pPr>
-            <w:pBdr>
-              <w:top w:val="nil"/>
-              <w:left w:val="nil"/>
-              <w:bottom w:val="nil"/>
-              <w:right w:val="nil"/>
-              <w:between w:val="nil"/>
-            </w:pBdr>
-            <w:tabs>
-              <w:tab w:val="right" w:pos="8640"/>
-              <w:tab w:val="left" w:pos="800"/>
-            </w:tabs>
-            <w:ind w:left="200"/>
-            <w:rPr>
-              <w:rFonts w:ascii="Calibri" w:eastAsia="Calibri" w:hAnsi="Calibri" w:cs="Calibri"/>
-              <w:color w:val="000000"/>
-              <w:sz w:val="24"/>
-              <w:szCs w:val="24"/>
-            </w:rPr>
-          </w:pPr>
-          <w:r>
-            <w:rPr>
-              <w:smallCaps/>
-              <w:color w:val="000000"/>
-            </w:rPr>
-            <w:t>4.1.</w:t>
-          </w:r>
-          <w:r>
-            <w:rPr>
-              <w:rFonts w:ascii="Calibri" w:eastAsia="Calibri" w:hAnsi="Calibri" w:cs="Calibri"/>
-              <w:color w:val="000000"/>
-              <w:sz w:val="24"/>
-              <w:szCs w:val="24"/>
-            </w:rPr>
-            <w:tab/>
-          </w:r>
-          <w:r>
-            <w:rPr>
-              <w:smallCaps/>
-              <w:color w:val="000000"/>
-            </w:rPr>
-            <w:t>Security and Privacy Requirements</w:t>
-          </w:r>
-          <w:r>
-            <w:rPr>
-              <w:smallCaps/>
-              <w:color w:val="000000"/>
-            </w:rPr>
-            <w:tab/>
-          </w:r>
-          <w:r>
-            <w:fldChar w:fldCharType="begin"/>
-          </w:r>
-          <w:r>
-            <w:instrText xml:space="preserve"> PAGEREF _h9ceem5j3qir \h </w:instrText>
-          </w:r>
-          <w:r>
-            <w:fldChar w:fldCharType="separate"/>
-          </w:r>
-          <w:r>
-            <w:rPr>
-              <w:smallCaps/>
-              <w:color w:val="000000"/>
-            </w:rPr>
-            <w:t>8</w:t>
-          </w:r>
-          <w:r>
-            <w:fldChar w:fldCharType="end"/>
-          </w:r>
-        </w:p>
-        <w:p>
-          <w:pPr>
-            <w:pBdr>
-              <w:top w:val="nil"/>
-              <w:left w:val="nil"/>
-              <w:bottom w:val="nil"/>
-              <w:right w:val="nil"/>
-              <w:between w:val="nil"/>
-            </w:pBdr>
-            <w:tabs>
-              <w:tab w:val="right" w:pos="8640"/>
-              <w:tab w:val="left" w:pos="800"/>
-            </w:tabs>
-            <w:ind w:left="200"/>
-            <w:rPr>
-              <w:rFonts w:ascii="Calibri" w:eastAsia="Calibri" w:hAnsi="Calibri" w:cs="Calibri"/>
-              <w:color w:val="000000"/>
-              <w:sz w:val="24"/>
-              <w:szCs w:val="24"/>
-            </w:rPr>
-          </w:pPr>
-          <w:r>
-            <w:rPr>
-              <w:smallCaps/>
-              <w:color w:val="000000"/>
-            </w:rPr>
-            <w:t>4.2.</w:t>
-          </w:r>
-          <w:r>
-            <w:rPr>
-              <w:rFonts w:ascii="Calibri" w:eastAsia="Calibri" w:hAnsi="Calibri" w:cs="Calibri"/>
-              <w:color w:val="000000"/>
-              <w:sz w:val="24"/>
-              <w:szCs w:val="24"/>
-            </w:rPr>
-            <w:tab/>
-          </w:r>
-          <w:r>
-            <w:rPr>
-              <w:smallCaps/>
-              <w:color w:val="000000"/>
-            </w:rPr>
-            <w:t>Environmental Requirements</w:t>
-          </w:r>
-          <w:r>
-            <w:rPr>
-              <w:smallCaps/>
-              <w:color w:val="000000"/>
-            </w:rPr>
-            <w:tab/>
-          </w:r>
-          <w:r>
-            <w:fldChar w:fldCharType="begin"/>
-          </w:r>
-          <w:r>
-            <w:instrText xml:space="preserve"> PAGEREF _s97k1rqm7mda \h </w:instrText>
-          </w:r>
-          <w:r>
-            <w:fldChar w:fldCharType="separate"/>
-          </w:r>
-          <w:r>
-            <w:rPr>
-              <w:smallCaps/>
-              <w:color w:val="000000"/>
-            </w:rPr>
-            <w:t>8</w:t>
-          </w:r>
-          <w:r>
-            <w:fldChar w:fldCharType="end"/>
-          </w:r>
-        </w:p>
-        <w:p>
-          <w:pPr>
-            <w:pBdr>
-              <w:top w:val="nil"/>
-              <w:left w:val="nil"/>
-              <w:bottom w:val="nil"/>
-              <w:right w:val="nil"/>
-              <w:between w:val="nil"/>
-            </w:pBdr>
-            <w:tabs>
-              <w:tab w:val="right" w:pos="8640"/>
-              <w:tab w:val="left" w:pos="800"/>
-            </w:tabs>
-            <w:ind w:left="200"/>
-            <w:rPr>
-              <w:rFonts w:ascii="Calibri" w:eastAsia="Calibri" w:hAnsi="Calibri" w:cs="Calibri"/>
-              <w:smallCaps/>
-              <w:color w:val="000000"/>
-              <w:sz w:val="24"/>
-              <w:szCs w:val="24"/>
-            </w:rPr>
-          </w:pPr>
-          <w:r>
-            <w:rPr>
-              <w:color w:val="000000"/>
-            </w:rPr>
-            <w:t>4.3.</w:t>
-          </w:r>
-          <w:r>
-            <w:rPr>
-              <w:rFonts w:ascii="Calibri" w:eastAsia="Calibri" w:hAnsi="Calibri" w:cs="Calibri"/>
-              <w:color w:val="000000"/>
-              <w:sz w:val="24"/>
-              <w:szCs w:val="24"/>
-            </w:rPr>
-            <w:tab/>
-          </w:r>
-          <w:r>
-            <w:rPr>
-              <w:color w:val="000000"/>
+              <w:smallCaps w:val="0"/>
+              <w:lang w:eastAsia="en-US"/>
             </w:rPr>
             <w:t>Performance Requirements</w:t>
           </w:r>
           <w:r>
             <w:rPr>
-              <w:color w:val="000000"/>
+              <w:smallCaps w:val="0"/>
+              <w:lang w:eastAsia="en-US"/>
             </w:rPr>
             <w:tab/>
           </w:r>
+          <w:hyperlink w:anchor="__RefHeading___Toc19440741">
+            <w:r>
+              <w:rPr>
+                <w:rStyle w:val="IndexLink"/>
+                <w:smallCaps w:val="0"/>
+                <w:lang w:eastAsia="en-US"/>
+              </w:rPr>
+              <w:t>8</w:t>
+            </w:r>
+          </w:hyperlink>
           <w:r>
-            <w:fldChar w:fldCharType="begin"/>
-          </w:r>
-          <w:r>
-            <w:instrText xml:space="preserve"> PAGEREF _4qket2pjixw \h </w:instrText>
-          </w:r>
-          <w:r>
-            <w:fldChar w:fldCharType="separate"/>
-          </w:r>
-          <w:r>
-            <w:rPr>
-              <w:color w:val="000000"/>
-            </w:rPr>
-            <w:t>8</w:t>
-          </w:r>
-          <w:r>
-            <w:fldChar w:fldCharType="end"/>
-          </w:r>
-          <w:r>
+            <w:rPr>
+              <w:rStyle w:val="IndexLink"/>
+              <w:smallCaps w:val="0"/>
+              <w:lang w:eastAsia="en-US"/>
+            </w:rPr>
             <w:fldChar w:fldCharType="end"/>
           </w:r>
         </w:p>
@@ -4089,6 +3745,18 @@
     </w:sdt>
     <w:p>
       <w:pPr>
+        <w:pBdr>
+          <w:top w:val="nil"/>
+          <w:left w:val="nil"/>
+          <w:bottom w:val="nil"/>
+          <w:right w:val="nil"/>
+          <w:between w:val="nil"/>
+        </w:pBdr>
+        <w:tabs>
+          <w:tab w:val="right" w:pos="8640"/>
+          <w:tab w:val="left" w:pos="400"/>
+        </w:tabs>
+        <w:spacing w:before="120" w:after="120"/>
         <w:rPr>
           <w:rFonts w:ascii="Calibri" w:eastAsia="Calibri" w:hAnsi="Calibri" w:cs="Calibri"/>
           <w:b/>
@@ -4423,15 +4091,36 @@
         <w:jc w:val="both"/>
         <w:rPr>
           <w:rFonts w:ascii="Calibri" w:eastAsia="Calibri" w:hAnsi="Calibri" w:cs="Calibri"/>
-          <w:color w:val="7030A0"/>
+          <w:color w:val="000000" w:themeColor="text1"/>
         </w:rPr>
       </w:pPr>
       <w:r>
         <w:rPr>
           <w:rFonts w:ascii="Calibri" w:eastAsia="Calibri" w:hAnsi="Calibri" w:cs="Calibri"/>
-          <w:color w:val="7030A0"/>
-        </w:rPr>
-        <w:t>UML Use Case Diagrams Document – Step 3 in assignment description</w:t>
+          <w:color w:val="000000" w:themeColor="text1"/>
+        </w:rPr>
+        <w:t>U</w:t>
+      </w:r>
+      <w:r>
+        <w:rPr>
+          <w:rFonts w:ascii="Calibri" w:eastAsia="Calibri" w:hAnsi="Calibri" w:cs="Calibri"/>
+          <w:color w:val="000000" w:themeColor="text1"/>
+        </w:rPr>
+        <w:t>ML Use Case Diagrams – Underneath</w:t>
+      </w:r>
+      <w:r>
+        <w:rPr>
+          <w:rFonts w:ascii="Calibri" w:eastAsia="Calibri" w:hAnsi="Calibri" w:cs="Calibri"/>
+          <w:color w:val="000000" w:themeColor="text1"/>
+        </w:rPr>
+        <w:t xml:space="preserve"> </w:t>
+      </w:r>
+      <w:r>
+        <w:rPr>
+          <w:rFonts w:ascii="Calibri" w:eastAsia="Calibri" w:hAnsi="Calibri" w:cs="Calibri"/>
+          <w:color w:val="000000" w:themeColor="text1"/>
+        </w:rPr>
+        <w:t>UML Case Specification</w:t>
       </w:r>
     </w:p>
     <w:p>
@@ -4448,15 +4137,29 @@
         <w:jc w:val="both"/>
         <w:rPr>
           <w:rFonts w:ascii="Calibri" w:eastAsia="Calibri" w:hAnsi="Calibri" w:cs="Calibri"/>
-          <w:color w:val="7030A0"/>
+          <w:color w:val="000000" w:themeColor="text1"/>
         </w:rPr>
       </w:pPr>
       <w:r>
         <w:rPr>
           <w:rFonts w:ascii="Calibri" w:eastAsia="Calibri" w:hAnsi="Calibri" w:cs="Calibri"/>
-          <w:color w:val="7030A0"/>
-        </w:rPr>
-        <w:t>Class Diagrams – Step 5 in assignment description</w:t>
+          <w:color w:val="000000" w:themeColor="text1"/>
+        </w:rPr>
+        <w:t xml:space="preserve">Class Diagrams </w:t>
+      </w:r>
+      <w:r>
+        <w:rPr>
+          <w:rFonts w:ascii="Calibri" w:eastAsia="Calibri" w:hAnsi="Calibri" w:cs="Calibri"/>
+          <w:color w:val="000000" w:themeColor="text1"/>
+        </w:rPr>
+        <w:t>– Underneath</w:t>
+      </w:r>
+      <w:r>
+        <w:rPr>
+          <w:rFonts w:ascii="Calibri" w:eastAsia="Calibri" w:hAnsi="Calibri" w:cs="Calibri"/>
+          <w:color w:val="000000" w:themeColor="text1"/>
+        </w:rPr>
+        <w:t xml:space="preserve"> UML Case Diagrams</w:t>
       </w:r>
     </w:p>
     <w:p>
@@ -4473,15 +4176,22 @@
         <w:jc w:val="both"/>
         <w:rPr>
           <w:rFonts w:ascii="Calibri" w:eastAsia="Calibri" w:hAnsi="Calibri" w:cs="Calibri"/>
-          <w:color w:val="7030A0"/>
+          <w:color w:val="000000" w:themeColor="text1"/>
         </w:rPr>
       </w:pPr>
       <w:r>
         <w:rPr>
           <w:rFonts w:ascii="Calibri" w:eastAsia="Calibri" w:hAnsi="Calibri" w:cs="Calibri"/>
-          <w:color w:val="7030A0"/>
-        </w:rPr>
-        <w:t>Sequence Diagrams – Step 6 in assignment description</w:t>
+          <w:color w:val="000000" w:themeColor="text1"/>
+        </w:rPr>
+        <w:t>Sequence Diagrams – Underneath Class Diagrams</w:t>
+      </w:r>
+      <w:r>
+        <w:rPr>
+          <w:rFonts w:ascii="Calibri" w:eastAsia="Calibri" w:hAnsi="Calibri" w:cs="Calibri"/>
+          <w:color w:val="000000" w:themeColor="text1"/>
+        </w:rPr>
+        <w:t xml:space="preserve"> </w:t>
       </w:r>
     </w:p>
     <w:p>
@@ -4538,7 +4248,7 @@
     <w:p>
       <w:pPr>
         <w:pStyle w:val="Heading2"/>
-        <w:ind w:firstLine="1440"/>
+        <w:ind w:firstLine="0"/>
         <w:rPr>
           <w:b w:val="0"/>
           <w:bCs w:val="0"/>
@@ -5926,21 +5636,6 @@
           <w:color w:val="7030A0"/>
         </w:rPr>
       </w:pPr>
-      <w:r>
-        <w:br w:type="page"/>
-      </w:r>
-      <w:r>
-        <w:lastRenderedPageBreak/>
-        <w:br w:type="page"/>
-      </w:r>
-    </w:p>
-    <w:p>
-      <w:pPr>
-        <w:pStyle w:val="Heading3"/>
-        <w:rPr>
-          <w:color w:val="7030A0"/>
-        </w:rPr>
-      </w:pPr>
     </w:p>
     <w:p>
       <w:pPr>
@@ -5954,799 +5649,1745 @@
         <w:t>Use Case Specification</w:t>
       </w:r>
     </w:p>
-    <w:p/>
     <w:p>
       <w:pPr>
         <w:rPr>
           <w:color w:val="7030A0"/>
         </w:rPr>
       </w:pPr>
-      <w:r>
-        <w:rPr>
-          <w:color w:val="7030A0"/>
-        </w:rPr>
-        <w:t>### leaving this here as a template for anyone who needs it</w:t>
-      </w:r>
-    </w:p>
-    <w:p>
-      <w:pPr>
-        <w:rPr>
-          <w:color w:val="7030A0"/>
-        </w:rPr>
-      </w:pPr>
-      <w:r>
-        <w:rPr>
-          <w:color w:val="7030A0"/>
-        </w:rPr>
-        <w:t xml:space="preserve">Use Case </w:t>
+    </w:p>
+    <w:p>
+      <w:pPr>
+        <w:rPr>
+          <w:lang w:val="en-US"/>
+        </w:rPr>
+      </w:pPr>
+      <w:r>
+        <w:rPr>
+          <w:lang w:val="en-US"/>
+        </w:rPr>
+        <w:t>Use Case ID: UC_ACC_001</w:t>
+      </w:r>
+    </w:p>
+    <w:p>
+      <w:pPr>
+        <w:rPr>
+          <w:lang w:val="en-US"/>
+        </w:rPr>
+      </w:pPr>
+      <w:r>
+        <w:rPr>
+          <w:lang w:val="en-US"/>
+        </w:rPr>
+        <w:t>Use Case Name: Open Account</w:t>
+      </w:r>
+    </w:p>
+    <w:p>
+      <w:pPr>
+        <w:rPr>
+          <w:lang w:val="en-US"/>
+        </w:rPr>
+      </w:pPr>
+      <w:r>
+        <w:rPr>
+          <w:lang w:val="en-US"/>
+        </w:rPr>
+        <w:t>Relevant Requirements: 3.1.4.2</w:t>
+      </w:r>
+    </w:p>
+    <w:p>
+      <w:pPr>
+        <w:rPr>
+          <w:lang w:val="en-US"/>
+        </w:rPr>
+      </w:pPr>
+      <w:r>
+        <w:rPr>
+          <w:lang w:val="en-US"/>
+        </w:rPr>
+        <w:t>Primary Actor: Person, Teller</w:t>
+      </w:r>
+    </w:p>
+    <w:p>
+      <w:pPr>
+        <w:rPr>
+          <w:lang w:val="en-US"/>
+        </w:rPr>
+      </w:pPr>
+      <w:r>
+        <w:rPr>
+          <w:lang w:val="en-US"/>
+        </w:rPr>
+        <w:t>Pre-conditions: Person with no bank account</w:t>
+      </w:r>
+    </w:p>
+    <w:p>
+      <w:pPr>
+        <w:rPr>
+          <w:lang w:val="en-US"/>
+        </w:rPr>
+      </w:pPr>
+      <w:r>
+        <w:rPr>
+          <w:lang w:val="en-US"/>
+        </w:rPr>
+        <w:t>Post-conditions: Person is now a customer who has a bank account with a username and PIN</w:t>
+      </w:r>
+    </w:p>
+    <w:p>
+      <w:pPr>
+        <w:rPr>
+          <w:lang w:val="en-US"/>
+        </w:rPr>
+      </w:pPr>
+      <w:r>
+        <w:rPr>
+          <w:lang w:val="en-US"/>
+        </w:rPr>
+        <w:t>Basic Flow or Main Scenario: (1) Person will send a request for a bank account to Teller. (2) If Teller chooses to approve Person’s request, then they will create an account. (3) Teller returns the PIN of the new bank account.</w:t>
+      </w:r>
+    </w:p>
+    <w:p>
+      <w:pPr>
+        <w:rPr>
+          <w:lang w:val="en-US"/>
+        </w:rPr>
+      </w:pPr>
+      <w:r>
+        <w:rPr>
+          <w:lang w:val="en-US"/>
+        </w:rPr>
+        <w:t>Extensions or Alternate Flows: (2) If Teller chooses to reject Person’s request, then they will not create an account for Person.</w:t>
+      </w:r>
+    </w:p>
+    <w:p>
+      <w:pPr>
+        <w:rPr>
+          <w:lang w:val="en-US"/>
+        </w:rPr>
+      </w:pPr>
+      <w:r>
+        <w:rPr>
+          <w:lang w:val="en-US"/>
+        </w:rPr>
+        <w:t>Exceptions: None</w:t>
+      </w:r>
+    </w:p>
+    <w:p>
+      <w:pPr>
+        <w:rPr>
+          <w:lang w:val="en-US"/>
+        </w:rPr>
+      </w:pPr>
+      <w:r>
+        <w:rPr>
+          <w:lang w:val="en-US"/>
+        </w:rPr>
+        <w:t>Related Use Cases: UC_ACC_002 (Login)</w:t>
+      </w:r>
+    </w:p>
+    <w:p>
+      <w:pPr>
+        <w:rPr>
+          <w:lang w:val="en-US"/>
+        </w:rPr>
+      </w:pPr>
+    </w:p>
+    <w:p>
+      <w:pPr>
+        <w:rPr>
+          <w:lang w:val="en-US"/>
+        </w:rPr>
+      </w:pPr>
+      <w:r>
+        <w:rPr>
+          <w:lang w:val="en-US"/>
+        </w:rPr>
+        <w:t>Use Case ID: UC_ACC_002</w:t>
+      </w:r>
+    </w:p>
+    <w:p>
+      <w:pPr>
+        <w:rPr>
+          <w:lang w:val="en-US"/>
+        </w:rPr>
+      </w:pPr>
+      <w:r>
+        <w:rPr>
+          <w:lang w:val="en-US"/>
+        </w:rPr>
+        <w:t>Use Case Name: Login</w:t>
+      </w:r>
+    </w:p>
+    <w:p>
+      <w:pPr>
+        <w:rPr>
+          <w:lang w:val="en-US"/>
+        </w:rPr>
+      </w:pPr>
+      <w:r>
+        <w:rPr>
+          <w:lang w:val="en-US"/>
+        </w:rPr>
+        <w:t>Relevant Requirements: </w:t>
+      </w:r>
+    </w:p>
+    <w:p>
+      <w:pPr>
+        <w:rPr>
+          <w:lang w:val="en-US"/>
+        </w:rPr>
+      </w:pPr>
+      <w:r>
+        <w:rPr>
+          <w:lang w:val="en-US"/>
+        </w:rPr>
+        <w:t>Primary Actor: Customer, Teller</w:t>
+      </w:r>
+    </w:p>
+    <w:p>
+      <w:pPr>
+        <w:rPr>
+          <w:lang w:val="en-US"/>
+        </w:rPr>
+      </w:pPr>
+      <w:r>
+        <w:rPr>
+          <w:lang w:val="en-US"/>
+        </w:rPr>
+        <w:t>Pre-conditions: Username and PIN </w:t>
+      </w:r>
+    </w:p>
+    <w:p>
+      <w:pPr>
+        <w:rPr>
+          <w:lang w:val="en-US"/>
+        </w:rPr>
+      </w:pPr>
+      <w:r>
+        <w:rPr>
+          <w:lang w:val="en-US"/>
+        </w:rPr>
+        <w:t>Post-conditions: Actor is logged into their account</w:t>
+      </w:r>
+    </w:p>
+    <w:p>
+      <w:pPr>
+        <w:rPr>
+          <w:lang w:val="en-US"/>
+        </w:rPr>
+      </w:pPr>
+      <w:r>
+        <w:rPr>
+          <w:lang w:val="en-US"/>
+        </w:rPr>
+        <w:t>Basic Flow or Main Scenario: (1) Actor will be prompted to enter their username and PIN by the system. Actor enters their username and password into the system. (2) If the information is correct, system will take actor to the user page.</w:t>
+      </w:r>
+    </w:p>
+    <w:p>
+      <w:pPr>
+        <w:rPr>
+          <w:lang w:val="en-US"/>
+        </w:rPr>
+      </w:pPr>
+      <w:r>
+        <w:rPr>
+          <w:lang w:val="en-US"/>
+        </w:rPr>
+        <w:t>Extensions or Alternate Flows: None.</w:t>
+      </w:r>
+    </w:p>
+    <w:p>
+      <w:pPr>
+        <w:rPr>
+          <w:lang w:val="en-US"/>
+        </w:rPr>
+      </w:pPr>
+      <w:r>
+        <w:rPr>
+          <w:lang w:val="en-US"/>
+        </w:rPr>
+        <w:t>Exceptions: (2) If the actor enters the incorrect login information, then they will be prompted to try again. </w:t>
+      </w:r>
+    </w:p>
+    <w:p>
+      <w:pPr>
+        <w:rPr>
+          <w:lang w:val="en-US"/>
+        </w:rPr>
+      </w:pPr>
+      <w:r>
+        <w:rPr>
+          <w:lang w:val="en-US"/>
+        </w:rPr>
+        <w:t>Related Use Cases: UC_ACC_001 (Open Account)</w:t>
+      </w:r>
+    </w:p>
+    <w:p>
+      <w:pPr>
+        <w:rPr>
+          <w:lang w:val="en-US"/>
+        </w:rPr>
+      </w:pPr>
+    </w:p>
+    <w:p>
+      <w:pPr>
+        <w:rPr>
+          <w:lang w:val="en-US"/>
+        </w:rPr>
+      </w:pPr>
+      <w:r>
+        <w:rPr>
+          <w:lang w:val="en-US"/>
+        </w:rPr>
+        <w:t>Use Case ID: UC_ACC_003</w:t>
+      </w:r>
+    </w:p>
+    <w:p>
+      <w:pPr>
+        <w:rPr>
+          <w:lang w:val="en-US"/>
+        </w:rPr>
+      </w:pPr>
+      <w:r>
+        <w:rPr>
+          <w:lang w:val="en-US"/>
+        </w:rPr>
+        <w:t>Use Case Name: Close/Freeze Account</w:t>
+      </w:r>
+    </w:p>
+    <w:p>
+      <w:pPr>
+        <w:rPr>
+          <w:lang w:val="en-US"/>
+        </w:rPr>
+      </w:pPr>
+      <w:r>
+        <w:rPr>
+          <w:lang w:val="en-US"/>
+        </w:rPr>
+        <w:t>Relevant Requirements: </w:t>
+      </w:r>
+    </w:p>
+    <w:p>
+      <w:pPr>
+        <w:rPr>
+          <w:lang w:val="en-US"/>
+        </w:rPr>
+      </w:pPr>
+      <w:r>
+        <w:rPr>
+          <w:lang w:val="en-US"/>
+        </w:rPr>
+        <w:t>Primary Actor: Customer, Teller</w:t>
+      </w:r>
+    </w:p>
+    <w:p>
+      <w:pPr>
+        <w:rPr>
+          <w:lang w:val="en-US"/>
+        </w:rPr>
+      </w:pPr>
+      <w:r>
+        <w:rPr>
+          <w:lang w:val="en-US"/>
+        </w:rPr>
+        <w:t>Pre-conditions: Bank Account</w:t>
+      </w:r>
+    </w:p>
+    <w:p>
+      <w:pPr>
+        <w:rPr>
+          <w:lang w:val="en-US"/>
+        </w:rPr>
+      </w:pPr>
+      <w:r>
+        <w:rPr>
+          <w:lang w:val="en-US"/>
+        </w:rPr>
+        <w:t>Post-conditions: A customer’s bank account is closed or frozen</w:t>
+      </w:r>
+    </w:p>
+    <w:p>
+      <w:pPr>
+        <w:rPr>
+          <w:lang w:val="en-US"/>
+        </w:rPr>
+      </w:pPr>
+      <w:r>
+        <w:rPr>
+          <w:lang w:val="en-US"/>
+        </w:rPr>
+        <w:t xml:space="preserve">Basic Flow or Main Scenario: (1) A customer asks if a teller can close/freeze their bank account. (2) The customer will provide their PIN </w:t>
+      </w:r>
+      <w:r>
+        <w:rPr>
+          <w:color w:val="000000" w:themeColor="text1"/>
+          <w:lang w:val="en-US"/>
+        </w:rPr>
+        <w:t xml:space="preserve">or some other confirmation </w:t>
+      </w:r>
+      <w:r>
+        <w:rPr>
+          <w:lang w:val="en-US"/>
+        </w:rPr>
+        <w:t>for the teller to confirm their decision. (3) If the teller approves the request, then they will close/freeze the customer’s account.</w:t>
+      </w:r>
+    </w:p>
+    <w:p>
+      <w:pPr>
+        <w:rPr>
+          <w:lang w:val="en-US"/>
+        </w:rPr>
+      </w:pPr>
+      <w:r>
+        <w:rPr>
+          <w:lang w:val="en-US"/>
+        </w:rPr>
+        <w:t>Extensions or Alternate Flows: (3) If the teller does not approve the request, then they will not close/freeze the customer’s account, and it will remain active.</w:t>
+      </w:r>
+    </w:p>
+    <w:p>
+      <w:pPr>
+        <w:rPr>
+          <w:lang w:val="en-US"/>
+        </w:rPr>
+      </w:pPr>
+      <w:r>
+        <w:rPr>
+          <w:lang w:val="en-US"/>
+        </w:rPr>
+        <w:t xml:space="preserve">(1) If teller finds suspicious activity on a bank account through the logs (multiple transactions </w:t>
+      </w:r>
+      <w:r>
+        <w:rPr>
+          <w:color w:val="000000" w:themeColor="text1"/>
+          <w:lang w:val="en-US"/>
+        </w:rPr>
+        <w:t xml:space="preserve">simultaneously for example), </w:t>
+      </w:r>
+      <w:r>
+        <w:rPr>
+          <w:lang w:val="en-US"/>
+        </w:rPr>
+        <w:t>then they can choose to freeze a customer’s account until the customer requests for their account to be unfrozen.</w:t>
+      </w:r>
+    </w:p>
+    <w:p>
+      <w:pPr>
+        <w:rPr>
+          <w:lang w:val="en-US"/>
+        </w:rPr>
+      </w:pPr>
+      <w:r>
+        <w:rPr>
+          <w:lang w:val="en-US"/>
+        </w:rPr>
+        <w:t>Exceptions: None</w:t>
+      </w:r>
+    </w:p>
+    <w:p>
+      <w:pPr>
+        <w:rPr>
+          <w:lang w:val="en-US"/>
+        </w:rPr>
+      </w:pPr>
+      <w:r>
+        <w:rPr>
+          <w:lang w:val="en-US"/>
+        </w:rPr>
+        <w:t>Related Use Cases: UC_LOG_001 (Check log)</w:t>
+      </w:r>
+    </w:p>
+    <w:p>
+      <w:pPr>
+        <w:rPr>
+          <w:lang w:val="en-US"/>
+        </w:rPr>
+      </w:pPr>
+    </w:p>
+    <w:p>
+      <w:pPr>
+        <w:rPr>
+          <w:lang w:val="en-US"/>
+        </w:rPr>
+      </w:pPr>
+      <w:r>
+        <w:rPr>
+          <w:lang w:val="en-US"/>
+        </w:rPr>
+        <w:t>Use Case ID: UC_ACC_004</w:t>
+      </w:r>
+    </w:p>
+    <w:p>
+      <w:pPr>
+        <w:rPr>
+          <w:lang w:val="en-US"/>
+        </w:rPr>
+      </w:pPr>
+      <w:r>
+        <w:rPr>
+          <w:lang w:val="en-US"/>
+        </w:rPr>
+        <w:t>Use Case Name: Add person</w:t>
+      </w:r>
+    </w:p>
+    <w:p>
+      <w:pPr>
+        <w:rPr>
+          <w:lang w:val="en-US"/>
+        </w:rPr>
+      </w:pPr>
+      <w:r>
+        <w:rPr>
+          <w:lang w:val="en-US"/>
+        </w:rPr>
+        <w:t>Relevant Requirements: 3.1.1.9, 3.1.4.2</w:t>
+      </w:r>
+    </w:p>
+    <w:p>
+      <w:pPr>
+        <w:rPr>
+          <w:lang w:val="en-US"/>
+        </w:rPr>
+      </w:pPr>
+      <w:r>
+        <w:rPr>
+          <w:lang w:val="en-US"/>
+        </w:rPr>
+        <w:t>Primary Actor: Customer, Teller</w:t>
+      </w:r>
+    </w:p>
+    <w:p>
+      <w:pPr>
+        <w:rPr>
+          <w:lang w:val="en-US"/>
+        </w:rPr>
+      </w:pPr>
+      <w:r>
+        <w:rPr>
+          <w:lang w:val="en-US"/>
+        </w:rPr>
+        <w:t>Pre-conditions: </w:t>
+      </w:r>
+    </w:p>
+    <w:p>
+      <w:pPr>
+        <w:rPr>
+          <w:lang w:val="en-US"/>
+        </w:rPr>
+      </w:pPr>
+      <w:r>
+        <w:rPr>
+          <w:lang w:val="en-US"/>
+        </w:rPr>
+        <w:t>Post-conditions: A person is added to list of authorized customers who can access the account. </w:t>
+      </w:r>
+    </w:p>
+    <w:p>
+      <w:pPr>
+        <w:rPr>
+          <w:lang w:val="en-US"/>
+        </w:rPr>
+      </w:pPr>
+      <w:r>
+        <w:rPr>
+          <w:lang w:val="en-US"/>
+        </w:rPr>
+        <w:lastRenderedPageBreak/>
+        <w:t>Basic Flow or Main Scenario: (1) Customer requests for a teller to add another person’s name under their bank account. (2) If the teller approves, they will add the person to the list of authorized customers for that bank account.</w:t>
+      </w:r>
+    </w:p>
+    <w:p>
+      <w:pPr>
+        <w:rPr>
+          <w:lang w:val="en-US"/>
+        </w:rPr>
+      </w:pPr>
+      <w:r>
+        <w:rPr>
+          <w:lang w:val="en-US"/>
+        </w:rPr>
+        <w:t>Extensions or Alternate Flows: (2) If the teller does not approve, they will not add the new person to the list of authorized customers for that bank account.</w:t>
+      </w:r>
+    </w:p>
+    <w:p>
+      <w:pPr>
+        <w:rPr>
+          <w:lang w:val="en-US"/>
+        </w:rPr>
+      </w:pPr>
+      <w:r>
+        <w:rPr>
+          <w:lang w:val="en-US"/>
+        </w:rPr>
+        <w:t>Exceptions: None</w:t>
+      </w:r>
+    </w:p>
+    <w:p>
+      <w:pPr>
+        <w:rPr>
+          <w:lang w:val="en-US"/>
+        </w:rPr>
+      </w:pPr>
+      <w:r>
+        <w:rPr>
+          <w:lang w:val="en-US"/>
+        </w:rPr>
+        <w:t>Related Use Cases: UC_ACC_02</w:t>
+      </w:r>
+    </w:p>
+    <w:p>
+      <w:pPr>
+        <w:rPr>
+          <w:lang w:val="en-US"/>
+        </w:rPr>
+      </w:pPr>
+    </w:p>
+    <w:p>
+      <w:pPr>
+        <w:rPr>
+          <w:lang w:val="en-US"/>
+        </w:rPr>
+      </w:pPr>
+      <w:r>
+        <w:rPr>
+          <w:lang w:val="en-US"/>
+        </w:rPr>
+        <w:t>Use Case ID: UC_LOG_001</w:t>
+      </w:r>
+    </w:p>
+    <w:p>
+      <w:pPr>
+        <w:rPr>
+          <w:lang w:val="en-US"/>
+        </w:rPr>
+      </w:pPr>
+      <w:r>
+        <w:rPr>
+          <w:lang w:val="en-US"/>
+        </w:rPr>
+        <w:t>Use Case Name: Check log</w:t>
+      </w:r>
+    </w:p>
+    <w:p>
+      <w:pPr>
+        <w:rPr>
+          <w:lang w:val="en-US"/>
+        </w:rPr>
+      </w:pPr>
+      <w:r>
+        <w:rPr>
+          <w:lang w:val="en-US"/>
+        </w:rPr>
+        <w:t>Relevant Requirements: 3.1.2.8, 3.1.2.10, 3.1.5.6</w:t>
+      </w:r>
+    </w:p>
+    <w:p>
+      <w:pPr>
+        <w:rPr>
+          <w:lang w:val="en-US"/>
+        </w:rPr>
+      </w:pPr>
+      <w:r>
+        <w:rPr>
+          <w:lang w:val="en-US"/>
+        </w:rPr>
+        <w:t>Primary Actor: Teller</w:t>
+      </w:r>
+    </w:p>
+    <w:p>
+      <w:pPr>
+        <w:rPr>
+          <w:lang w:val="en-US"/>
+        </w:rPr>
+      </w:pPr>
+      <w:r>
+        <w:rPr>
+          <w:lang w:val="en-US"/>
+        </w:rPr>
+        <w:t>Pre-conditions: A customer’s PIN number</w:t>
+      </w:r>
+    </w:p>
+    <w:p>
+      <w:pPr>
+        <w:rPr>
+          <w:lang w:val="en-US"/>
+        </w:rPr>
+      </w:pPr>
+      <w:r>
+        <w:rPr>
+          <w:lang w:val="en-US"/>
+        </w:rPr>
+        <w:t>Post-conditions: The teller will see the logs of a customer’s account </w:t>
+      </w:r>
+    </w:p>
+    <w:p>
+      <w:pPr>
+        <w:rPr>
+          <w:lang w:val="en-US"/>
+        </w:rPr>
+      </w:pPr>
+      <w:r>
+        <w:rPr>
+          <w:lang w:val="en-US"/>
+        </w:rPr>
+        <w:t xml:space="preserve">Basic Flow or Main Scenario: (1) The teller will enter a customer’s unique PIN number. (2) If the teller has </w:t>
       </w:r>
       <w:proofErr w:type="gramStart"/>
       <w:r>
         <w:rPr>
-          <w:color w:val="7030A0"/>
-        </w:rPr>
-        <w:t>ID: {</w:t>
+          <w:lang w:val="en-US"/>
+        </w:rPr>
+        <w:t>manage</w:t>
       </w:r>
       <w:proofErr w:type="gramEnd"/>
       <w:r>
         <w:rPr>
-          <w:color w:val="7030A0"/>
-        </w:rPr>
-        <w:t>This should be coded to identify the level of the use case}</w:t>
-      </w:r>
-    </w:p>
-    <w:p>
-      <w:pPr>
-        <w:rPr>
-          <w:color w:val="7030A0"/>
-        </w:rPr>
-      </w:pPr>
-      <w:r>
-        <w:rPr>
-          <w:color w:val="7030A0"/>
-        </w:rPr>
-        <w:t xml:space="preserve">Use Case </w:t>
+          <w:lang w:val="en-US"/>
+        </w:rPr>
+        <w:t xml:space="preserve"> status, then they can view the logs on the customer’s account</w:t>
+      </w:r>
+    </w:p>
+    <w:p>
+      <w:pPr>
+        <w:rPr>
+          <w:lang w:val="en-US"/>
+        </w:rPr>
+      </w:pPr>
+      <w:r>
+        <w:rPr>
+          <w:lang w:val="en-US"/>
+        </w:rPr>
+        <w:t>Extensions or Alternate Flows: (2) If the teller does not have manager status, then they cannot access the logs.</w:t>
+      </w:r>
+    </w:p>
+    <w:p>
+      <w:pPr>
+        <w:rPr>
+          <w:lang w:val="en-US"/>
+        </w:rPr>
+      </w:pPr>
+      <w:r>
+        <w:rPr>
+          <w:lang w:val="en-US"/>
+        </w:rPr>
+        <w:t>Exceptions: None</w:t>
+      </w:r>
+    </w:p>
+    <w:p>
+      <w:pPr>
+        <w:rPr>
+          <w:lang w:val="en-US"/>
+        </w:rPr>
+      </w:pPr>
+      <w:r>
+        <w:rPr>
+          <w:lang w:val="en-US"/>
+        </w:rPr>
+        <w:t>Related Use Cases: UC_ACC_03 (Close/Freeze Account)</w:t>
+      </w:r>
+    </w:p>
+    <w:p>
+      <w:pPr>
+        <w:rPr>
+          <w:lang w:val="en-US"/>
+        </w:rPr>
+      </w:pPr>
+    </w:p>
+    <w:p>
+      <w:pPr>
+        <w:rPr>
+          <w:lang w:val="en-US"/>
+        </w:rPr>
+      </w:pPr>
+      <w:r>
+        <w:rPr>
+          <w:lang w:val="en-US"/>
+        </w:rPr>
+        <w:t>Use Case ID: UC_MT_001</w:t>
+      </w:r>
+    </w:p>
+    <w:p>
+      <w:pPr>
+        <w:rPr>
+          <w:lang w:val="en-US"/>
+        </w:rPr>
+      </w:pPr>
+      <w:r>
+        <w:rPr>
+          <w:lang w:val="en-US"/>
+        </w:rPr>
+        <w:t>Use Case Name: Check Account Balance</w:t>
+      </w:r>
+    </w:p>
+    <w:p>
+      <w:pPr>
+        <w:rPr>
+          <w:lang w:val="en-US"/>
+        </w:rPr>
+      </w:pPr>
+      <w:r>
+        <w:rPr>
+          <w:lang w:val="en-US"/>
+        </w:rPr>
+        <w:t>Relevant Requirements: 3.1.1.1</w:t>
+      </w:r>
+    </w:p>
+    <w:p>
+      <w:pPr>
+        <w:rPr>
+          <w:lang w:val="en-US"/>
+        </w:rPr>
+      </w:pPr>
+      <w:r>
+        <w:rPr>
+          <w:lang w:val="en-US"/>
+        </w:rPr>
+        <w:t>Primary Actor: Customer, Teller</w:t>
+      </w:r>
+    </w:p>
+    <w:p>
+      <w:pPr>
+        <w:rPr>
+          <w:lang w:val="en-US"/>
+        </w:rPr>
+      </w:pPr>
+      <w:r>
+        <w:rPr>
+          <w:lang w:val="en-US"/>
+        </w:rPr>
+        <w:t>Pre-conditions: None</w:t>
+      </w:r>
+    </w:p>
+    <w:p>
+      <w:pPr>
+        <w:rPr>
+          <w:lang w:val="en-US"/>
+        </w:rPr>
+      </w:pPr>
+      <w:r>
+        <w:rPr>
+          <w:lang w:val="en-US"/>
+        </w:rPr>
+        <w:t>Post-conditions: Account balance will be displayed through a message</w:t>
+      </w:r>
+    </w:p>
+    <w:p>
+      <w:pPr>
+        <w:rPr>
+          <w:lang w:val="en-US"/>
+        </w:rPr>
+      </w:pPr>
+      <w:r>
+        <w:rPr>
+          <w:lang w:val="en-US"/>
+        </w:rPr>
+        <w:t>Basic Flow or Main Scenario: (1) Customer/teller will be prompted with whether they want to see customer’s savings, checking, or credit. (2) The system displays the amount of money in their savings. (3) Customer will choose whether they want to view an account balance again or return to main menu.</w:t>
+      </w:r>
+    </w:p>
+    <w:p>
+      <w:pPr>
+        <w:rPr>
+          <w:lang w:val="en-US"/>
+        </w:rPr>
+      </w:pPr>
+      <w:r>
+        <w:rPr>
+          <w:lang w:val="en-US"/>
+        </w:rPr>
+        <w:t>Extensions or Alternate Flows</w:t>
       </w:r>
       <w:proofErr w:type="gramStart"/>
       <w:r>
         <w:rPr>
-          <w:color w:val="7030A0"/>
-        </w:rPr>
-        <w:t>Name: {</w:t>
+          <w:lang w:val="en-US"/>
+        </w:rPr>
+        <w:t>:  (</w:t>
       </w:r>
       <w:proofErr w:type="gramEnd"/>
       <w:r>
         <w:rPr>
-          <w:color w:val="7030A0"/>
-        </w:rPr>
-        <w:t xml:space="preserve">Short </w:t>
+          <w:lang w:val="en-US"/>
+        </w:rPr>
+        <w:t xml:space="preserve">2) The system displays the amount of money in their </w:t>
+      </w:r>
+      <w:proofErr w:type="spellStart"/>
+      <w:r>
+        <w:rPr>
+          <w:lang w:val="en-US"/>
+        </w:rPr>
+        <w:t>checkings</w:t>
+      </w:r>
+      <w:proofErr w:type="spellEnd"/>
+      <w:r>
+        <w:rPr>
+          <w:lang w:val="en-US"/>
+        </w:rPr>
+        <w:t>. (3) Customer will choose whether they want to withdraw again or return to main menu.</w:t>
+      </w:r>
+    </w:p>
+    <w:p>
+      <w:pPr>
+        <w:rPr>
+          <w:lang w:val="en-US"/>
+        </w:rPr>
+      </w:pPr>
+      <w:r>
+        <w:rPr>
+          <w:lang w:val="en-US"/>
+        </w:rPr>
+        <w:t>(2) The system displays the customer’s credit. </w:t>
+      </w:r>
+    </w:p>
+    <w:p>
+      <w:pPr>
+        <w:rPr>
+          <w:lang w:val="en-US"/>
+        </w:rPr>
+      </w:pPr>
+      <w:r>
+        <w:rPr>
+          <w:lang w:val="en-US"/>
+        </w:rPr>
+        <w:t>Exceptions: None</w:t>
+      </w:r>
+    </w:p>
+    <w:p>
+      <w:pPr>
+        <w:rPr>
+          <w:lang w:val="en-US"/>
+        </w:rPr>
+      </w:pPr>
+      <w:r>
+        <w:rPr>
+          <w:lang w:val="en-US"/>
+        </w:rPr>
+        <w:t>Related Use Cases: </w:t>
+      </w:r>
+    </w:p>
+    <w:p>
+      <w:pPr>
+        <w:rPr>
+          <w:lang w:val="en-US"/>
+        </w:rPr>
+      </w:pPr>
+    </w:p>
+    <w:p>
+      <w:pPr>
+        <w:rPr>
+          <w:lang w:val="en-US"/>
+        </w:rPr>
+      </w:pPr>
+      <w:r>
+        <w:rPr>
+          <w:lang w:val="en-US"/>
+        </w:rPr>
+        <w:t>Use Case ID: UC_MT_002</w:t>
+      </w:r>
+    </w:p>
+    <w:p>
+      <w:pPr>
+        <w:rPr>
+          <w:lang w:val="en-US"/>
+        </w:rPr>
+      </w:pPr>
+      <w:r>
+        <w:rPr>
+          <w:lang w:val="en-US"/>
+        </w:rPr>
+        <w:t>Use Case Name: Withdraw from Account</w:t>
+      </w:r>
+    </w:p>
+    <w:p>
+      <w:pPr>
+        <w:rPr>
+          <w:lang w:val="en-US"/>
+        </w:rPr>
+      </w:pPr>
+      <w:r>
+        <w:rPr>
+          <w:lang w:val="en-US"/>
+        </w:rPr>
+        <w:t>Relevant Requirements: 3.1.1.1, 3.1.1.2, 3.1.1.8, 3.1.3.1, 3.1.4.1</w:t>
+      </w:r>
+    </w:p>
+    <w:p>
+      <w:pPr>
+        <w:rPr>
+          <w:lang w:val="en-US"/>
+        </w:rPr>
+      </w:pPr>
+      <w:r>
+        <w:rPr>
+          <w:lang w:val="en-US"/>
+        </w:rPr>
+        <w:t>Primary Actor: Customer, Teller</w:t>
+      </w:r>
+    </w:p>
+    <w:p>
+      <w:pPr>
+        <w:rPr>
+          <w:lang w:val="en-US"/>
+        </w:rPr>
+      </w:pPr>
+      <w:r>
+        <w:rPr>
+          <w:lang w:val="en-US"/>
+        </w:rPr>
+        <w:t xml:space="preserve">Pre-conditions: </w:t>
       </w:r>
       <w:proofErr w:type="gramStart"/>
       <w:r>
         <w:rPr>
-          <w:color w:val="7030A0"/>
-        </w:rPr>
-        <w:t>descriptive phrase}</w:t>
+          <w:lang w:val="en-US"/>
+        </w:rPr>
+        <w:t>An</w:t>
       </w:r>
       <w:proofErr w:type="gramEnd"/>
-    </w:p>
-    <w:p>
-      <w:pPr>
-        <w:rPr>
-          <w:color w:val="7030A0"/>
-        </w:rPr>
-      </w:pPr>
-      <w:r>
-        <w:rPr>
-          <w:color w:val="7030A0"/>
-        </w:rPr>
-        <w:t>Relevant Requirements</w:t>
+      <w:r>
+        <w:rPr>
+          <w:lang w:val="en-US"/>
+        </w:rPr>
+        <w:t xml:space="preserve"> </w:t>
       </w:r>
       <w:proofErr w:type="gramStart"/>
       <w:r>
         <w:rPr>
-          <w:color w:val="7030A0"/>
-        </w:rPr>
-        <w:t>: * {</w:t>
+          <w:lang w:val="en-US"/>
+        </w:rPr>
+        <w:t>number</w:t>
       </w:r>
       <w:proofErr w:type="gramEnd"/>
       <w:r>
         <w:rPr>
-          <w:color w:val="7030A0"/>
-        </w:rPr>
-        <w:t xml:space="preserve">Reference to relevant requirements </w:t>
+          <w:lang w:val="en-US"/>
+        </w:rPr>
+        <w:t xml:space="preserve"> of </w:t>
       </w:r>
       <w:proofErr w:type="gramStart"/>
       <w:r>
         <w:rPr>
-          <w:color w:val="7030A0"/>
-        </w:rPr>
-        <w:t>document.}</w:t>
+          <w:lang w:val="en-US"/>
+        </w:rPr>
+        <w:t>money</w:t>
       </w:r>
       <w:proofErr w:type="gramEnd"/>
-    </w:p>
-    <w:p>
-      <w:pPr>
-        <w:rPr>
-          <w:color w:val="7030A0"/>
-        </w:rPr>
-      </w:pPr>
-      <w:r>
-        <w:rPr>
-          <w:color w:val="7030A0"/>
-        </w:rPr>
-        <w:t xml:space="preserve">Primary </w:t>
+      <w:r>
+        <w:rPr>
+          <w:lang w:val="en-US"/>
+        </w:rPr>
+        <w:t xml:space="preserve"> to withdraw </w:t>
+      </w:r>
+    </w:p>
+    <w:p>
+      <w:pPr>
+        <w:rPr>
+          <w:lang w:val="en-US"/>
+        </w:rPr>
+      </w:pPr>
+      <w:r>
+        <w:rPr>
+          <w:lang w:val="en-US"/>
+        </w:rPr>
+        <w:t>Post-conditions: Withdrawn money is subtracted from the account.</w:t>
+      </w:r>
+    </w:p>
+    <w:p>
+      <w:pPr>
+        <w:rPr>
+          <w:lang w:val="en-US"/>
+        </w:rPr>
+      </w:pPr>
+      <w:r>
+        <w:rPr>
+          <w:lang w:val="en-US"/>
+        </w:rPr>
+        <w:t>Basic Flow or Main Scenario: (</w:t>
       </w:r>
       <w:proofErr w:type="gramStart"/>
       <w:r>
         <w:rPr>
-          <w:color w:val="7030A0"/>
-        </w:rPr>
-        <w:t>Actor: {</w:t>
+          <w:lang w:val="en-US"/>
+        </w:rPr>
+        <w:t>1)The</w:t>
       </w:r>
       <w:proofErr w:type="gramEnd"/>
       <w:r>
         <w:rPr>
-          <w:color w:val="7030A0"/>
-        </w:rPr>
-        <w:t>Main sub-system/entity that initiates use}</w:t>
-      </w:r>
-    </w:p>
-    <w:p>
-      <w:pPr>
-        <w:rPr>
-          <w:color w:val="7030A0"/>
-        </w:rPr>
-      </w:pPr>
-      <w:r>
-        <w:rPr>
-          <w:color w:val="7030A0"/>
-        </w:rPr>
-        <w:t>Pre-</w:t>
+          <w:lang w:val="en-US"/>
+        </w:rPr>
+        <w:t xml:space="preserve"> customer enters the amount of money the customer wants to withdraw (through ATM or </w:t>
       </w:r>
       <w:proofErr w:type="gramStart"/>
       <w:r>
         <w:rPr>
-          <w:color w:val="7030A0"/>
-        </w:rPr>
-        <w:t>conditions: {</w:t>
+          <w:lang w:val="en-US"/>
+        </w:rPr>
+        <w:t>teller</w:t>
       </w:r>
       <w:proofErr w:type="gramEnd"/>
       <w:r>
         <w:rPr>
-          <w:color w:val="7030A0"/>
-        </w:rPr>
-        <w:t xml:space="preserve">Requirements on the state of the system prior to this use being </w:t>
+          <w:lang w:val="en-US"/>
+        </w:rPr>
+        <w:t xml:space="preserve">). (2) Customer will be prompted with whether they want to withdraw from savings or </w:t>
+      </w:r>
+      <w:proofErr w:type="spellStart"/>
+      <w:r>
+        <w:rPr>
+          <w:lang w:val="en-US"/>
+        </w:rPr>
+        <w:t>checkings</w:t>
+      </w:r>
+      <w:proofErr w:type="spellEnd"/>
+      <w:r>
+        <w:rPr>
+          <w:lang w:val="en-US"/>
+        </w:rPr>
+        <w:t xml:space="preserve"> account. (3) If the amount of money does not exceed the daily limit nor is it greater than the amount stored in the selected account, then the money will be subtracted from the account. (4) Successful withdrawal will be added to the log.  </w:t>
+      </w:r>
+    </w:p>
+    <w:p>
+      <w:pPr>
+        <w:rPr>
+          <w:lang w:val="en-US"/>
+        </w:rPr>
+      </w:pPr>
+      <w:r>
+        <w:rPr>
+          <w:lang w:val="en-US"/>
+        </w:rPr>
+        <w:t>Extensions or Alternate Flows: None</w:t>
+      </w:r>
+    </w:p>
+    <w:p>
+      <w:pPr>
+        <w:rPr>
+          <w:lang w:val="en-US"/>
+        </w:rPr>
+      </w:pPr>
+      <w:r>
+        <w:rPr>
+          <w:lang w:val="en-US"/>
+        </w:rPr>
+        <w:t>Exceptions: (3) If the actor enters an amount of money that is greater than the daily limit, display a message telling the user that. (4) Failed withdrawal will be added to log.</w:t>
+      </w:r>
+    </w:p>
+    <w:p>
+      <w:pPr>
+        <w:rPr>
+          <w:lang w:val="en-US"/>
+        </w:rPr>
+      </w:pPr>
+      <w:r>
+        <w:rPr>
+          <w:lang w:val="en-US"/>
+        </w:rPr>
+        <w:t>(3) If the actor enters an amount of money that is greater than the balance stored in the account, display a message telling the user that. (4) Failed withdrawal will be added to log</w:t>
+      </w:r>
+    </w:p>
+    <w:p>
+      <w:pPr>
+        <w:rPr>
+          <w:lang w:val="en-US"/>
+        </w:rPr>
+      </w:pPr>
+      <w:r>
+        <w:rPr>
+          <w:lang w:val="en-US"/>
+        </w:rPr>
+        <w:t>Related Use Cases: </w:t>
+      </w:r>
+    </w:p>
+    <w:p>
+      <w:pPr>
+        <w:rPr>
+          <w:lang w:val="en-US"/>
+        </w:rPr>
+      </w:pPr>
+    </w:p>
+    <w:p>
+      <w:pPr>
+        <w:rPr>
+          <w:lang w:val="en-US"/>
+        </w:rPr>
+      </w:pPr>
+      <w:r>
+        <w:rPr>
+          <w:lang w:val="en-US"/>
+        </w:rPr>
+        <w:lastRenderedPageBreak/>
+        <w:t>Use Case ID: UC_MT_003</w:t>
+      </w:r>
+    </w:p>
+    <w:p>
+      <w:pPr>
+        <w:rPr>
+          <w:lang w:val="en-US"/>
+        </w:rPr>
+      </w:pPr>
+      <w:r>
+        <w:rPr>
+          <w:lang w:val="en-US"/>
+        </w:rPr>
+        <w:t>Use Case Name: Deposit to Account</w:t>
+      </w:r>
+    </w:p>
+    <w:p>
+      <w:pPr>
+        <w:rPr>
+          <w:lang w:val="en-US"/>
+        </w:rPr>
+      </w:pPr>
+      <w:r>
+        <w:rPr>
+          <w:lang w:val="en-US"/>
+        </w:rPr>
+        <w:t>Relevant Requirements: 3.1.1.1, 3.1.1.2, 3.1.1.8, 3.1.3.1, 3.1.4.1</w:t>
+      </w:r>
+    </w:p>
+    <w:p>
+      <w:pPr>
+        <w:rPr>
+          <w:lang w:val="en-US"/>
+        </w:rPr>
+      </w:pPr>
+      <w:r>
+        <w:rPr>
+          <w:lang w:val="en-US"/>
+        </w:rPr>
+        <w:t>Primary Actor: Customer, Teller</w:t>
+      </w:r>
+    </w:p>
+    <w:p>
+      <w:pPr>
+        <w:rPr>
+          <w:lang w:val="en-US"/>
+        </w:rPr>
+      </w:pPr>
+      <w:r>
+        <w:rPr>
+          <w:lang w:val="en-US"/>
+        </w:rPr>
+        <w:t xml:space="preserve">Pre-conditions: </w:t>
       </w:r>
       <w:proofErr w:type="gramStart"/>
       <w:r>
         <w:rPr>
-          <w:color w:val="7030A0"/>
-        </w:rPr>
-        <w:t>valid.}</w:t>
+          <w:lang w:val="en-US"/>
+        </w:rPr>
+        <w:t>An</w:t>
       </w:r>
       <w:proofErr w:type="gramEnd"/>
-    </w:p>
-    <w:p>
-      <w:pPr>
-        <w:rPr>
-          <w:color w:val="7030A0"/>
-        </w:rPr>
-      </w:pPr>
-      <w:r>
-        <w:rPr>
-          <w:color w:val="7030A0"/>
-        </w:rPr>
-        <w:t>Post-</w:t>
+      <w:r>
+        <w:rPr>
+          <w:lang w:val="en-US"/>
+        </w:rPr>
+        <w:t xml:space="preserve"> number of </w:t>
       </w:r>
       <w:proofErr w:type="gramStart"/>
       <w:r>
         <w:rPr>
-          <w:color w:val="7030A0"/>
-        </w:rPr>
-        <w:t>conditions: {</w:t>
+          <w:lang w:val="en-US"/>
+        </w:rPr>
+        <w:t>money</w:t>
       </w:r>
       <w:proofErr w:type="gramEnd"/>
       <w:r>
         <w:rPr>
-          <w:color w:val="7030A0"/>
-        </w:rPr>
-        <w:t xml:space="preserve">This describes the state of the system following the </w:t>
+          <w:lang w:val="en-US"/>
+        </w:rPr>
+        <w:t xml:space="preserve"> to deposit</w:t>
+      </w:r>
+    </w:p>
+    <w:p>
+      <w:pPr>
+        <w:rPr>
+          <w:lang w:val="en-US"/>
+        </w:rPr>
+      </w:pPr>
+      <w:r>
+        <w:rPr>
+          <w:lang w:val="en-US"/>
+        </w:rPr>
+        <w:t>Post-conditions: Deposited money is added to the account.</w:t>
+      </w:r>
+    </w:p>
+    <w:p>
+      <w:pPr>
+        <w:rPr>
+          <w:lang w:val="en-US"/>
+        </w:rPr>
+      </w:pPr>
+      <w:r>
+        <w:rPr>
+          <w:lang w:val="en-US"/>
+        </w:rPr>
+        <w:t>Basic Flow or Main Scenario: (</w:t>
       </w:r>
       <w:proofErr w:type="gramStart"/>
       <w:r>
         <w:rPr>
-          <w:color w:val="7030A0"/>
-        </w:rPr>
-        <w:t>successful</w:t>
+          <w:lang w:val="en-US"/>
+        </w:rPr>
+        <w:t>1)The</w:t>
       </w:r>
       <w:proofErr w:type="gramEnd"/>
-    </w:p>
-    <w:p>
-      <w:pPr>
-        <w:rPr>
-          <w:color w:val="7030A0"/>
-        </w:rPr>
-      </w:pPr>
-      <w:r>
-        <w:rPr>
-          <w:color w:val="7030A0"/>
-        </w:rPr>
-        <w:t xml:space="preserve">completion of this use. Effects on other systems and actors may also be </w:t>
+      <w:r>
+        <w:rPr>
+          <w:lang w:val="en-US"/>
+        </w:rPr>
+        <w:t xml:space="preserve"> customer enters the amount of money they want to deposit (through ATM or teller). (2) Customer will be prompted with whether they want to deposit money to savings or </w:t>
+      </w:r>
+      <w:proofErr w:type="spellStart"/>
+      <w:r>
+        <w:rPr>
+          <w:lang w:val="en-US"/>
+        </w:rPr>
+        <w:t>checkings</w:t>
+      </w:r>
+      <w:proofErr w:type="spellEnd"/>
+      <w:r>
+        <w:rPr>
+          <w:lang w:val="en-US"/>
+        </w:rPr>
+        <w:t xml:space="preserve"> account. (3) If the amount of money does not exceed the daily limit, then the money will be subtracted from the account. (4) Successful deposit will be added to the log.</w:t>
+      </w:r>
+    </w:p>
+    <w:p>
+      <w:pPr>
+        <w:rPr>
+          <w:lang w:val="en-US"/>
+        </w:rPr>
+      </w:pPr>
+      <w:r>
+        <w:rPr>
+          <w:lang w:val="en-US"/>
+        </w:rPr>
+        <w:t>Extensions or Alternate Flows: None</w:t>
+      </w:r>
+    </w:p>
+    <w:p>
+      <w:pPr>
+        <w:rPr>
+          <w:lang w:val="en-US"/>
+        </w:rPr>
+      </w:pPr>
+      <w:r>
+        <w:rPr>
+          <w:lang w:val="en-US"/>
+        </w:rPr>
+        <w:t>Exceptions: (3) If the actor enters an amount of money that is greater than the daily limit, display a message telling the user that. (4) Failed deposit will be added to the log.</w:t>
+      </w:r>
+    </w:p>
+    <w:p>
+      <w:pPr>
+        <w:rPr>
+          <w:lang w:val="en-US"/>
+        </w:rPr>
+      </w:pPr>
+      <w:r>
+        <w:rPr>
+          <w:lang w:val="en-US"/>
+        </w:rPr>
+        <w:t>Related Use Cases:</w:t>
+      </w:r>
+    </w:p>
+    <w:p>
+      <w:pPr>
+        <w:rPr>
+          <w:lang w:val="en-US"/>
+        </w:rPr>
+      </w:pPr>
+    </w:p>
+    <w:p>
+      <w:pPr>
+        <w:rPr>
+          <w:lang w:val="en-US"/>
+        </w:rPr>
+      </w:pPr>
+      <w:r>
+        <w:rPr>
+          <w:lang w:val="en-US"/>
+        </w:rPr>
+        <w:t>Use Case ID: UC_MT_004</w:t>
+      </w:r>
+    </w:p>
+    <w:p>
+      <w:pPr>
+        <w:rPr>
+          <w:lang w:val="en-US"/>
+        </w:rPr>
+      </w:pPr>
+      <w:r>
+        <w:rPr>
+          <w:lang w:val="en-US"/>
+        </w:rPr>
+        <w:t>Use Case Name: Transfer funds</w:t>
+      </w:r>
+    </w:p>
+    <w:p>
+      <w:pPr>
+        <w:rPr>
+          <w:lang w:val="en-US"/>
+        </w:rPr>
+      </w:pPr>
+      <w:r>
+        <w:rPr>
+          <w:lang w:val="en-US"/>
+        </w:rPr>
+        <w:t>Relevant Requirements: 3.1.3.3, 3.1.4.4</w:t>
+      </w:r>
+    </w:p>
+    <w:p>
+      <w:pPr>
+        <w:rPr>
+          <w:lang w:val="en-US"/>
+        </w:rPr>
+      </w:pPr>
+      <w:r>
+        <w:rPr>
+          <w:lang w:val="en-US"/>
+        </w:rPr>
+        <w:t>Primary Actor: Customer, Teller, ATM</w:t>
+      </w:r>
+    </w:p>
+    <w:p>
+      <w:pPr>
+        <w:rPr>
+          <w:lang w:val="en-US"/>
+        </w:rPr>
+      </w:pPr>
+      <w:r>
+        <w:rPr>
+          <w:lang w:val="en-US"/>
+        </w:rPr>
+        <w:t xml:space="preserve">Pre-conditions: A number of </w:t>
       </w:r>
       <w:proofErr w:type="gramStart"/>
       <w:r>
         <w:rPr>
-          <w:color w:val="7030A0"/>
-        </w:rPr>
-        <w:t>described.}</w:t>
+          <w:lang w:val="en-US"/>
+        </w:rPr>
+        <w:t>money</w:t>
       </w:r>
       <w:proofErr w:type="gramEnd"/>
-    </w:p>
-    <w:p>
-      <w:pPr>
-        <w:rPr>
-          <w:color w:val="7030A0"/>
-        </w:rPr>
-      </w:pPr>
-      <w:r>
-        <w:rPr>
-          <w:color w:val="7030A0"/>
-        </w:rPr>
-        <w:t xml:space="preserve">Basic Flow or Main </w:t>
+      <w:r>
+        <w:rPr>
+          <w:lang w:val="en-US"/>
+        </w:rPr>
+        <w:t xml:space="preserve"> to transfer</w:t>
+      </w:r>
+    </w:p>
+    <w:p>
+      <w:pPr>
+        <w:rPr>
+          <w:lang w:val="en-US"/>
+        </w:rPr>
+      </w:pPr>
+      <w:r>
+        <w:rPr>
+          <w:lang w:val="en-US"/>
+        </w:rPr>
+        <w:t>Post-conditions: Money is transferred from one account to another.</w:t>
+      </w:r>
+    </w:p>
+    <w:p>
+      <w:pPr>
+        <w:rPr>
+          <w:lang w:val="en-US"/>
+        </w:rPr>
+      </w:pPr>
+      <w:r>
+        <w:rPr>
+          <w:lang w:val="en-US"/>
+        </w:rPr>
+        <w:t>Basic Flow or Main Scenario: (</w:t>
       </w:r>
       <w:proofErr w:type="gramStart"/>
       <w:r>
         <w:rPr>
-          <w:color w:val="7030A0"/>
-        </w:rPr>
-        <w:t>Scenario: {</w:t>
+          <w:lang w:val="en-US"/>
+        </w:rPr>
+        <w:t>1)The</w:t>
       </w:r>
       <w:proofErr w:type="gramEnd"/>
       <w:r>
         <w:rPr>
-          <w:color w:val="7030A0"/>
-        </w:rPr>
-        <w:t>Numbered flow of events: 1 The user initiates an action</w:t>
-      </w:r>
-    </w:p>
-    <w:p>
-      <w:pPr>
-        <w:rPr>
-          <w:color w:val="7030A0"/>
-        </w:rPr>
-      </w:pPr>
-      <w:r>
-        <w:rPr>
-          <w:color w:val="7030A0"/>
-        </w:rPr>
-        <w:t>by... 2 The system responds by...}</w:t>
-      </w:r>
-    </w:p>
-    <w:p>
-      <w:pPr>
-        <w:rPr>
-          <w:color w:val="7030A0"/>
-        </w:rPr>
-      </w:pPr>
-      <w:r>
-        <w:rPr>
-          <w:color w:val="7030A0"/>
-        </w:rPr>
-        <w:t xml:space="preserve">Extensions or Alternate </w:t>
+          <w:lang w:val="en-US"/>
+        </w:rPr>
+        <w:t xml:space="preserve"> customer enters the amount of money they want to transfer through the teller/ATM. (2) Customer will choose which account (savings/checking) to take money out of. (3) If the amount of money does not exceed the daily limit nor is it greater than the amount </w:t>
       </w:r>
       <w:proofErr w:type="gramStart"/>
       <w:r>
         <w:rPr>
-          <w:color w:val="7030A0"/>
-        </w:rPr>
-        <w:t>Flows: {</w:t>
+          <w:lang w:val="en-US"/>
+        </w:rPr>
+        <w:t>stored</w:t>
       </w:r>
       <w:proofErr w:type="gramEnd"/>
       <w:r>
         <w:rPr>
-          <w:color w:val="7030A0"/>
-        </w:rPr>
-        <w:t xml:space="preserve">This section presents variations </w:t>
+          <w:lang w:val="en-US"/>
+        </w:rPr>
+        <w:t xml:space="preserve"> the selected account, then the customer can choose which account they want to transfer money to (savings/</w:t>
+      </w:r>
+      <w:proofErr w:type="spellStart"/>
+      <w:r>
+        <w:rPr>
+          <w:lang w:val="en-US"/>
+        </w:rPr>
+        <w:t>checkings</w:t>
+      </w:r>
+      <w:proofErr w:type="spellEnd"/>
+      <w:r>
+        <w:rPr>
+          <w:lang w:val="en-US"/>
+        </w:rPr>
+        <w:t>). (</w:t>
       </w:r>
       <w:proofErr w:type="gramStart"/>
       <w:r>
         <w:rPr>
-          <w:color w:val="7030A0"/>
-        </w:rPr>
-        <w:t>on</w:t>
+          <w:lang w:val="en-US"/>
+        </w:rPr>
+        <w:t>4)The</w:t>
       </w:r>
       <w:proofErr w:type="gramEnd"/>
       <w:r>
         <w:rPr>
-          <w:color w:val="7030A0"/>
-        </w:rPr>
-        <w:t xml:space="preserve"> this use case. It</w:t>
-      </w:r>
-    </w:p>
-    <w:p>
-      <w:pPr>
-        <w:rPr>
-          <w:color w:val="7030A0"/>
-        </w:rPr>
-      </w:pPr>
-      <w:r>
-        <w:rPr>
-          <w:color w:val="7030A0"/>
-        </w:rPr>
-        <w:t xml:space="preserve">presents those use cases that have an </w:t>
+          <w:lang w:val="en-US"/>
+        </w:rPr>
+        <w:t xml:space="preserve"> money gets transferred from the first selected account to the second selected account. (5) Successful transfer will be added to the log.</w:t>
+      </w:r>
+    </w:p>
+    <w:p>
+      <w:pPr>
+        <w:rPr>
+          <w:lang w:val="en-US"/>
+        </w:rPr>
+      </w:pPr>
+      <w:r>
+        <w:rPr>
+          <w:lang w:val="en-US"/>
+        </w:rPr>
+        <w:t>Extensions or Alternate Flows: None</w:t>
+      </w:r>
+    </w:p>
+    <w:p>
+      <w:pPr>
+        <w:rPr>
+          <w:lang w:val="en-US"/>
+        </w:rPr>
+      </w:pPr>
+      <w:r>
+        <w:rPr>
+          <w:lang w:val="en-US"/>
+        </w:rPr>
+        <w:t>Exceptions: (3) If the actor enters an amount of money that is greater than the daily limit, display a message telling the user that. (4) Failed transfer will be added to the log.</w:t>
+      </w:r>
+    </w:p>
+    <w:p>
+      <w:pPr>
+        <w:rPr>
+          <w:lang w:val="en-US"/>
+        </w:rPr>
+      </w:pPr>
+      <w:r>
+        <w:rPr>
+          <w:lang w:val="en-US"/>
+        </w:rPr>
+        <w:t>(3) If the actor enters an amount of money that is greater than the balance stored in the account, display a message telling the user that. (4) Failed transfer will be added to the log.</w:t>
+      </w:r>
+    </w:p>
+    <w:p>
+      <w:pPr>
+        <w:rPr>
+          <w:lang w:val="en-US"/>
+        </w:rPr>
+      </w:pPr>
+      <w:r>
+        <w:rPr>
+          <w:lang w:val="en-US"/>
+        </w:rPr>
+        <w:t>Related Use Cases: </w:t>
+      </w:r>
+    </w:p>
+    <w:p>
+      <w:pPr>
+        <w:rPr>
+          <w:lang w:val="en-US"/>
+        </w:rPr>
+      </w:pPr>
+      <w:r>
+        <w:rPr>
+          <w:lang w:val="en-US"/>
+        </w:rPr>
+        <w:br/>
+      </w:r>
+      <w:r>
+        <w:rPr>
+          <w:lang w:val="en-US"/>
+        </w:rPr>
+        <w:br/>
+      </w:r>
+      <w:r>
+        <w:rPr>
+          <w:lang w:val="en-US"/>
+        </w:rPr>
+        <w:br/>
+      </w:r>
+      <w:r>
+        <w:rPr>
+          <w:lang w:val="en-US"/>
+        </w:rPr>
+        <w:br/>
+      </w:r>
+    </w:p>
+    <w:p>
+      <w:pPr>
+        <w:rPr>
+          <w:lang w:val="en-US"/>
+        </w:rPr>
+      </w:pPr>
+      <w:r>
+        <w:rPr>
+          <w:lang w:val="en-US"/>
+        </w:rPr>
+        <w:t>Use Case ID: UC_SEC_002</w:t>
+      </w:r>
+    </w:p>
+    <w:p>
+      <w:pPr>
+        <w:rPr>
+          <w:lang w:val="en-US"/>
+        </w:rPr>
+      </w:pPr>
+      <w:r>
+        <w:rPr>
+          <w:lang w:val="en-US"/>
+        </w:rPr>
+        <w:t>Use Case Name: Account Locks After Failed Pin Attempts</w:t>
+      </w:r>
+    </w:p>
+    <w:p>
+      <w:pPr>
+        <w:rPr>
+          <w:lang w:val="en-US"/>
+        </w:rPr>
+      </w:pPr>
+      <w:r>
+        <w:rPr>
+          <w:lang w:val="en-US"/>
+        </w:rPr>
+        <w:t xml:space="preserve">Relevant </w:t>
       </w:r>
       <w:proofErr w:type="gramStart"/>
       <w:r>
         <w:rPr>
-          <w:color w:val="7030A0"/>
-        </w:rPr>
-        <w:t>extends</w:t>
+          <w:lang w:val="en-US"/>
+        </w:rPr>
+        <w:t>Requirements :</w:t>
       </w:r>
       <w:proofErr w:type="gramEnd"/>
       <w:r>
         <w:rPr>
-          <w:color w:val="7030A0"/>
-        </w:rPr>
-        <w:t xml:space="preserve"> relation with the current use </w:t>
+          <w:lang w:val="en-US"/>
+        </w:rPr>
+        <w:t xml:space="preserve"> 3.1.2.4, 3.1.3.2, 4.1.3</w:t>
+      </w:r>
+    </w:p>
+    <w:p>
+      <w:pPr>
+        <w:rPr>
+          <w:lang w:val="en-US"/>
+        </w:rPr>
+      </w:pPr>
+      <w:r>
+        <w:rPr>
+          <w:lang w:val="en-US"/>
+        </w:rPr>
+        <w:t>Primary Actor: Customer (via ATM)</w:t>
+      </w:r>
+    </w:p>
+    <w:p>
+      <w:pPr>
+        <w:rPr>
+          <w:lang w:val="en-US"/>
+        </w:rPr>
+      </w:pPr>
+      <w:r>
+        <w:rPr>
+          <w:lang w:val="en-US"/>
+        </w:rPr>
+        <w:t>Pre-Conditions: (1) Customer attempts to authenticate at an ATM (2) Account is not currently locked (3) ATM is connected to the server via TCP/IP</w:t>
+      </w:r>
+    </w:p>
+    <w:p>
+      <w:pPr>
+        <w:rPr>
+          <w:lang w:val="en-US"/>
+        </w:rPr>
+      </w:pPr>
+      <w:r>
+        <w:rPr>
+          <w:lang w:val="en-US"/>
+        </w:rPr>
+        <w:t xml:space="preserve">Post-Conditions: (1) Account is locked after </w:t>
+      </w:r>
+      <w:r>
+        <w:rPr>
+          <w:color w:val="8064A2" w:themeColor="accent4"/>
+          <w:lang w:val="en-US"/>
+        </w:rPr>
+        <w:t xml:space="preserve">five incorrect (if we are still sticking to five) </w:t>
+      </w:r>
+      <w:r>
+        <w:rPr>
+          <w:lang w:val="en-US"/>
+        </w:rPr>
+        <w:t xml:space="preserve">PIN attempts within a </w:t>
       </w:r>
       <w:proofErr w:type="gramStart"/>
       <w:r>
         <w:rPr>
-          <w:color w:val="7030A0"/>
-        </w:rPr>
-        <w:t>case.}</w:t>
+          <w:lang w:val="en-US"/>
+        </w:rPr>
+        <w:t>five minute</w:t>
       </w:r>
       <w:proofErr w:type="gramEnd"/>
-    </w:p>
-    <w:p>
-      <w:pPr>
-        <w:rPr>
-          <w:color w:val="7030A0"/>
-        </w:rPr>
-      </w:pPr>
-      <w:proofErr w:type="gramStart"/>
-      <w:r>
-        <w:rPr>
-          <w:color w:val="7030A0"/>
-        </w:rPr>
-        <w:t>Exceptions: {</w:t>
-      </w:r>
-      <w:proofErr w:type="gramEnd"/>
-      <w:r>
-        <w:rPr>
-          <w:color w:val="7030A0"/>
-        </w:rPr>
-        <w:t xml:space="preserve">This section describes all error conditions that can arise in the use </w:t>
-      </w:r>
-      <w:proofErr w:type="gramStart"/>
-      <w:r>
-        <w:rPr>
-          <w:color w:val="7030A0"/>
-        </w:rPr>
-        <w:t>case.}</w:t>
-      </w:r>
-      <w:proofErr w:type="gramEnd"/>
-    </w:p>
-    <w:p>
-      <w:pPr>
-        <w:rPr>
-          <w:color w:val="7030A0"/>
-        </w:rPr>
-      </w:pPr>
-      <w:r>
-        <w:rPr>
-          <w:color w:val="7030A0"/>
-        </w:rPr>
-        <w:t xml:space="preserve">Related Use </w:t>
-      </w:r>
-      <w:proofErr w:type="gramStart"/>
-      <w:r>
-        <w:rPr>
-          <w:color w:val="7030A0"/>
-        </w:rPr>
-        <w:t>Cases: {</w:t>
-      </w:r>
-      <w:proofErr w:type="gramEnd"/>
-      <w:r>
-        <w:rPr>
-          <w:color w:val="7030A0"/>
-        </w:rPr>
-        <w:t xml:space="preserve">use cases that are </w:t>
-      </w:r>
-      <w:proofErr w:type="gramStart"/>
-      <w:r>
-        <w:rPr>
-          <w:color w:val="7030A0"/>
-        </w:rPr>
-        <w:t>either usually performed just</w:t>
-      </w:r>
-      <w:proofErr w:type="gramEnd"/>
-      <w:r>
-        <w:rPr>
-          <w:color w:val="7030A0"/>
-        </w:rPr>
-        <w:t xml:space="preserve"> before or after the</w:t>
-      </w:r>
-    </w:p>
-    <w:p>
-      <w:pPr>
-        <w:rPr>
-          <w:color w:val="7030A0"/>
-        </w:rPr>
-      </w:pPr>
-      <w:r>
-        <w:rPr>
-          <w:color w:val="7030A0"/>
-        </w:rPr>
-        <w:t xml:space="preserve">current </w:t>
-      </w:r>
-      <w:proofErr w:type="gramStart"/>
-      <w:r>
-        <w:rPr>
-          <w:color w:val="7030A0"/>
-        </w:rPr>
-        <w:t>use.}</w:t>
-      </w:r>
-      <w:proofErr w:type="gramEnd"/>
-    </w:p>
-    <w:p>
-      <w:pPr>
-        <w:rPr>
-          <w:color w:val="7030A0"/>
-        </w:rPr>
-      </w:pPr>
-    </w:p>
-    <w:p>
-      <w:pPr>
-        <w:rPr>
-          <w:lang w:val="en-US"/>
-        </w:rPr>
-      </w:pPr>
-      <w:r>
-        <w:rPr>
-          <w:lang w:val="en-US"/>
-        </w:rPr>
-        <w:t>Use Case ID: UC_ACC_001</w:t>
-      </w:r>
-    </w:p>
-    <w:p>
-      <w:pPr>
-        <w:rPr>
-          <w:lang w:val="en-US"/>
-        </w:rPr>
-      </w:pPr>
-      <w:r>
-        <w:rPr>
-          <w:lang w:val="en-US"/>
-        </w:rPr>
-        <w:t>Use Case Name: Open Account</w:t>
-      </w:r>
-    </w:p>
-    <w:p>
-      <w:pPr>
-        <w:rPr>
-          <w:lang w:val="en-US"/>
-        </w:rPr>
-      </w:pPr>
-      <w:r>
-        <w:rPr>
-          <w:lang w:val="en-US"/>
-        </w:rPr>
-        <w:t>Relevant Requirements: 3.1.4.2</w:t>
-      </w:r>
-    </w:p>
-    <w:p>
-      <w:pPr>
-        <w:rPr>
-          <w:lang w:val="en-US"/>
-        </w:rPr>
-      </w:pPr>
-      <w:r>
-        <w:rPr>
-          <w:lang w:val="en-US"/>
-        </w:rPr>
-        <w:t>Primary Actor: Person, Teller</w:t>
-      </w:r>
-    </w:p>
-    <w:p>
-      <w:pPr>
-        <w:rPr>
-          <w:lang w:val="en-US"/>
-        </w:rPr>
-      </w:pPr>
-      <w:r>
-        <w:rPr>
-          <w:lang w:val="en-US"/>
-        </w:rPr>
-        <w:t>Pre-conditions: Person with no bank account</w:t>
-      </w:r>
-    </w:p>
-    <w:p>
-      <w:pPr>
-        <w:rPr>
-          <w:lang w:val="en-US"/>
-        </w:rPr>
-      </w:pPr>
-      <w:r>
-        <w:rPr>
-          <w:lang w:val="en-US"/>
-        </w:rPr>
-        <w:t>Post-conditions: Person is now a customer who has a bank account with a username and PIN</w:t>
-      </w:r>
-    </w:p>
-    <w:p>
-      <w:pPr>
-        <w:rPr>
-          <w:lang w:val="en-US"/>
-        </w:rPr>
-      </w:pPr>
-      <w:r>
-        <w:rPr>
-          <w:lang w:val="en-US"/>
-        </w:rPr>
-        <w:t>Basic Flow or Main Scenario: (1) Person will send a request for a bank account to Teller. (2) If Teller chooses to approve Person’s request, then they will create an account. (3) Teller returns the PIN of the new bank account.</w:t>
-      </w:r>
-    </w:p>
-    <w:p>
-      <w:pPr>
-        <w:rPr>
-          <w:lang w:val="en-US"/>
-        </w:rPr>
-      </w:pPr>
-      <w:r>
-        <w:rPr>
-          <w:lang w:val="en-US"/>
-        </w:rPr>
-        <w:t>Extensions or Alternate Flows: (2) If Teller chooses to reject Person’s request, then they will not create an account for Person.</w:t>
-      </w:r>
-    </w:p>
-    <w:p>
-      <w:pPr>
-        <w:rPr>
-          <w:lang w:val="en-US"/>
-        </w:rPr>
-      </w:pPr>
-      <w:r>
-        <w:rPr>
-          <w:lang w:val="en-US"/>
-        </w:rPr>
-        <w:t>Exceptions: None</w:t>
-      </w:r>
-    </w:p>
-    <w:p>
-      <w:pPr>
-        <w:rPr>
-          <w:lang w:val="en-US"/>
-        </w:rPr>
-      </w:pPr>
-      <w:r>
-        <w:rPr>
-          <w:lang w:val="en-US"/>
-        </w:rPr>
-        <w:t>Related Use Cases: UC_ACC_002 (Login)</w:t>
-      </w:r>
-    </w:p>
-    <w:p>
-      <w:pPr>
-        <w:rPr>
-          <w:lang w:val="en-US"/>
-        </w:rPr>
-      </w:pPr>
-    </w:p>
-    <w:p>
-      <w:pPr>
-        <w:rPr>
-          <w:lang w:val="en-US"/>
-        </w:rPr>
-      </w:pPr>
-      <w:r>
-        <w:rPr>
-          <w:lang w:val="en-US"/>
-        </w:rPr>
-        <w:t>Use Case ID: UC_ACC_002</w:t>
-      </w:r>
-    </w:p>
-    <w:p>
-      <w:pPr>
-        <w:rPr>
-          <w:lang w:val="en-US"/>
-        </w:rPr>
-      </w:pPr>
-      <w:r>
-        <w:rPr>
-          <w:lang w:val="en-US"/>
-        </w:rPr>
-        <w:t>Use Case Name: Login</w:t>
-      </w:r>
-    </w:p>
-    <w:p>
-      <w:pPr>
-        <w:rPr>
-          <w:lang w:val="en-US"/>
-        </w:rPr>
-      </w:pPr>
-      <w:r>
-        <w:rPr>
-          <w:lang w:val="en-US"/>
-        </w:rPr>
-        <w:t>Relevant Requirements: </w:t>
-      </w:r>
-    </w:p>
-    <w:p>
-      <w:pPr>
-        <w:rPr>
-          <w:lang w:val="en-US"/>
-        </w:rPr>
-      </w:pPr>
-      <w:r>
-        <w:rPr>
-          <w:lang w:val="en-US"/>
-        </w:rPr>
-        <w:t>Primary Actor: Customer, Teller</w:t>
-      </w:r>
-    </w:p>
-    <w:p>
-      <w:pPr>
-        <w:rPr>
-          <w:lang w:val="en-US"/>
-        </w:rPr>
-      </w:pPr>
-      <w:r>
-        <w:rPr>
-          <w:lang w:val="en-US"/>
-        </w:rPr>
-        <w:t>Pre-conditions: Username and PIN </w:t>
-      </w:r>
-    </w:p>
-    <w:p>
-      <w:pPr>
-        <w:rPr>
-          <w:lang w:val="en-US"/>
-        </w:rPr>
-      </w:pPr>
-      <w:r>
-        <w:rPr>
-          <w:lang w:val="en-US"/>
-        </w:rPr>
-        <w:t>Post-conditions: Actor is logged into their account</w:t>
-      </w:r>
-    </w:p>
-    <w:p>
-      <w:pPr>
-        <w:rPr>
-          <w:lang w:val="en-US"/>
-        </w:rPr>
-      </w:pPr>
-      <w:r>
-        <w:rPr>
-          <w:lang w:val="en-US"/>
-        </w:rPr>
-        <w:t>Basic Flow or Main Scenario: (1) Actor will be prompted to enter their username and PIN by the system. Actor enters their username and password into the system. (2) If the information is correct, system will take actor to the user page.</w:t>
-      </w:r>
-    </w:p>
-    <w:p>
-      <w:pPr>
-        <w:rPr>
-          <w:lang w:val="en-US"/>
-        </w:rPr>
-      </w:pPr>
-      <w:r>
-        <w:rPr>
-          <w:lang w:val="en-US"/>
-        </w:rPr>
-        <w:t>Extensions or Alternate Flows: None.</w:t>
-      </w:r>
-    </w:p>
-    <w:p>
-      <w:pPr>
-        <w:rPr>
-          <w:lang w:val="en-US"/>
-        </w:rPr>
-      </w:pPr>
-      <w:r>
-        <w:rPr>
-          <w:lang w:val="en-US"/>
-        </w:rPr>
-        <w:t>Exceptions: (2) If the actor enters the incorrect login information, then they will be prompted to try again. </w:t>
-      </w:r>
-    </w:p>
-    <w:p>
-      <w:pPr>
-        <w:rPr>
-          <w:lang w:val="en-US"/>
-        </w:rPr>
-      </w:pPr>
-      <w:r>
-        <w:rPr>
-          <w:lang w:val="en-US"/>
-        </w:rPr>
-        <w:t>Related Use Cases: UC_ACC_001 (Open Account)</w:t>
-      </w:r>
-    </w:p>
-    <w:p>
-      <w:pPr>
-        <w:rPr>
-          <w:lang w:val="en-US"/>
-        </w:rPr>
-      </w:pPr>
-    </w:p>
-    <w:p>
-      <w:pPr>
-        <w:rPr>
-          <w:lang w:val="en-US"/>
-        </w:rPr>
-      </w:pPr>
-      <w:r>
-        <w:rPr>
-          <w:lang w:val="en-US"/>
-        </w:rPr>
-        <w:t>Use Case ID: UC_ACC_003</w:t>
-      </w:r>
-    </w:p>
-    <w:p>
-      <w:pPr>
-        <w:rPr>
-          <w:lang w:val="en-US"/>
-        </w:rPr>
-      </w:pPr>
-      <w:r>
-        <w:rPr>
-          <w:lang w:val="en-US"/>
-        </w:rPr>
-        <w:t>Use Case Name: Close/Freeze Account</w:t>
-      </w:r>
-    </w:p>
-    <w:p>
-      <w:pPr>
-        <w:rPr>
-          <w:lang w:val="en-US"/>
-        </w:rPr>
-      </w:pPr>
-      <w:r>
-        <w:rPr>
-          <w:lang w:val="en-US"/>
-        </w:rPr>
-        <w:t>Relevant Requirements: </w:t>
-      </w:r>
-    </w:p>
-    <w:p>
-      <w:pPr>
-        <w:rPr>
-          <w:lang w:val="en-US"/>
-        </w:rPr>
-      </w:pPr>
-      <w:r>
-        <w:rPr>
-          <w:lang w:val="en-US"/>
-        </w:rPr>
-        <w:t>Primary Actor: Customer, Teller</w:t>
-      </w:r>
-    </w:p>
-    <w:p>
-      <w:pPr>
-        <w:rPr>
-          <w:lang w:val="en-US"/>
-        </w:rPr>
-      </w:pPr>
-      <w:r>
-        <w:rPr>
-          <w:lang w:val="en-US"/>
-        </w:rPr>
-        <w:t>Pre-conditions: Bank Account</w:t>
-      </w:r>
-    </w:p>
-    <w:p>
-      <w:pPr>
-        <w:rPr>
-          <w:lang w:val="en-US"/>
-        </w:rPr>
-      </w:pPr>
-      <w:r>
-        <w:rPr>
-          <w:lang w:val="en-US"/>
-        </w:rPr>
-        <w:t>Post-conditions: A customer’s bank account is closed or frozen</w:t>
+      <w:r>
+        <w:rPr>
+          <w:lang w:val="en-US"/>
+        </w:rPr>
+        <w:t xml:space="preserve"> period (2) Lock event is recorded in the system logs (3) Customer must visit a teller to unlock the account</w:t>
+      </w:r>
+    </w:p>
+    <w:p>
+      <w:pPr>
+        <w:rPr>
+          <w:lang w:val="en-US"/>
+        </w:rPr>
+      </w:pPr>
+      <w:r>
+        <w:rPr>
+          <w:lang w:val="en-US"/>
+        </w:rPr>
+        <w:t>Basic Flow or Main Scenario: (1) Customer enters account ID and PIN at the ATM (2) The ATM transmits the authentication request to the server (3) The server validates the PIN (4) If the PIN is incorrect, the server increments the failed attempt counter (5) Steps 1-4 repeat until five incorrect attempts occur (6) The server locks the account (7) The ATM displays a message indicating that the account has been locked</w:t>
+      </w:r>
+    </w:p>
+    <w:p>
+      <w:pPr>
+        <w:rPr>
+          <w:lang w:val="en-US"/>
+        </w:rPr>
+      </w:pPr>
+      <w:r>
+        <w:rPr>
+          <w:lang w:val="en-US"/>
+        </w:rPr>
+        <w:t>Extensions or Alternate Flows: If the customer enters the correct PIN before five failed attempts, the failed attempt counter resets and access is granted</w:t>
       </w:r>
     </w:p>
     <w:p>
@@ -6760,575 +7401,52 @@
           <w:lang w:val="en-US"/>
         </w:rPr>
         <w:lastRenderedPageBreak/>
-        <w:t xml:space="preserve">Basic Flow or Main Scenario: (1) A customer asks if a teller can close/freeze their bank account. (2) The customer will provide their PIN </w:t>
-      </w:r>
-      <w:r>
-        <w:rPr>
-          <w:color w:val="8064A2" w:themeColor="accent4"/>
-          <w:lang w:val="en-US"/>
-        </w:rPr>
-        <w:t>(or some other confirmation)</w:t>
-      </w:r>
-      <w:r>
-        <w:rPr>
-          <w:lang w:val="en-US"/>
-        </w:rPr>
-        <w:t xml:space="preserve"> for the teller to confirm their decision. (3) If the teller approves the request, then they will close/freeze the customer’s account.</w:t>
-      </w:r>
-    </w:p>
-    <w:p>
-      <w:pPr>
-        <w:rPr>
-          <w:lang w:val="en-US"/>
-        </w:rPr>
-      </w:pPr>
-      <w:r>
-        <w:rPr>
-          <w:lang w:val="en-US"/>
-        </w:rPr>
-        <w:t>Extensions or Alternate Flows: (3) If the teller does not approve the request, then they will not close/freeze the customer’s account, and it will remain active.</w:t>
-      </w:r>
-    </w:p>
-    <w:p>
-      <w:pPr>
-        <w:rPr>
-          <w:lang w:val="en-US"/>
-        </w:rPr>
-      </w:pPr>
-      <w:r>
-        <w:rPr>
-          <w:lang w:val="en-US"/>
-        </w:rPr>
-        <w:t xml:space="preserve">(1) If teller finds suspicious activity on a bank account through the logs (multiple transactions simultaneously </w:t>
-      </w:r>
-      <w:r>
-        <w:rPr>
-          <w:color w:val="8064A2" w:themeColor="accent4"/>
-          <w:lang w:val="en-US"/>
-        </w:rPr>
-        <w:t xml:space="preserve">for example), </w:t>
-      </w:r>
-      <w:r>
-        <w:rPr>
-          <w:lang w:val="en-US"/>
-        </w:rPr>
-        <w:t>then they can choose to freeze a customer’s account until the customer requests for their account to be unfrozen.</w:t>
-      </w:r>
-    </w:p>
-    <w:p>
-      <w:pPr>
-        <w:rPr>
-          <w:lang w:val="en-US"/>
-        </w:rPr>
-      </w:pPr>
-      <w:r>
-        <w:rPr>
-          <w:lang w:val="en-US"/>
-        </w:rPr>
-        <w:t>Exceptions: None</w:t>
-      </w:r>
-    </w:p>
-    <w:p>
-      <w:pPr>
-        <w:rPr>
-          <w:lang w:val="en-US"/>
-        </w:rPr>
-      </w:pPr>
-      <w:r>
-        <w:rPr>
-          <w:lang w:val="en-US"/>
-        </w:rPr>
-        <w:t>Related Use Cases: UC_LOG_001 (Check log)</w:t>
-      </w:r>
-    </w:p>
-    <w:p>
-      <w:pPr>
-        <w:rPr>
-          <w:lang w:val="en-US"/>
-        </w:rPr>
-      </w:pPr>
-    </w:p>
-    <w:p>
-      <w:pPr>
-        <w:rPr>
-          <w:lang w:val="en-US"/>
-        </w:rPr>
-      </w:pPr>
-      <w:r>
-        <w:rPr>
-          <w:lang w:val="en-US"/>
-        </w:rPr>
-        <w:t>Use Case ID: UC_ACC_004</w:t>
-      </w:r>
-    </w:p>
-    <w:p>
-      <w:pPr>
-        <w:rPr>
-          <w:lang w:val="en-US"/>
-        </w:rPr>
-      </w:pPr>
-      <w:r>
-        <w:rPr>
-          <w:lang w:val="en-US"/>
-        </w:rPr>
-        <w:t>Use Case Name: Add person</w:t>
-      </w:r>
-    </w:p>
-    <w:p>
-      <w:pPr>
-        <w:rPr>
-          <w:lang w:val="en-US"/>
-        </w:rPr>
-      </w:pPr>
-      <w:r>
-        <w:rPr>
-          <w:lang w:val="en-US"/>
-        </w:rPr>
-        <w:t>Relevant Requirements: 3.1.1.9, 3.1.4.2</w:t>
-      </w:r>
-    </w:p>
-    <w:p>
-      <w:pPr>
-        <w:rPr>
-          <w:lang w:val="en-US"/>
-        </w:rPr>
-      </w:pPr>
-      <w:r>
-        <w:rPr>
-          <w:lang w:val="en-US"/>
-        </w:rPr>
-        <w:t>Primary Actor: Customer, Teller</w:t>
-      </w:r>
-    </w:p>
-    <w:p>
-      <w:pPr>
-        <w:rPr>
-          <w:lang w:val="en-US"/>
-        </w:rPr>
-      </w:pPr>
-      <w:r>
-        <w:rPr>
-          <w:lang w:val="en-US"/>
-        </w:rPr>
-        <w:t>Pre-conditions: </w:t>
-      </w:r>
-    </w:p>
-    <w:p>
-      <w:pPr>
-        <w:rPr>
-          <w:lang w:val="en-US"/>
-        </w:rPr>
-      </w:pPr>
-      <w:r>
-        <w:rPr>
-          <w:lang w:val="en-US"/>
-        </w:rPr>
-        <w:t>Post-conditions: A person is added to list of authorized customers who can access the account. </w:t>
-      </w:r>
-    </w:p>
-    <w:p>
-      <w:pPr>
-        <w:rPr>
-          <w:lang w:val="en-US"/>
-        </w:rPr>
-      </w:pPr>
-      <w:r>
-        <w:rPr>
-          <w:lang w:val="en-US"/>
-        </w:rPr>
-        <w:t>Basic Flow or Main Scenario: (1) Customer requests for a teller to add another person’s name under their bank account. (2) If the teller approves, they will add the person to the list of authorized customers for that bank account.</w:t>
-      </w:r>
-    </w:p>
-    <w:p>
-      <w:pPr>
-        <w:rPr>
-          <w:lang w:val="en-US"/>
-        </w:rPr>
-      </w:pPr>
-      <w:r>
-        <w:rPr>
-          <w:lang w:val="en-US"/>
-        </w:rPr>
-        <w:t>Extensions or Alternate Flows: (2) If the teller does not approve, they will not add the new person to the list of authorized customers for that bank account.</w:t>
-      </w:r>
-    </w:p>
-    <w:p>
-      <w:pPr>
-        <w:rPr>
-          <w:lang w:val="en-US"/>
-        </w:rPr>
-      </w:pPr>
-      <w:r>
-        <w:rPr>
-          <w:lang w:val="en-US"/>
-        </w:rPr>
-        <w:t>Exceptions: None</w:t>
-      </w:r>
-    </w:p>
-    <w:p>
-      <w:pPr>
-        <w:rPr>
-          <w:lang w:val="en-US"/>
-        </w:rPr>
-      </w:pPr>
-      <w:r>
-        <w:rPr>
-          <w:lang w:val="en-US"/>
-        </w:rPr>
-        <w:t>Related Use Cases: UC_ACC_02</w:t>
-      </w:r>
-    </w:p>
-    <w:p>
-      <w:pPr>
-        <w:rPr>
-          <w:lang w:val="en-US"/>
-        </w:rPr>
-      </w:pPr>
-    </w:p>
-    <w:p>
-      <w:pPr>
-        <w:rPr>
-          <w:lang w:val="en-US"/>
-        </w:rPr>
-      </w:pPr>
-      <w:r>
-        <w:rPr>
-          <w:lang w:val="en-US"/>
-        </w:rPr>
-        <w:t>Use Case ID: UC_LOG_001</w:t>
-      </w:r>
-    </w:p>
-    <w:p>
-      <w:pPr>
-        <w:rPr>
-          <w:lang w:val="en-US"/>
-        </w:rPr>
-      </w:pPr>
-      <w:r>
-        <w:rPr>
-          <w:lang w:val="en-US"/>
-        </w:rPr>
-        <w:t>Use Case Name: Check log</w:t>
-      </w:r>
-    </w:p>
-    <w:p>
-      <w:pPr>
-        <w:rPr>
-          <w:lang w:val="en-US"/>
-        </w:rPr>
-      </w:pPr>
-      <w:r>
-        <w:rPr>
-          <w:lang w:val="en-US"/>
-        </w:rPr>
-        <w:t>Relevant Requirements: 3.1.2.8, 3.1.2.10, 3.1.5.6</w:t>
-      </w:r>
-    </w:p>
-    <w:p>
-      <w:pPr>
-        <w:rPr>
-          <w:lang w:val="en-US"/>
-        </w:rPr>
-      </w:pPr>
-      <w:r>
-        <w:rPr>
-          <w:lang w:val="en-US"/>
-        </w:rPr>
-        <w:t>Primary Actor: Teller</w:t>
-      </w:r>
-    </w:p>
-    <w:p>
-      <w:pPr>
-        <w:rPr>
-          <w:lang w:val="en-US"/>
-        </w:rPr>
-      </w:pPr>
-      <w:r>
-        <w:rPr>
-          <w:lang w:val="en-US"/>
-        </w:rPr>
-        <w:t>Pre-conditions: A customer’s PIN number</w:t>
-      </w:r>
-    </w:p>
-    <w:p>
-      <w:pPr>
-        <w:rPr>
-          <w:lang w:val="en-US"/>
-        </w:rPr>
-      </w:pPr>
-      <w:r>
-        <w:rPr>
-          <w:lang w:val="en-US"/>
-        </w:rPr>
-        <w:t>Post-conditions: The teller will see the logs of a customer’s account </w:t>
-      </w:r>
-    </w:p>
-    <w:p>
-      <w:pPr>
-        <w:rPr>
-          <w:lang w:val="en-US"/>
-        </w:rPr>
-      </w:pPr>
-      <w:r>
-        <w:rPr>
-          <w:lang w:val="en-US"/>
-        </w:rPr>
-        <w:t xml:space="preserve">Basic Flow or Main Scenario: (1) The teller will enter a customer’s unique PIN number. (2) If the teller has </w:t>
-      </w:r>
-      <w:proofErr w:type="gramStart"/>
-      <w:r>
-        <w:rPr>
-          <w:lang w:val="en-US"/>
-        </w:rPr>
-        <w:t>manage</w:t>
-      </w:r>
-      <w:proofErr w:type="gramEnd"/>
-      <w:r>
-        <w:rPr>
-          <w:lang w:val="en-US"/>
-        </w:rPr>
-        <w:t xml:space="preserve"> status, then they can view the logs on the customer’s account</w:t>
-      </w:r>
-    </w:p>
-    <w:p>
-      <w:pPr>
-        <w:rPr>
-          <w:lang w:val="en-US"/>
-        </w:rPr>
-      </w:pPr>
-      <w:r>
-        <w:rPr>
-          <w:lang w:val="en-US"/>
-        </w:rPr>
-        <w:t>Extensions or Alternate Flows: (2) If the teller does not have manager status, then they cannot access the logs.</w:t>
-      </w:r>
-    </w:p>
-    <w:p>
-      <w:pPr>
-        <w:rPr>
-          <w:lang w:val="en-US"/>
-        </w:rPr>
-      </w:pPr>
-      <w:r>
-        <w:rPr>
-          <w:lang w:val="en-US"/>
-        </w:rPr>
-        <w:t>Exceptions: None</w:t>
-      </w:r>
-    </w:p>
-    <w:p>
-      <w:pPr>
-        <w:rPr>
-          <w:lang w:val="en-US"/>
-        </w:rPr>
-      </w:pPr>
-      <w:r>
-        <w:rPr>
-          <w:lang w:val="en-US"/>
-        </w:rPr>
-        <w:t>Related Use Cases: UC_ACC_03 (Close/Freeze Account)</w:t>
-      </w:r>
-    </w:p>
-    <w:p>
-      <w:pPr>
-        <w:rPr>
-          <w:lang w:val="en-US"/>
-        </w:rPr>
-      </w:pPr>
-    </w:p>
-    <w:p>
-      <w:pPr>
-        <w:rPr>
-          <w:lang w:val="en-US"/>
-        </w:rPr>
-      </w:pPr>
-      <w:r>
-        <w:rPr>
-          <w:lang w:val="en-US"/>
-        </w:rPr>
-        <w:t>Use Case ID: UC_MT_001</w:t>
-      </w:r>
-    </w:p>
-    <w:p>
-      <w:pPr>
-        <w:rPr>
-          <w:lang w:val="en-US"/>
-        </w:rPr>
-      </w:pPr>
-      <w:r>
-        <w:rPr>
-          <w:lang w:val="en-US"/>
-        </w:rPr>
-        <w:t>Use Case Name: Check Account Balance</w:t>
-      </w:r>
-    </w:p>
-    <w:p>
-      <w:pPr>
-        <w:rPr>
-          <w:lang w:val="en-US"/>
-        </w:rPr>
-      </w:pPr>
-      <w:r>
-        <w:rPr>
-          <w:lang w:val="en-US"/>
-        </w:rPr>
-        <w:t>Relevant Requirements: 3.1.1.1</w:t>
-      </w:r>
-    </w:p>
-    <w:p>
-      <w:pPr>
-        <w:rPr>
-          <w:lang w:val="en-US"/>
-        </w:rPr>
-      </w:pPr>
-      <w:r>
-        <w:rPr>
-          <w:lang w:val="en-US"/>
-        </w:rPr>
-        <w:t>Primary Actor: Customer, Teller</w:t>
-      </w:r>
-    </w:p>
-    <w:p>
-      <w:pPr>
-        <w:rPr>
-          <w:lang w:val="en-US"/>
-        </w:rPr>
-      </w:pPr>
-      <w:r>
-        <w:rPr>
-          <w:lang w:val="en-US"/>
-        </w:rPr>
-        <w:t>Pre-conditions: None</w:t>
-      </w:r>
-    </w:p>
-    <w:p>
-      <w:pPr>
-        <w:rPr>
-          <w:lang w:val="en-US"/>
-        </w:rPr>
-      </w:pPr>
-      <w:r>
-        <w:rPr>
-          <w:lang w:val="en-US"/>
-        </w:rPr>
-        <w:t>Post-conditions: Account balance will be displayed through a message</w:t>
-      </w:r>
-    </w:p>
-    <w:p>
-      <w:pPr>
-        <w:rPr>
-          <w:lang w:val="en-US"/>
-        </w:rPr>
-      </w:pPr>
-      <w:r>
-        <w:rPr>
-          <w:lang w:val="en-US"/>
-        </w:rPr>
-        <w:t>Basic Flow or Main Scenario: (1) Customer/teller will be prompted with whether they want to see customer’s savings, checking, or credit. (2) The system displays the amount of money in their savings. (3) Customer will choose whether they want to view an account balance again or return to main menu.</w:t>
-      </w:r>
-    </w:p>
-    <w:p>
-      <w:pPr>
-        <w:rPr>
-          <w:lang w:val="en-US"/>
-        </w:rPr>
-      </w:pPr>
-      <w:r>
-        <w:rPr>
-          <w:lang w:val="en-US"/>
-        </w:rPr>
-        <w:t>Extensions or Alternate Flows</w:t>
-      </w:r>
-      <w:proofErr w:type="gramStart"/>
-      <w:r>
-        <w:rPr>
-          <w:lang w:val="en-US"/>
-        </w:rPr>
-        <w:t>:  (</w:t>
-      </w:r>
-      <w:proofErr w:type="gramEnd"/>
-      <w:r>
-        <w:rPr>
-          <w:lang w:val="en-US"/>
-        </w:rPr>
-        <w:t xml:space="preserve">2) The system displays the amount of money in their </w:t>
-      </w:r>
-      <w:proofErr w:type="spellStart"/>
-      <w:r>
-        <w:rPr>
-          <w:lang w:val="en-US"/>
-        </w:rPr>
-        <w:t>checkings</w:t>
-      </w:r>
-      <w:proofErr w:type="spellEnd"/>
-      <w:r>
-        <w:rPr>
-          <w:lang w:val="en-US"/>
-        </w:rPr>
-        <w:t>. (3) Customer will choose whether they want to withdraw again or return to main menu.</w:t>
-      </w:r>
-    </w:p>
-    <w:p>
-      <w:pPr>
-        <w:rPr>
-          <w:lang w:val="en-US"/>
-        </w:rPr>
-      </w:pPr>
-      <w:r>
-        <w:rPr>
-          <w:lang w:val="en-US"/>
-        </w:rPr>
-        <w:t>(2) The system displays the customer’s credit. </w:t>
-      </w:r>
-    </w:p>
-    <w:p>
-      <w:pPr>
-        <w:rPr>
-          <w:lang w:val="en-US"/>
-        </w:rPr>
-      </w:pPr>
-      <w:r>
-        <w:rPr>
-          <w:lang w:val="en-US"/>
-        </w:rPr>
-        <w:t>Exceptions: None</w:t>
-      </w:r>
-    </w:p>
-    <w:p>
-      <w:pPr>
-        <w:rPr>
-          <w:lang w:val="en-US"/>
-        </w:rPr>
-      </w:pPr>
-      <w:r>
-        <w:rPr>
-          <w:lang w:val="en-US"/>
-        </w:rPr>
-        <w:t>Related Use Cases: </w:t>
-      </w:r>
-    </w:p>
-    <w:p>
-      <w:pPr>
-        <w:rPr>
-          <w:lang w:val="en-US"/>
-        </w:rPr>
-      </w:pPr>
-    </w:p>
-    <w:p>
-      <w:pPr>
-        <w:rPr>
-          <w:lang w:val="en-US"/>
-        </w:rPr>
-      </w:pPr>
-      <w:r>
-        <w:rPr>
-          <w:lang w:val="en-US"/>
-        </w:rPr>
-        <w:t>Use Case ID: UC_MT_002</w:t>
-      </w:r>
-    </w:p>
-    <w:p>
-      <w:pPr>
+        <w:t>Exceptions: (1) If the network connection fails during authentication, the ATM displays a connection error message and the attempt is not counted (2) If the account is already locked, the ATM immediately displays an account locked message</w:t>
+      </w:r>
+    </w:p>
+    <w:p>
+      <w:pPr>
+        <w:rPr>
+          <w:lang w:val="en-US"/>
+        </w:rPr>
+      </w:pPr>
+      <w:r>
+        <w:rPr>
+          <w:lang w:val="en-US"/>
+        </w:rPr>
+        <w:t>Related Use Cases: UC_ACC_002 (Login) </w:t>
+      </w:r>
+    </w:p>
+    <w:p>
+      <w:pPr>
+        <w:rPr>
+          <w:lang w:val="en-US"/>
+        </w:rPr>
+      </w:pPr>
+    </w:p>
+    <w:p>
+      <w:pPr>
+        <w:rPr>
+          <w:lang w:val="en-US"/>
+        </w:rPr>
+      </w:pPr>
+    </w:p>
+    <w:p>
+      <w:pPr>
+        <w:rPr>
+          <w:lang w:val="en-US"/>
+        </w:rPr>
+      </w:pPr>
+      <w:r>
+        <w:rPr>
+          <w:lang w:val="en-US"/>
+        </w:rPr>
+        <w:br w:type="page"/>
+      </w:r>
+    </w:p>
+    <w:p>
+      <w:pPr>
+        <w:pStyle w:val="Heading1"/>
         <w:rPr>
           <w:lang w:val="en-US"/>
         </w:rPr>
@@ -7338,838 +7456,568 @@
           <w:lang w:val="en-US"/>
         </w:rPr>
         <w:lastRenderedPageBreak/>
-        <w:t>Use Case Name: Withdraw from Account</w:t>
-      </w:r>
-    </w:p>
-    <w:p>
-      <w:pPr>
-        <w:rPr>
-          <w:lang w:val="en-US"/>
-        </w:rPr>
-      </w:pPr>
-      <w:r>
-        <w:rPr>
-          <w:lang w:val="en-US"/>
-        </w:rPr>
-        <w:t>Relevant Requirements: 3.1.1.1, 3.1.1.2, 3.1.1.8, 3.1.3.1, 3.1.4.1</w:t>
-      </w:r>
-    </w:p>
-    <w:p>
-      <w:pPr>
-        <w:rPr>
-          <w:lang w:val="en-US"/>
-        </w:rPr>
-      </w:pPr>
-      <w:r>
-        <w:rPr>
-          <w:lang w:val="en-US"/>
-        </w:rPr>
-        <w:t>Primary Actor: Customer, Teller</w:t>
-      </w:r>
-    </w:p>
-    <w:p>
-      <w:pPr>
-        <w:rPr>
-          <w:lang w:val="en-US"/>
-        </w:rPr>
-      </w:pPr>
-      <w:r>
-        <w:rPr>
-          <w:lang w:val="en-US"/>
-        </w:rPr>
-        <w:t xml:space="preserve">Pre-conditions: </w:t>
-      </w:r>
-      <w:proofErr w:type="gramStart"/>
-      <w:r>
-        <w:rPr>
-          <w:lang w:val="en-US"/>
-        </w:rPr>
-        <w:t>An</w:t>
-      </w:r>
-      <w:proofErr w:type="gramEnd"/>
-      <w:r>
-        <w:rPr>
-          <w:lang w:val="en-US"/>
-        </w:rPr>
-        <w:t xml:space="preserve"> </w:t>
-      </w:r>
-      <w:proofErr w:type="gramStart"/>
-      <w:r>
-        <w:rPr>
-          <w:lang w:val="en-US"/>
-        </w:rPr>
-        <w:t>number</w:t>
-      </w:r>
-      <w:proofErr w:type="gramEnd"/>
-      <w:r>
-        <w:rPr>
-          <w:lang w:val="en-US"/>
-        </w:rPr>
-        <w:t xml:space="preserve"> of </w:t>
-      </w:r>
-      <w:proofErr w:type="gramStart"/>
-      <w:r>
-        <w:rPr>
-          <w:lang w:val="en-US"/>
-        </w:rPr>
-        <w:t>money</w:t>
-      </w:r>
-      <w:proofErr w:type="gramEnd"/>
-      <w:r>
-        <w:rPr>
-          <w:lang w:val="en-US"/>
-        </w:rPr>
-        <w:t xml:space="preserve"> to withdraw </w:t>
-      </w:r>
-    </w:p>
-    <w:p>
-      <w:pPr>
-        <w:rPr>
-          <w:lang w:val="en-US"/>
-        </w:rPr>
-      </w:pPr>
-      <w:r>
-        <w:rPr>
-          <w:lang w:val="en-US"/>
-        </w:rPr>
-        <w:t>Post-conditions: Withdrawn money is subtracted from the account.</w:t>
-      </w:r>
-    </w:p>
-    <w:p>
-      <w:pPr>
-        <w:rPr>
-          <w:lang w:val="en-US"/>
-        </w:rPr>
-      </w:pPr>
-      <w:r>
-        <w:rPr>
-          <w:lang w:val="en-US"/>
-        </w:rPr>
-        <w:t>Basic Flow or Main Scenario: (</w:t>
-      </w:r>
-      <w:proofErr w:type="gramStart"/>
-      <w:r>
-        <w:rPr>
-          <w:lang w:val="en-US"/>
-        </w:rPr>
-        <w:t>1)The</w:t>
-      </w:r>
-      <w:proofErr w:type="gramEnd"/>
-      <w:r>
-        <w:rPr>
-          <w:lang w:val="en-US"/>
-        </w:rPr>
-        <w:t xml:space="preserve"> customer enters the amount of money the customer wants to withdraw (through ATM or </w:t>
-      </w:r>
-      <w:proofErr w:type="gramStart"/>
-      <w:r>
-        <w:rPr>
-          <w:lang w:val="en-US"/>
-        </w:rPr>
-        <w:t>teller</w:t>
-      </w:r>
-      <w:proofErr w:type="gramEnd"/>
-      <w:r>
-        <w:rPr>
-          <w:lang w:val="en-US"/>
-        </w:rPr>
-        <w:t xml:space="preserve">). (2) Customer will be prompted with whether they want to withdraw from savings or </w:t>
-      </w:r>
-      <w:proofErr w:type="spellStart"/>
-      <w:r>
-        <w:rPr>
-          <w:lang w:val="en-US"/>
-        </w:rPr>
-        <w:t>checkings</w:t>
-      </w:r>
-      <w:proofErr w:type="spellEnd"/>
-      <w:r>
-        <w:rPr>
-          <w:lang w:val="en-US"/>
-        </w:rPr>
-        <w:t xml:space="preserve"> account. (3) If the amount of money does not exceed the daily limit nor is it greater than the amount stored in the selected account, then the money will be subtracted from the account. (4) Successful withdrawal will be added to the log.  </w:t>
-      </w:r>
-    </w:p>
-    <w:p>
-      <w:pPr>
-        <w:rPr>
-          <w:lang w:val="en-US"/>
-        </w:rPr>
-      </w:pPr>
-      <w:r>
-        <w:rPr>
-          <w:lang w:val="en-US"/>
-        </w:rPr>
-        <w:t>Extensions or Alternate Flows: None</w:t>
-      </w:r>
-    </w:p>
-    <w:p>
-      <w:pPr>
-        <w:rPr>
-          <w:lang w:val="en-US"/>
-        </w:rPr>
-      </w:pPr>
-      <w:r>
-        <w:rPr>
-          <w:lang w:val="en-US"/>
-        </w:rPr>
-        <w:t>Exceptions: (3) If the actor enters an amount of money that is greater than the daily limit, display a message telling the user that. (4) Failed withdrawal will be added to log.</w:t>
-      </w:r>
-    </w:p>
-    <w:p>
-      <w:pPr>
-        <w:rPr>
-          <w:lang w:val="en-US"/>
-        </w:rPr>
-      </w:pPr>
-      <w:r>
-        <w:rPr>
-          <w:lang w:val="en-US"/>
-        </w:rPr>
-        <w:t>(3) If the actor enters an amount of money that is greater than the balance stored in the account, display a message telling the user that. (4) Failed withdrawal will be added to log</w:t>
-      </w:r>
-    </w:p>
-    <w:p>
-      <w:pPr>
-        <w:rPr>
-          <w:lang w:val="en-US"/>
-        </w:rPr>
-      </w:pPr>
-      <w:r>
-        <w:rPr>
-          <w:lang w:val="en-US"/>
-        </w:rPr>
-        <w:t>Related Use Cases: </w:t>
-      </w:r>
-    </w:p>
-    <w:p>
-      <w:pPr>
-        <w:rPr>
-          <w:lang w:val="en-US"/>
-        </w:rPr>
-      </w:pPr>
-    </w:p>
-    <w:p>
-      <w:pPr>
-        <w:rPr>
-          <w:lang w:val="en-US"/>
-        </w:rPr>
-      </w:pPr>
-      <w:r>
-        <w:rPr>
-          <w:lang w:val="en-US"/>
-        </w:rPr>
-        <w:t>Use Case ID: UC_MT_003</w:t>
-      </w:r>
-    </w:p>
-    <w:p>
-      <w:pPr>
-        <w:rPr>
-          <w:lang w:val="en-US"/>
-        </w:rPr>
-      </w:pPr>
-      <w:r>
-        <w:rPr>
-          <w:lang w:val="en-US"/>
-        </w:rPr>
-        <w:t>Use Case Name: Deposit to Account</w:t>
-      </w:r>
-    </w:p>
-    <w:p>
-      <w:pPr>
-        <w:rPr>
-          <w:lang w:val="en-US"/>
-        </w:rPr>
-      </w:pPr>
-      <w:r>
-        <w:rPr>
-          <w:lang w:val="en-US"/>
-        </w:rPr>
-        <w:t>Relevant Requirements: 3.1.1.1, 3.1.1.2, 3.1.1.8, 3.1.3.1, 3.1.4.1</w:t>
-      </w:r>
-    </w:p>
-    <w:p>
-      <w:pPr>
-        <w:rPr>
-          <w:lang w:val="en-US"/>
-        </w:rPr>
-      </w:pPr>
-      <w:r>
-        <w:rPr>
-          <w:lang w:val="en-US"/>
-        </w:rPr>
-        <w:t>Primary Actor: Customer, Teller</w:t>
-      </w:r>
-    </w:p>
-    <w:p>
-      <w:pPr>
-        <w:rPr>
-          <w:lang w:val="en-US"/>
-        </w:rPr>
-      </w:pPr>
-      <w:r>
-        <w:rPr>
-          <w:lang w:val="en-US"/>
-        </w:rPr>
-        <w:t xml:space="preserve">Pre-conditions: </w:t>
-      </w:r>
-      <w:proofErr w:type="gramStart"/>
-      <w:r>
-        <w:rPr>
-          <w:lang w:val="en-US"/>
-        </w:rPr>
-        <w:t>An</w:t>
-      </w:r>
-      <w:proofErr w:type="gramEnd"/>
-      <w:r>
-        <w:rPr>
-          <w:lang w:val="en-US"/>
-        </w:rPr>
-        <w:t xml:space="preserve"> number of </w:t>
-      </w:r>
-      <w:proofErr w:type="gramStart"/>
-      <w:r>
-        <w:rPr>
-          <w:lang w:val="en-US"/>
-        </w:rPr>
-        <w:t>money</w:t>
-      </w:r>
-      <w:proofErr w:type="gramEnd"/>
-      <w:r>
-        <w:rPr>
-          <w:lang w:val="en-US"/>
-        </w:rPr>
-        <w:t xml:space="preserve"> to deposit</w:t>
-      </w:r>
-    </w:p>
-    <w:p>
-      <w:pPr>
-        <w:rPr>
-          <w:lang w:val="en-US"/>
-        </w:rPr>
-      </w:pPr>
-      <w:r>
-        <w:rPr>
-          <w:lang w:val="en-US"/>
-        </w:rPr>
-        <w:t>Post-conditions: Deposited money is added to the account.</w:t>
-      </w:r>
-    </w:p>
-    <w:p>
-      <w:pPr>
-        <w:rPr>
-          <w:lang w:val="en-US"/>
-        </w:rPr>
-      </w:pPr>
-      <w:r>
-        <w:rPr>
-          <w:lang w:val="en-US"/>
-        </w:rPr>
-        <w:t>Basic Flow or Main Scenario: (</w:t>
-      </w:r>
-      <w:proofErr w:type="gramStart"/>
-      <w:r>
-        <w:rPr>
-          <w:lang w:val="en-US"/>
-        </w:rPr>
-        <w:t>1)The</w:t>
-      </w:r>
-      <w:proofErr w:type="gramEnd"/>
-      <w:r>
-        <w:rPr>
-          <w:lang w:val="en-US"/>
-        </w:rPr>
-        <w:t xml:space="preserve"> customer enters the amount of money they want to deposit (through ATM or teller). (2) Customer will be prompted with whether they want to deposit money to savings or </w:t>
-      </w:r>
-      <w:proofErr w:type="spellStart"/>
-      <w:r>
-        <w:rPr>
-          <w:lang w:val="en-US"/>
-        </w:rPr>
-        <w:t>checkings</w:t>
-      </w:r>
-      <w:proofErr w:type="spellEnd"/>
-      <w:r>
-        <w:rPr>
-          <w:lang w:val="en-US"/>
-        </w:rPr>
-        <w:t xml:space="preserve"> account. (3) If the amount of money does not exceed the daily limit, then the money will be subtracted from the account. (4) Successful deposit will be added to the log.</w:t>
-      </w:r>
-    </w:p>
-    <w:p>
-      <w:pPr>
-        <w:rPr>
-          <w:lang w:val="en-US"/>
-        </w:rPr>
-      </w:pPr>
-      <w:r>
-        <w:rPr>
-          <w:lang w:val="en-US"/>
-        </w:rPr>
-        <w:t>Extensions or Alternate Flows: None</w:t>
-      </w:r>
-    </w:p>
-    <w:p>
-      <w:pPr>
-        <w:rPr>
-          <w:lang w:val="en-US"/>
-        </w:rPr>
-      </w:pPr>
-      <w:r>
-        <w:rPr>
-          <w:lang w:val="en-US"/>
-        </w:rPr>
-        <w:t>Exceptions: (3) If the actor enters an amount of money that is greater than the daily limit, display a message telling the user that. (4) Failed deposit will be added to the log.</w:t>
-      </w:r>
-    </w:p>
-    <w:p>
-      <w:pPr>
-        <w:rPr>
-          <w:lang w:val="en-US"/>
-        </w:rPr>
-      </w:pPr>
-      <w:r>
-        <w:rPr>
-          <w:lang w:val="en-US"/>
-        </w:rPr>
-        <w:t>Related Use Cases:</w:t>
-      </w:r>
-    </w:p>
-    <w:p>
-      <w:pPr>
-        <w:rPr>
-          <w:lang w:val="en-US"/>
-        </w:rPr>
-      </w:pPr>
-    </w:p>
-    <w:p>
-      <w:pPr>
-        <w:rPr>
-          <w:lang w:val="en-US"/>
-        </w:rPr>
-      </w:pPr>
-      <w:r>
-        <w:rPr>
-          <w:lang w:val="en-US"/>
-        </w:rPr>
-        <w:t>Use Case ID: UC_MT_004</w:t>
-      </w:r>
-    </w:p>
-    <w:p>
-      <w:pPr>
-        <w:rPr>
-          <w:lang w:val="en-US"/>
-        </w:rPr>
-      </w:pPr>
-      <w:r>
-        <w:rPr>
-          <w:lang w:val="en-US"/>
-        </w:rPr>
-        <w:t>Use Case Name: Transfer funds</w:t>
-      </w:r>
-    </w:p>
-    <w:p>
-      <w:pPr>
-        <w:rPr>
-          <w:lang w:val="en-US"/>
-        </w:rPr>
-      </w:pPr>
-      <w:r>
-        <w:rPr>
-          <w:lang w:val="en-US"/>
-        </w:rPr>
-        <w:t>Relevant Requirements: 3.1.3.3, 3.1.4.4</w:t>
-      </w:r>
-    </w:p>
-    <w:p>
-      <w:pPr>
-        <w:rPr>
-          <w:lang w:val="en-US"/>
-        </w:rPr>
-      </w:pPr>
-      <w:r>
-        <w:rPr>
-          <w:lang w:val="en-US"/>
-        </w:rPr>
-        <w:t>Primary Actor: Customer, Teller, ATM</w:t>
-      </w:r>
-    </w:p>
-    <w:p>
-      <w:pPr>
-        <w:rPr>
-          <w:lang w:val="en-US"/>
-        </w:rPr>
-      </w:pPr>
-      <w:r>
-        <w:rPr>
-          <w:lang w:val="en-US"/>
-        </w:rPr>
-        <w:t xml:space="preserve">Pre-conditions: A number of </w:t>
-      </w:r>
-      <w:proofErr w:type="gramStart"/>
-      <w:r>
-        <w:rPr>
-          <w:lang w:val="en-US"/>
-        </w:rPr>
-        <w:t>money</w:t>
-      </w:r>
-      <w:proofErr w:type="gramEnd"/>
-      <w:r>
-        <w:rPr>
-          <w:lang w:val="en-US"/>
-        </w:rPr>
-        <w:t xml:space="preserve"> to transfer</w:t>
-      </w:r>
-    </w:p>
-    <w:p>
-      <w:pPr>
-        <w:rPr>
-          <w:lang w:val="en-US"/>
-        </w:rPr>
-      </w:pPr>
-      <w:r>
-        <w:rPr>
-          <w:lang w:val="en-US"/>
-        </w:rPr>
-        <w:t>Post-conditions: Money is transferred from one account to another.</w:t>
-      </w:r>
-    </w:p>
-    <w:p>
-      <w:pPr>
-        <w:rPr>
-          <w:lang w:val="en-US"/>
-        </w:rPr>
-      </w:pPr>
-      <w:r>
-        <w:rPr>
-          <w:lang w:val="en-US"/>
-        </w:rPr>
-        <w:t>Basic Flow or Main Scenario: (</w:t>
-      </w:r>
-      <w:proofErr w:type="gramStart"/>
-      <w:r>
-        <w:rPr>
-          <w:lang w:val="en-US"/>
-        </w:rPr>
-        <w:t>1)The</w:t>
-      </w:r>
-      <w:proofErr w:type="gramEnd"/>
-      <w:r>
-        <w:rPr>
-          <w:lang w:val="en-US"/>
-        </w:rPr>
-        <w:t xml:space="preserve"> customer enters the amount of money they want to transfer through the teller/ATM. (2) Customer will choose which account (savings/checking) to take money out of. (3) If the amount of money does not exceed the daily limit nor is it greater than the amount </w:t>
-      </w:r>
-      <w:proofErr w:type="gramStart"/>
-      <w:r>
-        <w:rPr>
-          <w:lang w:val="en-US"/>
-        </w:rPr>
-        <w:t>stored</w:t>
-      </w:r>
-      <w:proofErr w:type="gramEnd"/>
-      <w:r>
-        <w:rPr>
-          <w:lang w:val="en-US"/>
-        </w:rPr>
-        <w:t xml:space="preserve"> the selected account, then the customer can choose which account they want to transfer money to (savings/</w:t>
-      </w:r>
-      <w:proofErr w:type="spellStart"/>
-      <w:r>
-        <w:rPr>
-          <w:lang w:val="en-US"/>
-        </w:rPr>
-        <w:t>checkings</w:t>
-      </w:r>
-      <w:proofErr w:type="spellEnd"/>
-      <w:r>
-        <w:rPr>
-          <w:lang w:val="en-US"/>
-        </w:rPr>
-        <w:t>). (</w:t>
-      </w:r>
-      <w:proofErr w:type="gramStart"/>
-      <w:r>
-        <w:rPr>
-          <w:lang w:val="en-US"/>
-        </w:rPr>
-        <w:t>4)The</w:t>
-      </w:r>
-      <w:proofErr w:type="gramEnd"/>
-      <w:r>
-        <w:rPr>
-          <w:lang w:val="en-US"/>
-        </w:rPr>
-        <w:t xml:space="preserve"> money gets transferred from the first selected account to the second selected account. (5) Successful transfer will be added to the log.</w:t>
-      </w:r>
-    </w:p>
-    <w:p>
-      <w:pPr>
-        <w:rPr>
-          <w:lang w:val="en-US"/>
-        </w:rPr>
-      </w:pPr>
-      <w:r>
-        <w:rPr>
-          <w:lang w:val="en-US"/>
-        </w:rPr>
-        <w:t>Extensions or Alternate Flows: None</w:t>
-      </w:r>
-    </w:p>
-    <w:p>
-      <w:pPr>
-        <w:rPr>
-          <w:lang w:val="en-US"/>
-        </w:rPr>
-      </w:pPr>
-      <w:r>
-        <w:rPr>
-          <w:lang w:val="en-US"/>
-        </w:rPr>
-        <w:t>Exceptions: (3) If the actor enters an amount of money that is greater than the daily limit, display a message telling the user that. (4) Failed transfer will be added to the log.</w:t>
-      </w:r>
-    </w:p>
-    <w:p>
-      <w:pPr>
-        <w:rPr>
-          <w:lang w:val="en-US"/>
-        </w:rPr>
-      </w:pPr>
-      <w:r>
-        <w:rPr>
-          <w:lang w:val="en-US"/>
-        </w:rPr>
-        <w:t>(3) If the actor enters an amount of money that is greater than the balance stored in the account, display a message telling the user that. (4) Failed transfer will be added to the log.</w:t>
-      </w:r>
-    </w:p>
-    <w:p>
-      <w:pPr>
-        <w:rPr>
-          <w:lang w:val="en-US"/>
-        </w:rPr>
-      </w:pPr>
-      <w:r>
-        <w:rPr>
-          <w:lang w:val="en-US"/>
-        </w:rPr>
-        <w:t>Related Use Cases: </w:t>
-      </w:r>
-    </w:p>
-    <w:p>
-      <w:pPr>
-        <w:rPr>
-          <w:lang w:val="en-US"/>
-        </w:rPr>
-      </w:pPr>
-      <w:r>
-        <w:rPr>
-          <w:lang w:val="en-US"/>
-        </w:rPr>
-        <w:br/>
-      </w:r>
-      <w:r>
-        <w:rPr>
-          <w:lang w:val="en-US"/>
-        </w:rPr>
-        <w:br/>
-      </w:r>
-      <w:r>
-        <w:rPr>
-          <w:lang w:val="en-US"/>
-        </w:rPr>
-        <w:br/>
-      </w:r>
-      <w:r>
-        <w:rPr>
+        <w:t>UML Use Case Diagrams</w:t>
+      </w:r>
+    </w:p>
+    <w:p>
+      <w:pPr>
+        <w:rPr>
+          <w:lang w:val="en-US"/>
+        </w:rPr>
+      </w:pPr>
+    </w:p>
+    <w:p>
+      <w:pPr>
+        <w:rPr>
+          <w:noProof/>
+          <w:lang w:val="en-US"/>
+        </w:rPr>
+      </w:pPr>
+    </w:p>
+    <w:p>
+      <w:pPr>
+        <w:jc w:val="center"/>
+        <w:rPr>
+          <w:lang w:val="en-US"/>
+        </w:rPr>
+      </w:pPr>
+      <w:r>
+        <w:rPr>
+          <w:noProof/>
+          <w:lang w:val="en-US"/>
+        </w:rPr>
+        <w:drawing>
+          <wp:inline distT="0" distB="0" distL="0" distR="0" wp14:anchorId="48C85617" wp14:editId="7476D1B5">
+            <wp:extent cx="5923804" cy="6286500"/>
+            <wp:effectExtent l="0" t="0" r="1270" b="0"/>
+            <wp:docPr id="1658585909" name="Picture 3"/>
+            <wp:cNvGraphicFramePr>
+              <a:graphicFrameLocks xmlns:a="http://schemas.openxmlformats.org/drawingml/2006/main" noChangeAspect="1"/>
+            </wp:cNvGraphicFramePr>
+            <a:graphic xmlns:a="http://schemas.openxmlformats.org/drawingml/2006/main">
+              <a:graphicData uri="http://schemas.openxmlformats.org/drawingml/2006/picture">
+                <pic:pic xmlns:pic="http://schemas.openxmlformats.org/drawingml/2006/picture">
+                  <pic:nvPicPr>
+                    <pic:cNvPr id="1658585909" name="Picture 1658585909"/>
+                    <pic:cNvPicPr/>
+                  </pic:nvPicPr>
+                  <pic:blipFill>
+                    <a:blip r:embed="rId11">
+                      <a:extLst>
+                        <a:ext uri="{28A0092B-C50C-407E-A947-70E740481C1C}">
+                          <a14:useLocalDpi xmlns:a14="http://schemas.microsoft.com/office/drawing/2010/main" val="0"/>
+                        </a:ext>
+                      </a:extLst>
+                    </a:blip>
+                    <a:stretch>
+                      <a:fillRect/>
+                    </a:stretch>
+                  </pic:blipFill>
+                  <pic:spPr>
+                    <a:xfrm>
+                      <a:off x="0" y="0"/>
+                      <a:ext cx="5931345" cy="6294502"/>
+                    </a:xfrm>
+                    <a:prstGeom prst="rect">
+                      <a:avLst/>
+                    </a:prstGeom>
+                  </pic:spPr>
+                </pic:pic>
+              </a:graphicData>
+            </a:graphic>
+          </wp:inline>
+        </w:drawing>
+      </w:r>
+    </w:p>
+    <w:p>
+      <w:pPr>
+        <w:jc w:val="center"/>
+        <w:rPr>
+          <w:lang w:val="en-US"/>
+        </w:rPr>
+      </w:pPr>
+      <w:r>
+        <w:rPr>
+          <w:noProof/>
           <w:lang w:val="en-US"/>
         </w:rPr>
         <w:lastRenderedPageBreak/>
-        <w:br/>
-      </w:r>
-    </w:p>
-    <w:p>
-      <w:pPr>
-        <w:rPr>
-          <w:lang w:val="en-US"/>
-        </w:rPr>
-      </w:pPr>
-      <w:r>
-        <w:rPr>
-          <w:lang w:val="en-US"/>
-        </w:rPr>
-        <w:t>Use Case ID: UC_SEC_002</w:t>
-      </w:r>
-    </w:p>
-    <w:p>
-      <w:pPr>
-        <w:rPr>
-          <w:lang w:val="en-US"/>
-        </w:rPr>
-      </w:pPr>
-      <w:r>
-        <w:rPr>
-          <w:lang w:val="en-US"/>
-        </w:rPr>
-        <w:t>Use Case Name: Account Locks After Failed Pin Attempts</w:t>
-      </w:r>
-    </w:p>
-    <w:p>
-      <w:pPr>
-        <w:rPr>
-          <w:lang w:val="en-US"/>
-        </w:rPr>
-      </w:pPr>
-      <w:r>
-        <w:rPr>
-          <w:lang w:val="en-US"/>
-        </w:rPr>
-        <w:t xml:space="preserve">Relevant </w:t>
-      </w:r>
-      <w:proofErr w:type="gramStart"/>
-      <w:r>
-        <w:rPr>
-          <w:lang w:val="en-US"/>
-        </w:rPr>
-        <w:t>Requirements :</w:t>
-      </w:r>
-      <w:proofErr w:type="gramEnd"/>
-      <w:r>
-        <w:rPr>
-          <w:lang w:val="en-US"/>
-        </w:rPr>
-        <w:t xml:space="preserve"> 3.1.2.4, 3.1.3.2, 4.1.3</w:t>
-      </w:r>
-    </w:p>
-    <w:p>
-      <w:pPr>
-        <w:rPr>
-          <w:lang w:val="en-US"/>
-        </w:rPr>
-      </w:pPr>
-      <w:r>
-        <w:rPr>
-          <w:lang w:val="en-US"/>
-        </w:rPr>
-        <w:t>Primary Actor: Customer (via ATM)</w:t>
-      </w:r>
-    </w:p>
-    <w:p>
-      <w:pPr>
-        <w:rPr>
-          <w:lang w:val="en-US"/>
-        </w:rPr>
-      </w:pPr>
-      <w:r>
-        <w:rPr>
-          <w:lang w:val="en-US"/>
-        </w:rPr>
-        <w:t>Pre-Conditions: (1) Customer attempts to authenticate at an ATM (2) Account is not currently locked (3) ATM is connected to the server via TCP/IP</w:t>
-      </w:r>
-    </w:p>
-    <w:p>
-      <w:pPr>
-        <w:rPr>
-          <w:lang w:val="en-US"/>
-        </w:rPr>
-      </w:pPr>
-      <w:r>
-        <w:rPr>
-          <w:lang w:val="en-US"/>
-        </w:rPr>
-        <w:t xml:space="preserve">Post-Conditions: (1) Account is locked after </w:t>
-      </w:r>
-      <w:r>
-        <w:rPr>
-          <w:color w:val="8064A2" w:themeColor="accent4"/>
-          <w:lang w:val="en-US"/>
-        </w:rPr>
-        <w:t xml:space="preserve">five incorrect (if we are still sticking to five) </w:t>
-      </w:r>
-      <w:r>
-        <w:rPr>
-          <w:lang w:val="en-US"/>
-        </w:rPr>
-        <w:t xml:space="preserve">PIN attempts within a </w:t>
-      </w:r>
-      <w:proofErr w:type="gramStart"/>
-      <w:r>
-        <w:rPr>
-          <w:lang w:val="en-US"/>
-        </w:rPr>
-        <w:t>five minute</w:t>
-      </w:r>
-      <w:proofErr w:type="gramEnd"/>
-      <w:r>
-        <w:rPr>
-          <w:lang w:val="en-US"/>
-        </w:rPr>
-        <w:t xml:space="preserve"> period (2) Lock event is recorded in the system logs (3) Customer must visit a teller to unlock the account</w:t>
-      </w:r>
-    </w:p>
-    <w:p>
-      <w:pPr>
-        <w:rPr>
-          <w:lang w:val="en-US"/>
-        </w:rPr>
-      </w:pPr>
-      <w:r>
-        <w:rPr>
-          <w:lang w:val="en-US"/>
-        </w:rPr>
-        <w:t>Basic Flow or Main Scenario: (1) Customer enters account ID and PIN at the ATM (2) The ATM transmits the authentication request to the server (3) The server validates the PIN (4) If the PIN is incorrect, the server increments the failed attempt counter (5) Steps 1-4 repeat until five incorrect attempts occur (6) The server locks the account (7) The ATM displays a message indicating that the account has been locked</w:t>
-      </w:r>
-    </w:p>
-    <w:p>
-      <w:pPr>
-        <w:rPr>
-          <w:lang w:val="en-US"/>
-        </w:rPr>
-      </w:pPr>
-      <w:r>
-        <w:rPr>
-          <w:lang w:val="en-US"/>
-        </w:rPr>
-        <w:t>Extensions or Alternate Flows: If the customer enters the correct PIN before five failed attempts, the failed attempt counter resets and access is granted</w:t>
-      </w:r>
-    </w:p>
-    <w:p>
-      <w:pPr>
-        <w:rPr>
-          <w:lang w:val="en-US"/>
-        </w:rPr>
-      </w:pPr>
-      <w:r>
-        <w:rPr>
-          <w:lang w:val="en-US"/>
-        </w:rPr>
-        <w:t>Exceptions: (1) If the network connection fails during authentication, the ATM displays a connection error message and the attempt is not counted (2) If the account is already locked, the ATM immediately displays an account locked message</w:t>
-      </w:r>
-    </w:p>
-    <w:p>
-      <w:pPr>
-        <w:rPr>
-          <w:lang w:val="en-US"/>
-        </w:rPr>
-      </w:pPr>
-      <w:r>
-        <w:rPr>
-          <w:lang w:val="en-US"/>
-        </w:rPr>
-        <w:t>Related Use Cases: UC_ACC_002 (Login) </w:t>
-      </w:r>
-    </w:p>
-    <w:p>
-      <w:pPr>
-        <w:rPr>
-          <w:lang w:val="en-US"/>
-        </w:rPr>
-      </w:pPr>
+        <w:drawing>
+          <wp:inline distT="0" distB="0" distL="0" distR="0" wp14:anchorId="1CDEED1C" wp14:editId="2547C4D9">
+            <wp:extent cx="5709285" cy="2605522"/>
+            <wp:effectExtent l="0" t="0" r="5715" b="4445"/>
+            <wp:docPr id="928674766" name="Picture 4"/>
+            <wp:cNvGraphicFramePr>
+              <a:graphicFrameLocks xmlns:a="http://schemas.openxmlformats.org/drawingml/2006/main" noChangeAspect="1"/>
+            </wp:cNvGraphicFramePr>
+            <a:graphic xmlns:a="http://schemas.openxmlformats.org/drawingml/2006/main">
+              <a:graphicData uri="http://schemas.openxmlformats.org/drawingml/2006/picture">
+                <pic:pic xmlns:pic="http://schemas.openxmlformats.org/drawingml/2006/picture">
+                  <pic:nvPicPr>
+                    <pic:cNvPr id="928674766" name="Picture 928674766"/>
+                    <pic:cNvPicPr/>
+                  </pic:nvPicPr>
+                  <pic:blipFill>
+                    <a:blip r:embed="rId12">
+                      <a:extLst>
+                        <a:ext uri="{28A0092B-C50C-407E-A947-70E740481C1C}">
+                          <a14:useLocalDpi xmlns:a14="http://schemas.microsoft.com/office/drawing/2010/main" val="0"/>
+                        </a:ext>
+                      </a:extLst>
+                    </a:blip>
+                    <a:stretch>
+                      <a:fillRect/>
+                    </a:stretch>
+                  </pic:blipFill>
+                  <pic:spPr>
+                    <a:xfrm>
+                      <a:off x="0" y="0"/>
+                      <a:ext cx="5718125" cy="2609556"/>
+                    </a:xfrm>
+                    <a:prstGeom prst="rect">
+                      <a:avLst/>
+                    </a:prstGeom>
+                  </pic:spPr>
+                </pic:pic>
+              </a:graphicData>
+            </a:graphic>
+          </wp:inline>
+        </w:drawing>
+      </w:r>
+    </w:p>
+    <w:p>
+      <w:pPr>
+        <w:jc w:val="center"/>
+        <w:rPr>
+          <w:lang w:val="en-US"/>
+        </w:rPr>
+      </w:pPr>
+    </w:p>
+    <w:p>
+      <w:pPr>
+        <w:jc w:val="center"/>
+        <w:rPr>
+          <w:lang w:val="en-US"/>
+        </w:rPr>
+      </w:pPr>
+      <w:r>
+        <w:rPr>
+          <w:noProof/>
+          <w:lang w:val="en-US"/>
+        </w:rPr>
+        <w:drawing>
+          <wp:inline distT="0" distB="0" distL="0" distR="0" wp14:anchorId="37070C62" wp14:editId="2A45D999">
+            <wp:extent cx="5386070" cy="4194461"/>
+            <wp:effectExtent l="0" t="0" r="5080" b="0"/>
+            <wp:docPr id="155341129" name="Picture 5"/>
+            <wp:cNvGraphicFramePr>
+              <a:graphicFrameLocks xmlns:a="http://schemas.openxmlformats.org/drawingml/2006/main" noChangeAspect="1"/>
+            </wp:cNvGraphicFramePr>
+            <a:graphic xmlns:a="http://schemas.openxmlformats.org/drawingml/2006/main">
+              <a:graphicData uri="http://schemas.openxmlformats.org/drawingml/2006/picture">
+                <pic:pic xmlns:pic="http://schemas.openxmlformats.org/drawingml/2006/picture">
+                  <pic:nvPicPr>
+                    <pic:cNvPr id="155341129" name="Picture 155341129"/>
+                    <pic:cNvPicPr/>
+                  </pic:nvPicPr>
+                  <pic:blipFill>
+                    <a:blip r:embed="rId13">
+                      <a:extLst>
+                        <a:ext uri="{28A0092B-C50C-407E-A947-70E740481C1C}">
+                          <a14:useLocalDpi xmlns:a14="http://schemas.microsoft.com/office/drawing/2010/main" val="0"/>
+                        </a:ext>
+                      </a:extLst>
+                    </a:blip>
+                    <a:stretch>
+                      <a:fillRect/>
+                    </a:stretch>
+                  </pic:blipFill>
+                  <pic:spPr>
+                    <a:xfrm>
+                      <a:off x="0" y="0"/>
+                      <a:ext cx="5391005" cy="4198304"/>
+                    </a:xfrm>
+                    <a:prstGeom prst="rect">
+                      <a:avLst/>
+                    </a:prstGeom>
+                  </pic:spPr>
+                </pic:pic>
+              </a:graphicData>
+            </a:graphic>
+          </wp:inline>
+        </w:drawing>
+      </w:r>
+    </w:p>
+    <w:p>
+      <w:pPr>
+        <w:jc w:val="center"/>
+        <w:rPr>
+          <w:lang w:val="en-US"/>
+        </w:rPr>
+      </w:pPr>
+      <w:r>
+        <w:rPr>
+          <w:noProof/>
+          <w:lang w:val="en-US"/>
+        </w:rPr>
+        <w:lastRenderedPageBreak/>
+        <w:drawing>
+          <wp:inline distT="0" distB="0" distL="0" distR="0" wp14:anchorId="713A0865" wp14:editId="3C4567EC">
+            <wp:extent cx="4996473" cy="6127750"/>
+            <wp:effectExtent l="0" t="0" r="0" b="6350"/>
+            <wp:docPr id="991609489" name="Picture 6"/>
+            <wp:cNvGraphicFramePr>
+              <a:graphicFrameLocks xmlns:a="http://schemas.openxmlformats.org/drawingml/2006/main" noChangeAspect="1"/>
+            </wp:cNvGraphicFramePr>
+            <a:graphic xmlns:a="http://schemas.openxmlformats.org/drawingml/2006/main">
+              <a:graphicData uri="http://schemas.openxmlformats.org/drawingml/2006/picture">
+                <pic:pic xmlns:pic="http://schemas.openxmlformats.org/drawingml/2006/picture">
+                  <pic:nvPicPr>
+                    <pic:cNvPr id="991609489" name="Picture 991609489"/>
+                    <pic:cNvPicPr/>
+                  </pic:nvPicPr>
+                  <pic:blipFill>
+                    <a:blip r:embed="rId14">
+                      <a:extLst>
+                        <a:ext uri="{28A0092B-C50C-407E-A947-70E740481C1C}">
+                          <a14:useLocalDpi xmlns:a14="http://schemas.microsoft.com/office/drawing/2010/main" val="0"/>
+                        </a:ext>
+                      </a:extLst>
+                    </a:blip>
+                    <a:stretch>
+                      <a:fillRect/>
+                    </a:stretch>
+                  </pic:blipFill>
+                  <pic:spPr>
+                    <a:xfrm>
+                      <a:off x="0" y="0"/>
+                      <a:ext cx="5002464" cy="6135098"/>
+                    </a:xfrm>
+                    <a:prstGeom prst="rect">
+                      <a:avLst/>
+                    </a:prstGeom>
+                  </pic:spPr>
+                </pic:pic>
+              </a:graphicData>
+            </a:graphic>
+          </wp:inline>
+        </w:drawing>
+      </w:r>
+    </w:p>
+    <w:p>
+      <w:pPr>
+        <w:jc w:val="center"/>
+        <w:rPr>
+          <w:lang w:val="en-US"/>
+        </w:rPr>
+      </w:pPr>
+    </w:p>
+    <w:p>
+      <w:pPr>
+        <w:rPr>
+          <w:lang w:val="en-US"/>
+        </w:rPr>
+      </w:pPr>
+      <w:r>
+        <w:rPr>
+          <w:lang w:val="en-US"/>
+        </w:rPr>
+        <w:br w:type="page"/>
+      </w:r>
+    </w:p>
+    <w:p>
+      <w:pPr>
+        <w:pStyle w:val="Heading1"/>
+        <w:rPr>
+          <w:lang w:val="en-US"/>
+        </w:rPr>
+      </w:pPr>
+      <w:r>
+        <w:rPr>
+          <w:lang w:val="en-US"/>
+        </w:rPr>
+        <w:lastRenderedPageBreak/>
+        <w:t>Class Diagrams</w:t>
+      </w:r>
+    </w:p>
+    <w:p>
+      <w:pPr>
+        <w:rPr>
+          <w:lang w:val="en-US"/>
+        </w:rPr>
+      </w:pPr>
+    </w:p>
+    <w:p>
+      <w:pPr>
+        <w:rPr>
+          <w:lang w:val="en-US"/>
+        </w:rPr>
+      </w:pPr>
+      <w:r>
+        <w:rPr>
+          <w:noProof/>
+          <w:lang w:val="en-US"/>
+        </w:rPr>
+        <w:drawing>
+          <wp:inline distT="0" distB="0" distL="0" distR="0" wp14:anchorId="56AA27F4" wp14:editId="5688817F">
+            <wp:extent cx="6001824" cy="6654800"/>
+            <wp:effectExtent l="0" t="0" r="0" b="0"/>
+            <wp:docPr id="1623808757" name="Picture 7"/>
+            <wp:cNvGraphicFramePr>
+              <a:graphicFrameLocks xmlns:a="http://schemas.openxmlformats.org/drawingml/2006/main" noChangeAspect="1"/>
+            </wp:cNvGraphicFramePr>
+            <a:graphic xmlns:a="http://schemas.openxmlformats.org/drawingml/2006/main">
+              <a:graphicData uri="http://schemas.openxmlformats.org/drawingml/2006/picture">
+                <pic:pic xmlns:pic="http://schemas.openxmlformats.org/drawingml/2006/picture">
+                  <pic:nvPicPr>
+                    <pic:cNvPr id="1623808757" name="Picture 1623808757"/>
+                    <pic:cNvPicPr/>
+                  </pic:nvPicPr>
+                  <pic:blipFill>
+                    <a:blip r:embed="rId15" cstate="print">
+                      <a:extLst>
+                        <a:ext uri="{28A0092B-C50C-407E-A947-70E740481C1C}">
+                          <a14:useLocalDpi xmlns:a14="http://schemas.microsoft.com/office/drawing/2010/main" val="0"/>
+                        </a:ext>
+                      </a:extLst>
+                    </a:blip>
+                    <a:stretch>
+                      <a:fillRect/>
+                    </a:stretch>
+                  </pic:blipFill>
+                  <pic:spPr>
+                    <a:xfrm>
+                      <a:off x="0" y="0"/>
+                      <a:ext cx="6003245" cy="6656376"/>
+                    </a:xfrm>
+                    <a:prstGeom prst="rect">
+                      <a:avLst/>
+                    </a:prstGeom>
+                  </pic:spPr>
+                </pic:pic>
+              </a:graphicData>
+            </a:graphic>
+          </wp:inline>
+        </w:drawing>
+      </w:r>
+    </w:p>
+    <w:p>
+      <w:pPr>
+        <w:rPr>
+          <w:lang w:val="en-US"/>
+        </w:rPr>
+      </w:pPr>
+    </w:p>
+    <w:p>
+      <w:pPr>
+        <w:rPr>
+          <w:lang w:val="en-US"/>
+        </w:rPr>
+      </w:pPr>
+      <w:r>
+        <w:rPr>
+          <w:lang w:val="en-US"/>
+        </w:rPr>
+        <w:br w:type="page"/>
+      </w:r>
+    </w:p>
+    <w:p>
+      <w:pPr>
+        <w:pStyle w:val="Heading1"/>
+        <w:rPr>
+          <w:lang w:val="en-US"/>
+        </w:rPr>
+      </w:pPr>
+      <w:r>
+        <w:rPr>
+          <w:lang w:val="en-US"/>
+        </w:rPr>
+        <w:lastRenderedPageBreak/>
+        <w:t>Sequence Diagrams</w:t>
+      </w:r>
+    </w:p>
+    <w:p>
+      <w:pPr>
+        <w:rPr>
+          <w:lang w:val="en-US"/>
+        </w:rPr>
+      </w:pPr>
+    </w:p>
+    <w:p>
+      <w:pPr>
+        <w:rPr>
+          <w:lang w:val="en-US"/>
+        </w:rPr>
+      </w:pPr>
+      <w:r>
+        <w:rPr>
+          <w:noProof/>
+          <w:lang w:val="en-US"/>
+        </w:rPr>
+        <w:drawing>
+          <wp:inline distT="0" distB="0" distL="0" distR="0" wp14:anchorId="16F013F2" wp14:editId="2266CE33">
+            <wp:extent cx="5073650" cy="3485854"/>
+            <wp:effectExtent l="0" t="0" r="0" b="635"/>
+            <wp:docPr id="7241475" name="Picture 8"/>
+            <wp:cNvGraphicFramePr>
+              <a:graphicFrameLocks xmlns:a="http://schemas.openxmlformats.org/drawingml/2006/main" noChangeAspect="1"/>
+            </wp:cNvGraphicFramePr>
+            <a:graphic xmlns:a="http://schemas.openxmlformats.org/drawingml/2006/main">
+              <a:graphicData uri="http://schemas.openxmlformats.org/drawingml/2006/picture">
+                <pic:pic xmlns:pic="http://schemas.openxmlformats.org/drawingml/2006/picture">
+                  <pic:nvPicPr>
+                    <pic:cNvPr id="7241475" name="Picture 7241475"/>
+                    <pic:cNvPicPr/>
+                  </pic:nvPicPr>
+                  <pic:blipFill>
+                    <a:blip r:embed="rId16">
+                      <a:extLst>
+                        <a:ext uri="{28A0092B-C50C-407E-A947-70E740481C1C}">
+                          <a14:useLocalDpi xmlns:a14="http://schemas.microsoft.com/office/drawing/2010/main" val="0"/>
+                        </a:ext>
+                      </a:extLst>
+                    </a:blip>
+                    <a:stretch>
+                      <a:fillRect/>
+                    </a:stretch>
+                  </pic:blipFill>
+                  <pic:spPr>
+                    <a:xfrm>
+                      <a:off x="0" y="0"/>
+                      <a:ext cx="5083756" cy="3492798"/>
+                    </a:xfrm>
+                    <a:prstGeom prst="rect">
+                      <a:avLst/>
+                    </a:prstGeom>
+                  </pic:spPr>
+                </pic:pic>
+              </a:graphicData>
+            </a:graphic>
+          </wp:inline>
+        </w:drawing>
+      </w:r>
+    </w:p>
+    <w:p>
+      <w:pPr>
+        <w:rPr>
+          <w:lang w:val="en-US"/>
+        </w:rPr>
+      </w:pPr>
+    </w:p>
+    <w:p>
+      <w:pPr>
+        <w:rPr>
+          <w:lang w:val="en-US"/>
+        </w:rPr>
+      </w:pPr>
+      <w:r>
+        <w:rPr>
+          <w:noProof/>
+          <w:lang w:val="en-US"/>
+        </w:rPr>
+        <w:drawing>
+          <wp:inline distT="0" distB="0" distL="0" distR="0" wp14:anchorId="61C6072E" wp14:editId="1EEB47E0">
+            <wp:extent cx="5270500" cy="3800372"/>
+            <wp:effectExtent l="0" t="0" r="6350" b="0"/>
+            <wp:docPr id="359154653" name="Picture 9"/>
+            <wp:cNvGraphicFramePr>
+              <a:graphicFrameLocks xmlns:a="http://schemas.openxmlformats.org/drawingml/2006/main" noChangeAspect="1"/>
+            </wp:cNvGraphicFramePr>
+            <a:graphic xmlns:a="http://schemas.openxmlformats.org/drawingml/2006/main">
+              <a:graphicData uri="http://schemas.openxmlformats.org/drawingml/2006/picture">
+                <pic:pic xmlns:pic="http://schemas.openxmlformats.org/drawingml/2006/picture">
+                  <pic:nvPicPr>
+                    <pic:cNvPr id="359154653" name="Picture 359154653"/>
+                    <pic:cNvPicPr/>
+                  </pic:nvPicPr>
+                  <pic:blipFill>
+                    <a:blip r:embed="rId17">
+                      <a:extLst>
+                        <a:ext uri="{28A0092B-C50C-407E-A947-70E740481C1C}">
+                          <a14:useLocalDpi xmlns:a14="http://schemas.microsoft.com/office/drawing/2010/main" val="0"/>
+                        </a:ext>
+                      </a:extLst>
+                    </a:blip>
+                    <a:stretch>
+                      <a:fillRect/>
+                    </a:stretch>
+                  </pic:blipFill>
+                  <pic:spPr>
+                    <a:xfrm>
+                      <a:off x="0" y="0"/>
+                      <a:ext cx="5275693" cy="3804117"/>
+                    </a:xfrm>
+                    <a:prstGeom prst="rect">
+                      <a:avLst/>
+                    </a:prstGeom>
+                  </pic:spPr>
+                </pic:pic>
+              </a:graphicData>
+            </a:graphic>
+          </wp:inline>
+        </w:drawing>
+      </w:r>
+    </w:p>
+    <w:p>
+      <w:pPr>
+        <w:rPr>
+          <w:lang w:val="en-US"/>
+        </w:rPr>
+      </w:pPr>
+      <w:r>
+        <w:rPr>
+          <w:noProof/>
+          <w:lang w:val="en-US"/>
+        </w:rPr>
+        <w:lastRenderedPageBreak/>
+        <w:drawing>
+          <wp:inline distT="0" distB="0" distL="0" distR="0" wp14:anchorId="0A621E62" wp14:editId="6C567E0A">
+            <wp:extent cx="5486400" cy="4265930"/>
+            <wp:effectExtent l="0" t="0" r="0" b="1270"/>
+            <wp:docPr id="1574708231" name="Picture 10"/>
+            <wp:cNvGraphicFramePr>
+              <a:graphicFrameLocks xmlns:a="http://schemas.openxmlformats.org/drawingml/2006/main" noChangeAspect="1"/>
+            </wp:cNvGraphicFramePr>
+            <a:graphic xmlns:a="http://schemas.openxmlformats.org/drawingml/2006/main">
+              <a:graphicData uri="http://schemas.openxmlformats.org/drawingml/2006/picture">
+                <pic:pic xmlns:pic="http://schemas.openxmlformats.org/drawingml/2006/picture">
+                  <pic:nvPicPr>
+                    <pic:cNvPr id="1574708231" name="Picture 1574708231"/>
+                    <pic:cNvPicPr/>
+                  </pic:nvPicPr>
+                  <pic:blipFill>
+                    <a:blip r:embed="rId18">
+                      <a:extLst>
+                        <a:ext uri="{28A0092B-C50C-407E-A947-70E740481C1C}">
+                          <a14:useLocalDpi xmlns:a14="http://schemas.microsoft.com/office/drawing/2010/main" val="0"/>
+                        </a:ext>
+                      </a:extLst>
+                    </a:blip>
+                    <a:stretch>
+                      <a:fillRect/>
+                    </a:stretch>
+                  </pic:blipFill>
+                  <pic:spPr>
+                    <a:xfrm>
+                      <a:off x="0" y="0"/>
+                      <a:ext cx="5486400" cy="4265930"/>
+                    </a:xfrm>
+                    <a:prstGeom prst="rect">
+                      <a:avLst/>
+                    </a:prstGeom>
+                  </pic:spPr>
+                </pic:pic>
+              </a:graphicData>
+            </a:graphic>
+          </wp:inline>
+        </w:drawing>
+      </w:r>
     </w:p>
     <w:sectPr>
-      <w:headerReference w:type="default" r:id="rId11"/>
-      <w:footerReference w:type="default" r:id="rId12"/>
-      <w:headerReference w:type="first" r:id="rId13"/>
-      <w:footerReference w:type="first" r:id="rId14"/>
+      <w:headerReference w:type="default" r:id="rId19"/>
+      <w:footerReference w:type="default" r:id="rId20"/>
+      <w:headerReference w:type="first" r:id="rId21"/>
+      <w:footerReference w:type="first" r:id="rId22"/>
       <w:pgSz w:w="12240" w:h="15840"/>
       <w:pgMar w:top="1440" w:right="1800" w:bottom="1800" w:left="1800" w:header="720" w:footer="1080" w:gutter="0"/>
       <w:cols w:space="720"/>
@@ -8802,8 +8650,8 @@
     <w:lsdException w:name="index 7" w:semiHidden="1" w:unhideWhenUsed="1"/>
     <w:lsdException w:name="index 8" w:semiHidden="1" w:unhideWhenUsed="1"/>
     <w:lsdException w:name="index 9" w:semiHidden="1" w:unhideWhenUsed="1"/>
-    <w:lsdException w:name="toc 1" w:semiHidden="1" w:uiPriority="39" w:unhideWhenUsed="1"/>
-    <w:lsdException w:name="toc 2" w:semiHidden="1" w:uiPriority="39" w:unhideWhenUsed="1"/>
+    <w:lsdException w:name="toc 1" w:semiHidden="1" w:uiPriority="0" w:unhideWhenUsed="1"/>
+    <w:lsdException w:name="toc 2" w:semiHidden="1" w:uiPriority="0" w:unhideWhenUsed="1"/>
     <w:lsdException w:name="toc 3" w:semiHidden="1" w:uiPriority="39" w:unhideWhenUsed="1"/>
     <w:lsdException w:name="toc 4" w:semiHidden="1" w:uiPriority="39" w:unhideWhenUsed="1"/>
     <w:lsdException w:name="toc 5" w:semiHidden="1" w:uiPriority="39" w:unhideWhenUsed="1"/>
@@ -9291,6 +9139,7 @@
   <w:style w:type="character" w:default="1" w:styleId="DefaultParagraphFont">
     <w:name w:val="Default Paragraph Font"/>
     <w:uiPriority w:val="1"/>
+    <w:semiHidden/>
     <w:unhideWhenUsed/>
   </w:style>
   <w:style w:type="table" w:default="1" w:styleId="TableNormal">
@@ -9374,6 +9223,46 @@
         <w:right w:w="115" w:type="dxa"/>
       </w:tblCellMar>
     </w:tblPr>
+  </w:style>
+  <w:style w:type="character" w:customStyle="1" w:styleId="IndexLink">
+    <w:name w:val="Index Link"/>
+    <w:qFormat/>
+    <w:rsid w:val="00B366D4"/>
+  </w:style>
+  <w:style w:type="paragraph" w:styleId="TOC1">
+    <w:name w:val="toc 1"/>
+    <w:basedOn w:val="Normal"/>
+    <w:next w:val="Normal"/>
+    <w:rsid w:val="00B366D4"/>
+    <w:pPr>
+      <w:tabs>
+        <w:tab w:val="right" w:leader="dot" w:pos="8640"/>
+      </w:tabs>
+      <w:suppressAutoHyphens/>
+      <w:spacing w:before="120" w:after="120"/>
+    </w:pPr>
+    <w:rPr>
+      <w:b/>
+      <w:caps/>
+      <w:lang w:val="en-US" w:eastAsia="zh-CN"/>
+    </w:rPr>
+  </w:style>
+  <w:style w:type="paragraph" w:styleId="TOC2">
+    <w:name w:val="toc 2"/>
+    <w:basedOn w:val="Normal"/>
+    <w:next w:val="Normal"/>
+    <w:rsid w:val="00B366D4"/>
+    <w:pPr>
+      <w:tabs>
+        <w:tab w:val="right" w:leader="dot" w:pos="8640"/>
+      </w:tabs>
+      <w:suppressAutoHyphens/>
+      <w:ind w:left="200"/>
+    </w:pPr>
+    <w:rPr>
+      <w:smallCaps/>
+      <w:lang w:val="en-US" w:eastAsia="zh-CN"/>
+    </w:rPr>
   </w:style>
 </w:styles>
 </file>
